--- a/Phase1/Phase -1 .docx
+++ b/Phase1/Phase -1 .docx
@@ -1,41 +1,39 @@
 
 <file path=word/document.xml><?xml version="1.0" encoding="utf-8"?>
-<w:document xmlns:r="http://schemas.openxmlformats.org/officeDocument/2006/relationships" xmlns:wp="http://schemas.openxmlformats.org/drawingml/2006/wordprocessingDrawing" xmlns:w="http://schemas.openxmlformats.org/wordprocessingml/2006/main" xmlns:w10="urn:schemas-microsoft-com:office:word" xmlns:w14="http://schemas.microsoft.com/office/word/2010/wordml" xmlns:wps="http://schemas.microsoft.com/office/word/2010/wordprocessingShape" xmlns:wpg="http://schemas.microsoft.com/office/word/2010/wordprocessingGroup" xmlns:mc="http://schemas.openxmlformats.org/markup-compatibility/2006" xmlns:v="urn:schemas-microsoft-com:vml" xmlns:o="urn:schemas-microsoft-com:office:office" xmlns:m="http://schemas.openxmlformats.org/officeDocument/2006/math" mc:Ignorable="w14">
+<w:document xmlns:wpc="http://schemas.microsoft.com/office/word/2010/wordprocessingCanvas" xmlns:cx="http://schemas.microsoft.com/office/drawing/2014/chartex" xmlns:cx1="http://schemas.microsoft.com/office/drawing/2015/9/8/chartex" xmlns:cx2="http://schemas.microsoft.com/office/drawing/2015/10/21/chartex" xmlns:cx3="http://schemas.microsoft.com/office/drawing/2016/5/9/chartex" xmlns:cx4="http://schemas.microsoft.com/office/drawing/2016/5/10/chartex" xmlns:cx5="http://schemas.microsoft.com/office/drawing/2016/5/11/chartex" xmlns:cx6="http://schemas.microsoft.com/office/drawing/2016/5/12/chartex" xmlns:cx7="http://schemas.microsoft.com/office/drawing/2016/5/13/chartex" xmlns:cx8="http://schemas.microsoft.com/office/drawing/2016/5/14/chartex" xmlns:mc="http://schemas.openxmlformats.org/markup-compatibility/2006" xmlns:aink="http://schemas.microsoft.com/office/drawing/2016/ink" xmlns:am3d="http://schemas.microsoft.com/office/drawing/2017/model3d" xmlns:o="urn:schemas-microsoft-com:office:office" xmlns:oel="http://schemas.microsoft.com/office/2019/extlst" xmlns:r="http://schemas.openxmlformats.org/officeDocument/2006/relationships" xmlns:m="http://schemas.openxmlformats.org/officeDocument/2006/math" xmlns:v="urn:schemas-microsoft-com:vml" xmlns:wp14="http://schemas.microsoft.com/office/word/2010/wordprocessingDrawing" xmlns:wp="http://schemas.openxmlformats.org/drawingml/2006/wordprocessingDrawing" xmlns:w10="urn:schemas-microsoft-com:office:word" xmlns:w="http://schemas.openxmlformats.org/wordprocessingml/2006/main" xmlns:w14="http://schemas.microsoft.com/office/word/2010/wordml" xmlns:w15="http://schemas.microsoft.com/office/word/2012/wordml" xmlns:w16cex="http://schemas.microsoft.com/office/word/2018/wordml/cex" xmlns:w16cid="http://schemas.microsoft.com/office/word/2016/wordml/cid" xmlns:w16="http://schemas.microsoft.com/office/word/2018/wordml" xmlns:w16du="http://schemas.microsoft.com/office/word/2023/wordml/word16du" xmlns:w16sdtdh="http://schemas.microsoft.com/office/word/2020/wordml/sdtdatahash" xmlns:w16sdtfl="http://schemas.microsoft.com/office/word/2024/wordml/sdtformatlock" xmlns:w16se="http://schemas.microsoft.com/office/word/2015/wordml/symex" xmlns:wpg="http://schemas.microsoft.com/office/word/2010/wordprocessingGroup" xmlns:wpi="http://schemas.microsoft.com/office/word/2010/wordprocessingInk" xmlns:wne="http://schemas.microsoft.com/office/word/2006/wordml" xmlns:wps="http://schemas.microsoft.com/office/word/2010/wordprocessingShape" mc:Ignorable="w14 w15 w16se w16cid w16 w16cex w16sdtdh w16sdtfl w16du wp14">
   <w:body>
     <w:p>
       <w:pPr>
-        <w:pStyle w:val="Body A"/>
+        <w:pStyle w:val="BodyA"/>
         <w:spacing w:after="55"/>
-        <w:ind w:left="55" w:right="13" w:hanging="10"/>
+        <w:ind w:left="55" w:right="13"/>
         <w:jc w:val="center"/>
       </w:pPr>
       <w:r>
         <w:rPr>
           <w:rFonts w:ascii="Times New Roman" w:hAnsi="Times New Roman"/>
-          <w:b w:val="1"/>
-          <w:bCs w:val="1"/>
+          <w:b/>
+          <w:bCs/>
           <w:sz w:val="28"/>
           <w:szCs w:val="28"/>
-          <w:rtl w:val="0"/>
         </w:rPr>
         <w:t xml:space="preserve">23CSE111 OBJECT ORIENTED PROGRAMMING </w:t>
       </w:r>
     </w:p>
     <w:p>
       <w:pPr>
-        <w:pStyle w:val="Body A"/>
+        <w:pStyle w:val="BodyA"/>
         <w:spacing w:after="55"/>
-        <w:ind w:left="55" w:right="8" w:hanging="10"/>
+        <w:ind w:left="55" w:right="8"/>
         <w:jc w:val="center"/>
       </w:pPr>
       <w:r>
         <w:rPr>
           <w:rFonts w:ascii="Times New Roman" w:hAnsi="Times New Roman"/>
-          <w:b w:val="1"/>
-          <w:bCs w:val="1"/>
+          <w:b/>
+          <w:bCs/>
           <w:sz w:val="28"/>
           <w:szCs w:val="28"/>
-          <w:rtl w:val="0"/>
           <w:lang w:val="nl-NL"/>
         </w:rPr>
         <w:t xml:space="preserve">S2 B.Tech CSE </w:t>
@@ -43,19 +41,18 @@
     </w:p>
     <w:p>
       <w:pPr>
-        <w:pStyle w:val="Body A"/>
+        <w:pStyle w:val="BodyA"/>
         <w:spacing w:after="55"/>
-        <w:ind w:left="55" w:right="20" w:hanging="10"/>
+        <w:ind w:left="55" w:right="20"/>
         <w:jc w:val="center"/>
       </w:pPr>
       <w:r>
         <w:rPr>
           <w:rFonts w:ascii="Times New Roman" w:hAnsi="Times New Roman"/>
-          <w:b w:val="1"/>
-          <w:bCs w:val="1"/>
+          <w:b/>
+          <w:bCs/>
           <w:sz w:val="28"/>
           <w:szCs w:val="28"/>
-          <w:rtl w:val="0"/>
           <w:lang w:val="en-US"/>
         </w:rPr>
         <w:t xml:space="preserve">Department of Computer Science and Engineering </w:t>
@@ -63,39 +60,61 @@
     </w:p>
     <w:p>
       <w:pPr>
-        <w:pStyle w:val="Body A"/>
+        <w:pStyle w:val="BodyA"/>
         <w:spacing w:after="55"/>
-        <w:ind w:left="55" w:right="10" w:hanging="10"/>
+        <w:ind w:left="55" w:right="10"/>
         <w:jc w:val="center"/>
       </w:pPr>
       <w:r>
         <w:rPr>
           <w:rFonts w:ascii="Times New Roman" w:hAnsi="Times New Roman"/>
-          <w:b w:val="1"/>
-          <w:bCs w:val="1"/>
+          <w:b/>
+          <w:bCs/>
           <w:sz w:val="28"/>
           <w:szCs w:val="28"/>
-          <w:rtl w:val="0"/>
           <w:lang w:val="en-US"/>
         </w:rPr>
-        <w:t xml:space="preserve">Amrita School of Computing, Amritapuri Campus </w:t>
+        <w:t xml:space="preserve">Amrita School of Computing, </w:t>
+      </w:r>
+      <w:proofErr w:type="spellStart"/>
+      <w:r>
+        <w:rPr>
+          <w:rFonts w:ascii="Times New Roman" w:hAnsi="Times New Roman"/>
+          <w:b/>
+          <w:bCs/>
+          <w:sz w:val="28"/>
+          <w:szCs w:val="28"/>
+          <w:lang w:val="en-US"/>
+        </w:rPr>
+        <w:t>Amritapuri</w:t>
+      </w:r>
+      <w:proofErr w:type="spellEnd"/>
+      <w:r>
+        <w:rPr>
+          <w:rFonts w:ascii="Times New Roman" w:hAnsi="Times New Roman"/>
+          <w:b/>
+          <w:bCs/>
+          <w:sz w:val="28"/>
+          <w:szCs w:val="28"/>
+          <w:lang w:val="en-US"/>
+        </w:rPr>
+        <w:t xml:space="preserve"> Campus </w:t>
       </w:r>
     </w:p>
     <w:p>
       <w:pPr>
-        <w:pStyle w:val="Body A"/>
+        <w:pStyle w:val="BodyA"/>
         <w:spacing w:after="9"/>
-        <w:ind w:left="55" w:hanging="10"/>
+        <w:ind w:left="55"/>
         <w:jc w:val="center"/>
       </w:pPr>
       <w:r>
         <w:rPr>
           <w:rFonts w:ascii="Times New Roman" w:hAnsi="Times New Roman"/>
-          <w:b w:val="1"/>
-          <w:bCs w:val="1"/>
+          <w:b/>
+          <w:bCs/>
           <w:sz w:val="28"/>
           <w:szCs w:val="28"/>
-          <w:rtl w:val="0"/>
           <w:lang w:val="en-US"/>
         </w:rPr>
         <w:t xml:space="preserve">CASE STUDY  </w:t>
@@ -103,7 +122,7 @@
     </w:p>
     <w:p>
       <w:pPr>
-        <w:pStyle w:val="Body A"/>
+        <w:pStyle w:val="BodyA"/>
         <w:spacing w:after="39"/>
         <w:ind w:left="31" w:firstLine="0"/>
         <w:jc w:val="center"/>
@@ -111,42 +130,28 @@
       <w:r>
         <w:rPr>
           <w:rFonts w:ascii="Times New Roman" w:hAnsi="Times New Roman"/>
-          <w:b w:val="1"/>
-          <w:bCs w:val="1"/>
+          <w:b/>
+          <w:bCs/>
           <w:sz w:val="24"/>
           <w:szCs w:val="24"/>
-          <w:rtl w:val="0"/>
         </w:rPr>
         <w:t xml:space="preserve">PHASE </w:t>
       </w:r>
       <w:r>
         <w:rPr>
-          <w:rFonts w:ascii="Times New Roman" w:hAnsi="Times New Roman" w:hint="default"/>
-          <w:b w:val="1"/>
-          <w:bCs w:val="1"/>
+          <w:rFonts w:ascii="Times New Roman" w:hAnsi="Times New Roman"/>
+          <w:b/>
+          <w:bCs/>
           <w:sz w:val="24"/>
           <w:szCs w:val="24"/>
-          <w:rtl w:val="0"/>
           <w:lang w:val="en-US"/>
         </w:rPr>
-        <w:t xml:space="preserve">– </w:t>
-      </w:r>
-      <w:r>
-        <w:rPr>
-          <w:rFonts w:ascii="Times New Roman" w:hAnsi="Times New Roman"/>
-          <w:b w:val="1"/>
-          <w:bCs w:val="1"/>
-          <w:sz w:val="24"/>
-          <w:szCs w:val="24"/>
-          <w:rtl w:val="0"/>
-          <w:lang w:val="en-US"/>
-        </w:rPr>
-        <w:t xml:space="preserve">I (Analysis) </w:t>
+        <w:t xml:space="preserve">– I (Analysis) </w:t>
       </w:r>
     </w:p>
     <w:p>
       <w:pPr>
-        <w:pStyle w:val="Body A"/>
+        <w:pStyle w:val="BodyA"/>
         <w:spacing w:after="0"/>
         <w:ind w:left="31" w:firstLine="0"/>
         <w:jc w:val="center"/>
@@ -156,28 +161,44 @@
           <w:rFonts w:ascii="Times New Roman" w:hAnsi="Times New Roman"/>
           <w:sz w:val="24"/>
           <w:szCs w:val="24"/>
-          <w:rtl w:val="0"/>
           <w:lang w:val="en-US"/>
         </w:rPr>
-        <w:t xml:space="preserve">Problem Identification &amp; Class Mapping  (CO1) </w:t>
+        <w:t xml:space="preserve">Problem Identification &amp; Class </w:t>
+      </w:r>
+      <w:proofErr w:type="gramStart"/>
+      <w:r>
+        <w:rPr>
+          <w:rFonts w:ascii="Times New Roman" w:hAnsi="Times New Roman"/>
+          <w:sz w:val="24"/>
+          <w:szCs w:val="24"/>
+          <w:lang w:val="en-US"/>
+        </w:rPr>
+        <w:t>Mapping  (</w:t>
+      </w:r>
+      <w:proofErr w:type="gramEnd"/>
+      <w:r>
+        <w:rPr>
+          <w:rFonts w:ascii="Times New Roman" w:hAnsi="Times New Roman"/>
+          <w:sz w:val="24"/>
+          <w:szCs w:val="24"/>
+          <w:lang w:val="en-US"/>
+        </w:rPr>
+        <w:t xml:space="preserve">CO1) </w:t>
       </w:r>
     </w:p>
     <w:p>
       <w:pPr>
-        <w:pStyle w:val="Body A"/>
+        <w:pStyle w:val="BodyA"/>
         <w:spacing w:after="12"/>
         <w:ind w:left="0" w:firstLine="0"/>
       </w:pPr>
       <w:r>
-        <w:rPr>
-          <w:rtl w:val="0"/>
-        </w:rPr>
         <w:t xml:space="preserve"> </w:t>
       </w:r>
     </w:p>
     <w:p>
       <w:pPr>
-        <w:pStyle w:val="Body A"/>
+        <w:pStyle w:val="BodyA"/>
         <w:tabs>
           <w:tab w:val="center" w:pos="1470"/>
           <w:tab w:val="center" w:pos="2277"/>
@@ -186,24 +207,45 @@
       </w:pPr>
       <w:r>
         <w:rPr>
-          <w:rtl w:val="0"/>
           <w:lang w:val="en-US"/>
         </w:rPr>
-        <w:t xml:space="preserve">Group No  </w:t>
+        <w:t xml:space="preserve">Group </w:t>
+      </w:r>
+      <w:proofErr w:type="gramStart"/>
+      <w:r>
+        <w:rPr>
+          <w:lang w:val="en-US"/>
+        </w:rPr>
+        <w:t xml:space="preserve">No  </w:t>
+      </w:r>
+      <w:r>
+        <w:rPr>
+          <w:lang w:val="en-US"/>
+        </w:rPr>
         <w:tab/>
+      </w:r>
+      <w:proofErr w:type="gramEnd"/>
+      <w:r>
+        <w:rPr>
+          <w:lang w:val="en-US"/>
+        </w:rPr>
         <w:t xml:space="preserve">: </w:t>
+      </w:r>
+      <w:r>
+        <w:rPr>
+          <w:lang w:val="en-US"/>
+        </w:rPr>
         <w:tab/>
         <w:t xml:space="preserve">C9 </w:t>
       </w:r>
     </w:p>
     <w:p>
       <w:pPr>
-        <w:pStyle w:val="Body A"/>
+        <w:pStyle w:val="BodyA"/>
         <w:ind w:left="0" w:firstLine="0"/>
       </w:pPr>
       <w:r>
         <w:rPr>
-          <w:rtl w:val="0"/>
           <w:lang w:val="fr-FR"/>
         </w:rPr>
         <w:t xml:space="preserve">Team Members : </w:t>
@@ -212,51 +254,47 @@
     <w:tbl>
       <w:tblPr>
         <w:tblW w:w="5496" w:type="dxa"/>
-        <w:jc w:val="left"/>
         <w:tblInd w:w="2095" w:type="dxa"/>
         <w:tblBorders>
-          <w:top w:val="single" w:color="ffffff" w:sz="8" w:space="0" w:shadow="0" w:frame="0"/>
-          <w:left w:val="single" w:color="ffffff" w:sz="8" w:space="0" w:shadow="0" w:frame="0"/>
-          <w:bottom w:val="single" w:color="ffffff" w:sz="8" w:space="0" w:shadow="0" w:frame="0"/>
-          <w:right w:val="single" w:color="ffffff" w:sz="8" w:space="0" w:shadow="0" w:frame="0"/>
-          <w:insideH w:val="single" w:color="ffffff" w:sz="8" w:space="0" w:shadow="0" w:frame="0"/>
-          <w:insideV w:val="single" w:color="ffffff" w:sz="8" w:space="0" w:shadow="0" w:frame="0"/>
+          <w:top w:val="single" w:sz="8" w:space="0" w:color="FFFFFF"/>
+          <w:left w:val="single" w:sz="8" w:space="0" w:color="FFFFFF"/>
+          <w:bottom w:val="single" w:sz="8" w:space="0" w:color="FFFFFF"/>
+          <w:right w:val="single" w:sz="8" w:space="0" w:color="FFFFFF"/>
+          <w:insideH w:val="single" w:sz="8" w:space="0" w:color="FFFFFF"/>
+          <w:insideV w:val="single" w:sz="8" w:space="0" w:color="FFFFFF"/>
         </w:tblBorders>
-        <w:shd w:val="clear" w:color="auto" w:fill="cad1d7"/>
+        <w:shd w:val="clear" w:color="auto" w:fill="CAD1D7"/>
         <w:tblLayout w:type="fixed"/>
+        <w:tblLook w:val="04A0" w:firstRow="1" w:lastRow="0" w:firstColumn="1" w:lastColumn="0" w:noHBand="0" w:noVBand="1"/>
       </w:tblPr>
       <w:tblGrid>
         <w:gridCol w:w="2529"/>
         <w:gridCol w:w="2967"/>
       </w:tblGrid>
       <w:tr>
-        <w:tblPrEx>
-          <w:shd w:val="clear" w:color="auto" w:fill="cad1d7"/>
-        </w:tblPrEx>
         <w:trPr>
-          <w:trHeight w:val="232" w:hRule="atLeast"/>
+          <w:trHeight w:val="232"/>
         </w:trPr>
         <w:tc>
           <w:tcPr>
-            <w:tcW w:type="dxa" w:w="2529"/>
+            <w:tcW w:w="2529" w:type="dxa"/>
             <w:tcBorders>
-              <w:top w:val="single" w:color="000000" w:sz="4" w:space="0" w:shadow="0" w:frame="0"/>
-              <w:left w:val="single" w:color="000000" w:sz="4" w:space="0" w:shadow="0" w:frame="0"/>
-              <w:bottom w:val="single" w:color="000000" w:sz="4" w:space="0" w:shadow="0" w:frame="0"/>
-              <w:right w:val="single" w:color="000000" w:sz="4" w:space="0" w:shadow="0" w:frame="0"/>
+              <w:top w:val="single" w:sz="4" w:space="0" w:color="000000"/>
+              <w:left w:val="single" w:sz="4" w:space="0" w:color="000000"/>
+              <w:bottom w:val="single" w:sz="4" w:space="0" w:color="000000"/>
+              <w:right w:val="single" w:sz="4" w:space="0" w:color="000000"/>
             </w:tcBorders>
-            <w:shd w:val="clear" w:color="auto" w:fill="d9d9d9"/>
+            <w:shd w:val="clear" w:color="auto" w:fill="D9D9D9"/>
             <w:tcMar>
-              <w:top w:type="dxa" w:w="80"/>
-              <w:left w:type="dxa" w:w="84"/>
-              <w:bottom w:type="dxa" w:w="80"/>
-              <w:right w:type="dxa" w:w="80"/>
+              <w:top w:w="80" w:type="dxa"/>
+              <w:left w:w="84" w:type="dxa"/>
+              <w:bottom w:w="80" w:type="dxa"/>
+              <w:right w:w="80" w:type="dxa"/>
             </w:tcMar>
-            <w:vAlign w:val="top"/>
           </w:tcPr>
           <w:p>
             <w:pPr>
-              <w:pStyle w:val="Body A"/>
+              <w:pStyle w:val="BodyA"/>
               <w:spacing w:after="0"/>
               <w:ind w:left="4" w:firstLine="0"/>
             </w:pPr>
@@ -265,8 +303,6 @@
                 <w:rFonts w:ascii="Times New Roman" w:hAnsi="Times New Roman"/>
                 <w:sz w:val="20"/>
                 <w:szCs w:val="20"/>
-                <w:shd w:val="nil" w:color="auto" w:fill="auto"/>
-                <w:rtl w:val="0"/>
                 <w:lang w:val="en-US"/>
               </w:rPr>
               <w:t xml:space="preserve">Roll No  </w:t>
@@ -275,25 +311,24 @@
         </w:tc>
         <w:tc>
           <w:tcPr>
-            <w:tcW w:type="dxa" w:w="2967"/>
+            <w:tcW w:w="2967" w:type="dxa"/>
             <w:tcBorders>
-              <w:top w:val="single" w:color="000000" w:sz="4" w:space="0" w:shadow="0" w:frame="0"/>
-              <w:left w:val="single" w:color="000000" w:sz="4" w:space="0" w:shadow="0" w:frame="0"/>
-              <w:bottom w:val="single" w:color="000000" w:sz="4" w:space="0" w:shadow="0" w:frame="0"/>
-              <w:right w:val="single" w:color="000000" w:sz="4" w:space="0" w:shadow="0" w:frame="0"/>
+              <w:top w:val="single" w:sz="4" w:space="0" w:color="000000"/>
+              <w:left w:val="single" w:sz="4" w:space="0" w:color="000000"/>
+              <w:bottom w:val="single" w:sz="4" w:space="0" w:color="000000"/>
+              <w:right w:val="single" w:sz="4" w:space="0" w:color="000000"/>
             </w:tcBorders>
-            <w:shd w:val="clear" w:color="auto" w:fill="d9d9d9"/>
+            <w:shd w:val="clear" w:color="auto" w:fill="D9D9D9"/>
             <w:tcMar>
-              <w:top w:type="dxa" w:w="80"/>
-              <w:left w:type="dxa" w:w="80"/>
-              <w:bottom w:type="dxa" w:w="80"/>
-              <w:right w:type="dxa" w:w="80"/>
+              <w:top w:w="80" w:type="dxa"/>
+              <w:left w:w="80" w:type="dxa"/>
+              <w:bottom w:w="80" w:type="dxa"/>
+              <w:right w:w="80" w:type="dxa"/>
             </w:tcMar>
-            <w:vAlign w:val="top"/>
           </w:tcPr>
           <w:p>
             <w:pPr>
-              <w:pStyle w:val="Body A"/>
+              <w:pStyle w:val="BodyA"/>
               <w:spacing w:after="0"/>
               <w:ind w:left="0" w:firstLine="0"/>
             </w:pPr>
@@ -302,8 +337,6 @@
                 <w:rFonts w:ascii="Times New Roman" w:hAnsi="Times New Roman"/>
                 <w:sz w:val="20"/>
                 <w:szCs w:val="20"/>
-                <w:shd w:val="nil" w:color="auto" w:fill="auto"/>
-                <w:rtl w:val="0"/>
                 <w:lang w:val="en-US"/>
               </w:rPr>
               <w:t xml:space="preserve">Student Name </w:t>
@@ -312,33 +345,28 @@
         </w:tc>
       </w:tr>
       <w:tr>
-        <w:tblPrEx>
-          <w:shd w:val="clear" w:color="auto" w:fill="cad1d7"/>
-        </w:tblPrEx>
         <w:trPr>
-          <w:trHeight w:val="232" w:hRule="atLeast"/>
+          <w:trHeight w:val="232"/>
         </w:trPr>
         <w:tc>
           <w:tcPr>
-            <w:tcW w:type="dxa" w:w="2529"/>
+            <w:tcW w:w="2529" w:type="dxa"/>
             <w:tcBorders>
-              <w:top w:val="single" w:color="000000" w:sz="4" w:space="0" w:shadow="0" w:frame="0"/>
-              <w:left w:val="single" w:color="000000" w:sz="4" w:space="0" w:shadow="0" w:frame="0"/>
-              <w:bottom w:val="single" w:color="000000" w:sz="4" w:space="0" w:shadow="0" w:frame="0"/>
-              <w:right w:val="single" w:color="000000" w:sz="4" w:space="0" w:shadow="0" w:frame="0"/>
+              <w:top w:val="single" w:sz="4" w:space="0" w:color="000000"/>
+              <w:left w:val="single" w:sz="4" w:space="0" w:color="000000"/>
+              <w:bottom w:val="single" w:sz="4" w:space="0" w:color="000000"/>
+              <w:right w:val="single" w:sz="4" w:space="0" w:color="000000"/>
             </w:tcBorders>
-            <w:shd w:val="clear" w:color="auto" w:fill="auto"/>
             <w:tcMar>
-              <w:top w:type="dxa" w:w="80"/>
-              <w:left w:type="dxa" w:w="84"/>
-              <w:bottom w:type="dxa" w:w="80"/>
-              <w:right w:type="dxa" w:w="80"/>
+              <w:top w:w="80" w:type="dxa"/>
+              <w:left w:w="84" w:type="dxa"/>
+              <w:bottom w:w="80" w:type="dxa"/>
+              <w:right w:w="80" w:type="dxa"/>
             </w:tcMar>
-            <w:vAlign w:val="top"/>
           </w:tcPr>
           <w:p>
             <w:pPr>
-              <w:pStyle w:val="Body A"/>
+              <w:pStyle w:val="BodyA"/>
               <w:spacing w:after="0"/>
               <w:ind w:left="4" w:firstLine="0"/>
             </w:pPr>
@@ -347,8 +375,6 @@
                 <w:rFonts w:ascii="Times New Roman" w:hAnsi="Times New Roman"/>
                 <w:sz w:val="20"/>
                 <w:szCs w:val="20"/>
-                <w:shd w:val="nil" w:color="auto" w:fill="auto"/>
-                <w:rtl w:val="0"/>
                 <w:lang w:val="en-US"/>
               </w:rPr>
               <w:t xml:space="preserve">AM.SC.U4CSE25262 </w:t>
@@ -357,25 +383,23 @@
         </w:tc>
         <w:tc>
           <w:tcPr>
-            <w:tcW w:type="dxa" w:w="2967"/>
+            <w:tcW w:w="2967" w:type="dxa"/>
             <w:tcBorders>
-              <w:top w:val="single" w:color="000000" w:sz="4" w:space="0" w:shadow="0" w:frame="0"/>
-              <w:left w:val="single" w:color="000000" w:sz="4" w:space="0" w:shadow="0" w:frame="0"/>
-              <w:bottom w:val="single" w:color="000000" w:sz="4" w:space="0" w:shadow="0" w:frame="0"/>
-              <w:right w:val="single" w:color="000000" w:sz="4" w:space="0" w:shadow="0" w:frame="0"/>
+              <w:top w:val="single" w:sz="4" w:space="0" w:color="000000"/>
+              <w:left w:val="single" w:sz="4" w:space="0" w:color="000000"/>
+              <w:bottom w:val="single" w:sz="4" w:space="0" w:color="000000"/>
+              <w:right w:val="single" w:sz="4" w:space="0" w:color="000000"/>
             </w:tcBorders>
-            <w:shd w:val="clear" w:color="auto" w:fill="auto"/>
             <w:tcMar>
-              <w:top w:type="dxa" w:w="80"/>
-              <w:left w:type="dxa" w:w="80"/>
-              <w:bottom w:type="dxa" w:w="80"/>
-              <w:right w:type="dxa" w:w="80"/>
+              <w:top w:w="80" w:type="dxa"/>
+              <w:left w:w="80" w:type="dxa"/>
+              <w:bottom w:w="80" w:type="dxa"/>
+              <w:right w:w="80" w:type="dxa"/>
             </w:tcMar>
-            <w:vAlign w:val="top"/>
           </w:tcPr>
           <w:p>
             <w:pPr>
-              <w:pStyle w:val="Body A"/>
+              <w:pStyle w:val="BodyA"/>
               <w:spacing w:after="0"/>
               <w:ind w:left="0" w:firstLine="0"/>
             </w:pPr>
@@ -384,8 +408,6 @@
                 <w:rFonts w:ascii="Times New Roman" w:hAnsi="Times New Roman"/>
                 <w:sz w:val="20"/>
                 <w:szCs w:val="20"/>
-                <w:shd w:val="nil" w:color="auto" w:fill="auto"/>
-                <w:rtl w:val="0"/>
                 <w:lang w:val="en-US"/>
               </w:rPr>
               <w:t xml:space="preserve">Nithilan S </w:t>
@@ -394,33 +416,28 @@
         </w:tc>
       </w:tr>
       <w:tr>
-        <w:tblPrEx>
-          <w:shd w:val="clear" w:color="auto" w:fill="cad1d7"/>
-        </w:tblPrEx>
         <w:trPr>
-          <w:trHeight w:val="232" w:hRule="atLeast"/>
+          <w:trHeight w:val="232"/>
         </w:trPr>
         <w:tc>
           <w:tcPr>
-            <w:tcW w:type="dxa" w:w="2529"/>
+            <w:tcW w:w="2529" w:type="dxa"/>
             <w:tcBorders>
-              <w:top w:val="single" w:color="000000" w:sz="4" w:space="0" w:shadow="0" w:frame="0"/>
-              <w:left w:val="single" w:color="000000" w:sz="4" w:space="0" w:shadow="0" w:frame="0"/>
-              <w:bottom w:val="single" w:color="000000" w:sz="4" w:space="0" w:shadow="0" w:frame="0"/>
-              <w:right w:val="single" w:color="000000" w:sz="4" w:space="0" w:shadow="0" w:frame="0"/>
+              <w:top w:val="single" w:sz="4" w:space="0" w:color="000000"/>
+              <w:left w:val="single" w:sz="4" w:space="0" w:color="000000"/>
+              <w:bottom w:val="single" w:sz="4" w:space="0" w:color="000000"/>
+              <w:right w:val="single" w:sz="4" w:space="0" w:color="000000"/>
             </w:tcBorders>
-            <w:shd w:val="clear" w:color="auto" w:fill="auto"/>
             <w:tcMar>
-              <w:top w:type="dxa" w:w="80"/>
-              <w:left w:type="dxa" w:w="84"/>
-              <w:bottom w:type="dxa" w:w="80"/>
-              <w:right w:type="dxa" w:w="80"/>
+              <w:top w:w="80" w:type="dxa"/>
+              <w:left w:w="84" w:type="dxa"/>
+              <w:bottom w:w="80" w:type="dxa"/>
+              <w:right w:w="80" w:type="dxa"/>
             </w:tcMar>
-            <w:vAlign w:val="top"/>
           </w:tcPr>
           <w:p>
             <w:pPr>
-              <w:pStyle w:val="Body A"/>
+              <w:pStyle w:val="BodyA"/>
               <w:spacing w:after="0"/>
               <w:ind w:left="4" w:firstLine="0"/>
             </w:pPr>
@@ -429,8 +446,6 @@
                 <w:rFonts w:ascii="Times New Roman" w:hAnsi="Times New Roman"/>
                 <w:sz w:val="20"/>
                 <w:szCs w:val="20"/>
-                <w:shd w:val="nil" w:color="auto" w:fill="auto"/>
-                <w:rtl w:val="0"/>
                 <w:lang w:val="en-US"/>
               </w:rPr>
               <w:t xml:space="preserve">AM.SC.U4CSE25215 </w:t>
@@ -439,25 +454,23 @@
         </w:tc>
         <w:tc>
           <w:tcPr>
-            <w:tcW w:type="dxa" w:w="2967"/>
+            <w:tcW w:w="2967" w:type="dxa"/>
             <w:tcBorders>
-              <w:top w:val="single" w:color="000000" w:sz="4" w:space="0" w:shadow="0" w:frame="0"/>
-              <w:left w:val="single" w:color="000000" w:sz="4" w:space="0" w:shadow="0" w:frame="0"/>
-              <w:bottom w:val="single" w:color="000000" w:sz="4" w:space="0" w:shadow="0" w:frame="0"/>
-              <w:right w:val="single" w:color="000000" w:sz="4" w:space="0" w:shadow="0" w:frame="0"/>
+              <w:top w:val="single" w:sz="4" w:space="0" w:color="000000"/>
+              <w:left w:val="single" w:sz="4" w:space="0" w:color="000000"/>
+              <w:bottom w:val="single" w:sz="4" w:space="0" w:color="000000"/>
+              <w:right w:val="single" w:sz="4" w:space="0" w:color="000000"/>
             </w:tcBorders>
-            <w:shd w:val="clear" w:color="auto" w:fill="auto"/>
             <w:tcMar>
-              <w:top w:type="dxa" w:w="80"/>
-              <w:left w:type="dxa" w:w="80"/>
-              <w:bottom w:type="dxa" w:w="80"/>
-              <w:right w:type="dxa" w:w="80"/>
+              <w:top w:w="80" w:type="dxa"/>
+              <w:left w:w="80" w:type="dxa"/>
+              <w:bottom w:w="80" w:type="dxa"/>
+              <w:right w:w="80" w:type="dxa"/>
             </w:tcMar>
-            <w:vAlign w:val="top"/>
           </w:tcPr>
           <w:p>
             <w:pPr>
-              <w:pStyle w:val="Body A"/>
+              <w:pStyle w:val="BodyA"/>
               <w:spacing w:after="0"/>
               <w:ind w:left="0" w:firstLine="0"/>
             </w:pPr>
@@ -466,8 +479,6 @@
                 <w:rFonts w:ascii="Times New Roman" w:hAnsi="Times New Roman"/>
                 <w:sz w:val="20"/>
                 <w:szCs w:val="20"/>
-                <w:shd w:val="nil" w:color="auto" w:fill="auto"/>
-                <w:rtl w:val="0"/>
                 <w:lang w:val="en-US"/>
               </w:rPr>
               <w:t xml:space="preserve">Dharun A </w:t>
@@ -476,33 +487,28 @@
         </w:tc>
       </w:tr>
       <w:tr>
-        <w:tblPrEx>
-          <w:shd w:val="clear" w:color="auto" w:fill="cad1d7"/>
-        </w:tblPrEx>
         <w:trPr>
-          <w:trHeight w:val="232" w:hRule="atLeast"/>
+          <w:trHeight w:val="232"/>
         </w:trPr>
         <w:tc>
           <w:tcPr>
-            <w:tcW w:type="dxa" w:w="2529"/>
+            <w:tcW w:w="2529" w:type="dxa"/>
             <w:tcBorders>
-              <w:top w:val="single" w:color="000000" w:sz="4" w:space="0" w:shadow="0" w:frame="0"/>
-              <w:left w:val="single" w:color="000000" w:sz="4" w:space="0" w:shadow="0" w:frame="0"/>
-              <w:bottom w:val="single" w:color="000000" w:sz="4" w:space="0" w:shadow="0" w:frame="0"/>
-              <w:right w:val="single" w:color="000000" w:sz="4" w:space="0" w:shadow="0" w:frame="0"/>
+              <w:top w:val="single" w:sz="4" w:space="0" w:color="000000"/>
+              <w:left w:val="single" w:sz="4" w:space="0" w:color="000000"/>
+              <w:bottom w:val="single" w:sz="4" w:space="0" w:color="000000"/>
+              <w:right w:val="single" w:sz="4" w:space="0" w:color="000000"/>
             </w:tcBorders>
-            <w:shd w:val="clear" w:color="auto" w:fill="auto"/>
             <w:tcMar>
-              <w:top w:type="dxa" w:w="80"/>
-              <w:left w:type="dxa" w:w="84"/>
-              <w:bottom w:type="dxa" w:w="80"/>
-              <w:right w:type="dxa" w:w="80"/>
+              <w:top w:w="80" w:type="dxa"/>
+              <w:left w:w="84" w:type="dxa"/>
+              <w:bottom w:w="80" w:type="dxa"/>
+              <w:right w:w="80" w:type="dxa"/>
             </w:tcMar>
-            <w:vAlign w:val="top"/>
           </w:tcPr>
           <w:p>
             <w:pPr>
-              <w:pStyle w:val="Body A"/>
+              <w:pStyle w:val="BodyA"/>
               <w:spacing w:after="0"/>
               <w:ind w:left="4" w:firstLine="0"/>
             </w:pPr>
@@ -511,8 +517,6 @@
                 <w:rFonts w:ascii="Times New Roman" w:hAnsi="Times New Roman"/>
                 <w:sz w:val="20"/>
                 <w:szCs w:val="20"/>
-                <w:shd w:val="nil" w:color="auto" w:fill="auto"/>
-                <w:rtl w:val="0"/>
                 <w:lang w:val="en-US"/>
               </w:rPr>
               <w:t xml:space="preserve">AM.SC.U4CSE25253 </w:t>
@@ -521,25 +525,23 @@
         </w:tc>
         <w:tc>
           <w:tcPr>
-            <w:tcW w:type="dxa" w:w="2967"/>
+            <w:tcW w:w="2967" w:type="dxa"/>
             <w:tcBorders>
-              <w:top w:val="single" w:color="000000" w:sz="4" w:space="0" w:shadow="0" w:frame="0"/>
-              <w:left w:val="single" w:color="000000" w:sz="4" w:space="0" w:shadow="0" w:frame="0"/>
-              <w:bottom w:val="single" w:color="000000" w:sz="4" w:space="0" w:shadow="0" w:frame="0"/>
-              <w:right w:val="single" w:color="000000" w:sz="4" w:space="0" w:shadow="0" w:frame="0"/>
+              <w:top w:val="single" w:sz="4" w:space="0" w:color="000000"/>
+              <w:left w:val="single" w:sz="4" w:space="0" w:color="000000"/>
+              <w:bottom w:val="single" w:sz="4" w:space="0" w:color="000000"/>
+              <w:right w:val="single" w:sz="4" w:space="0" w:color="000000"/>
             </w:tcBorders>
-            <w:shd w:val="clear" w:color="auto" w:fill="auto"/>
             <w:tcMar>
-              <w:top w:type="dxa" w:w="80"/>
-              <w:left w:type="dxa" w:w="80"/>
-              <w:bottom w:type="dxa" w:w="80"/>
-              <w:right w:type="dxa" w:w="80"/>
+              <w:top w:w="80" w:type="dxa"/>
+              <w:left w:w="80" w:type="dxa"/>
+              <w:bottom w:w="80" w:type="dxa"/>
+              <w:right w:w="80" w:type="dxa"/>
             </w:tcMar>
-            <w:vAlign w:val="top"/>
           </w:tcPr>
           <w:p>
             <w:pPr>
-              <w:pStyle w:val="Body A"/>
+              <w:pStyle w:val="BodyA"/>
               <w:spacing w:after="0"/>
               <w:ind w:left="0" w:firstLine="0"/>
             </w:pPr>
@@ -548,8 +550,6 @@
                 <w:rFonts w:ascii="Times New Roman" w:hAnsi="Times New Roman"/>
                 <w:sz w:val="20"/>
                 <w:szCs w:val="20"/>
-                <w:shd w:val="nil" w:color="auto" w:fill="auto"/>
-                <w:rtl w:val="0"/>
                 <w:lang w:val="en-US"/>
               </w:rPr>
               <w:t xml:space="preserve">Sujeeth S </w:t>
@@ -558,33 +558,28 @@
         </w:tc>
       </w:tr>
       <w:tr>
-        <w:tblPrEx>
-          <w:shd w:val="clear" w:color="auto" w:fill="cad1d7"/>
-        </w:tblPrEx>
         <w:trPr>
-          <w:trHeight w:val="232" w:hRule="atLeast"/>
+          <w:trHeight w:val="232"/>
         </w:trPr>
         <w:tc>
           <w:tcPr>
-            <w:tcW w:type="dxa" w:w="2529"/>
+            <w:tcW w:w="2529" w:type="dxa"/>
             <w:tcBorders>
-              <w:top w:val="single" w:color="000000" w:sz="4" w:space="0" w:shadow="0" w:frame="0"/>
-              <w:left w:val="single" w:color="000000" w:sz="4" w:space="0" w:shadow="0" w:frame="0"/>
-              <w:bottom w:val="single" w:color="000000" w:sz="4" w:space="0" w:shadow="0" w:frame="0"/>
-              <w:right w:val="single" w:color="000000" w:sz="4" w:space="0" w:shadow="0" w:frame="0"/>
+              <w:top w:val="single" w:sz="4" w:space="0" w:color="000000"/>
+              <w:left w:val="single" w:sz="4" w:space="0" w:color="000000"/>
+              <w:bottom w:val="single" w:sz="4" w:space="0" w:color="000000"/>
+              <w:right w:val="single" w:sz="4" w:space="0" w:color="000000"/>
             </w:tcBorders>
-            <w:shd w:val="clear" w:color="auto" w:fill="auto"/>
             <w:tcMar>
-              <w:top w:type="dxa" w:w="80"/>
-              <w:left w:type="dxa" w:w="84"/>
-              <w:bottom w:type="dxa" w:w="80"/>
-              <w:right w:type="dxa" w:w="80"/>
+              <w:top w:w="80" w:type="dxa"/>
+              <w:left w:w="84" w:type="dxa"/>
+              <w:bottom w:w="80" w:type="dxa"/>
+              <w:right w:w="80" w:type="dxa"/>
             </w:tcMar>
-            <w:vAlign w:val="top"/>
           </w:tcPr>
           <w:p>
             <w:pPr>
-              <w:pStyle w:val="Body A"/>
+              <w:pStyle w:val="BodyA"/>
               <w:spacing w:after="0"/>
               <w:ind w:left="4" w:firstLine="0"/>
             </w:pPr>
@@ -593,8 +588,6 @@
                 <w:rFonts w:ascii="Times New Roman" w:hAnsi="Times New Roman"/>
                 <w:sz w:val="20"/>
                 <w:szCs w:val="20"/>
-                <w:shd w:val="nil" w:color="auto" w:fill="auto"/>
-                <w:rtl w:val="0"/>
                 <w:lang w:val="en-US"/>
               </w:rPr>
               <w:t xml:space="preserve">AM.SC.U4CSE25239 </w:t>
@@ -603,25 +596,23 @@
         </w:tc>
         <w:tc>
           <w:tcPr>
-            <w:tcW w:type="dxa" w:w="2967"/>
+            <w:tcW w:w="2967" w:type="dxa"/>
             <w:tcBorders>
-              <w:top w:val="single" w:color="000000" w:sz="4" w:space="0" w:shadow="0" w:frame="0"/>
-              <w:left w:val="single" w:color="000000" w:sz="4" w:space="0" w:shadow="0" w:frame="0"/>
-              <w:bottom w:val="single" w:color="000000" w:sz="4" w:space="0" w:shadow="0" w:frame="0"/>
-              <w:right w:val="single" w:color="000000" w:sz="4" w:space="0" w:shadow="0" w:frame="0"/>
+              <w:top w:val="single" w:sz="4" w:space="0" w:color="000000"/>
+              <w:left w:val="single" w:sz="4" w:space="0" w:color="000000"/>
+              <w:bottom w:val="single" w:sz="4" w:space="0" w:color="000000"/>
+              <w:right w:val="single" w:sz="4" w:space="0" w:color="000000"/>
             </w:tcBorders>
-            <w:shd w:val="clear" w:color="auto" w:fill="auto"/>
             <w:tcMar>
-              <w:top w:type="dxa" w:w="80"/>
-              <w:left w:type="dxa" w:w="80"/>
-              <w:bottom w:type="dxa" w:w="80"/>
-              <w:right w:type="dxa" w:w="80"/>
+              <w:top w:w="80" w:type="dxa"/>
+              <w:left w:w="80" w:type="dxa"/>
+              <w:bottom w:w="80" w:type="dxa"/>
+              <w:right w:w="80" w:type="dxa"/>
             </w:tcMar>
-            <w:vAlign w:val="top"/>
           </w:tcPr>
           <w:p>
             <w:pPr>
-              <w:pStyle w:val="Body A"/>
+              <w:pStyle w:val="BodyA"/>
               <w:spacing w:after="0"/>
               <w:ind w:left="0" w:firstLine="0"/>
             </w:pPr>
@@ -630,8 +621,6 @@
                 <w:rFonts w:ascii="Times New Roman" w:hAnsi="Times New Roman"/>
                 <w:sz w:val="20"/>
                 <w:szCs w:val="20"/>
-                <w:shd w:val="nil" w:color="auto" w:fill="auto"/>
-                <w:rtl w:val="0"/>
                 <w:lang w:val="en-US"/>
               </w:rPr>
               <w:t xml:space="preserve">Nithish Kumar Saravanan </w:t>
@@ -642,123 +631,102 @@
     </w:tbl>
     <w:p>
       <w:pPr>
-        <w:pStyle w:val="Body A"/>
-        <w:widowControl w:val="0"/>
-        <w:spacing w:line="240" w:lineRule="auto"/>
-        <w:ind w:left="1987" w:hanging="1987"/>
+        <w:pStyle w:val="BodyA"/>
+        <w:spacing w:after="0"/>
+        <w:ind w:left="0" w:firstLine="0"/>
       </w:pPr>
     </w:p>
     <w:p>
       <w:pPr>
-        <w:pStyle w:val="Body A"/>
-        <w:widowControl w:val="0"/>
-        <w:spacing w:line="240" w:lineRule="auto"/>
-        <w:ind w:left="1879" w:hanging="1879"/>
-      </w:pPr>
-    </w:p>
-    <w:p>
-      <w:pPr>
-        <w:pStyle w:val="Body A"/>
-        <w:spacing w:after="0"/>
-        <w:ind w:left="0" w:firstLine="0"/>
-      </w:pPr>
-      <w:r>
-        <w:rPr>
-          <w:rFonts w:ascii="Times New Roman" w:hAnsi="Times New Roman"/>
-          <w:b w:val="1"/>
-          <w:bCs w:val="1"/>
-          <w:sz w:val="28"/>
-          <w:szCs w:val="28"/>
-          <w:rtl w:val="0"/>
-        </w:rPr>
-        <w:t xml:space="preserve"> </w:t>
-      </w:r>
-    </w:p>
-    <w:p>
-      <w:pPr>
-        <w:pStyle w:val="Body A"/>
+        <w:pStyle w:val="BodyA"/>
         <w:numPr>
           <w:ilvl w:val="0"/>
           <w:numId w:val="2"/>
         </w:numPr>
-        <w:bidi w:val="0"/>
         <w:spacing w:after="160"/>
-        <w:ind w:right="0"/>
-        <w:jc w:val="left"/>
         <w:rPr>
-          <w:rtl w:val="0"/>
           <w:lang w:val="en-US"/>
         </w:rPr>
       </w:pPr>
       <w:r>
         <w:rPr>
-          <w:rtl w:val="0"/>
           <w:lang w:val="en-US"/>
         </w:rPr>
-        <w:t xml:space="preserve">Problem Title : 29) Gym Membership Management System </w:t>
+        <w:t xml:space="preserve">Problem </w:t>
+      </w:r>
+      <w:proofErr w:type="gramStart"/>
+      <w:r>
+        <w:rPr>
+          <w:lang w:val="en-US"/>
+        </w:rPr>
+        <w:t>Title :</w:t>
+      </w:r>
+      <w:proofErr w:type="gramEnd"/>
+      <w:r>
+        <w:rPr>
+          <w:lang w:val="en-US"/>
+        </w:rPr>
+        <w:t xml:space="preserve"> 29) Gym Membership Management System </w:t>
       </w:r>
     </w:p>
     <w:p>
       <w:pPr>
-        <w:pStyle w:val="Body A"/>
+        <w:pStyle w:val="BodyA"/>
         <w:numPr>
           <w:ilvl w:val="0"/>
           <w:numId w:val="2"/>
         </w:numPr>
-        <w:bidi w:val="0"/>
         <w:spacing w:after="156"/>
-        <w:ind w:right="0"/>
-        <w:jc w:val="left"/>
         <w:rPr>
-          <w:rtl w:val="0"/>
           <w:lang w:val="fr-FR"/>
         </w:rPr>
       </w:pPr>
+      <w:proofErr w:type="spellStart"/>
       <w:r>
         <w:rPr>
-          <w:rtl w:val="0"/>
           <w:lang w:val="fr-FR"/>
         </w:rPr>
-        <w:t xml:space="preserve">Problem Description :  </w:t>
+        <w:t>Problem</w:t>
+      </w:r>
+      <w:proofErr w:type="spellEnd"/>
+      <w:r>
+        <w:rPr>
+          <w:lang w:val="fr-FR"/>
+        </w:rPr>
+        <w:t xml:space="preserve"> Description :  </w:t>
       </w:r>
     </w:p>
     <w:p>
       <w:pPr>
-        <w:pStyle w:val="Body A"/>
+        <w:pStyle w:val="BodyA"/>
         <w:spacing w:after="156"/>
         <w:ind w:left="0" w:firstLine="0"/>
       </w:pPr>
       <w:r>
         <w:rPr>
-          <w:rtl w:val="0"/>
           <w:lang w:val="en-US"/>
         </w:rPr>
         <w:t xml:space="preserve">The </w:t>
       </w:r>
       <w:r>
         <w:rPr>
-          <w:rFonts w:ascii="Arial Unicode MS" w:hAnsi="Arial Unicode MS" w:hint="default"/>
-          <w:rtl w:val="1"/>
-          <w:lang w:val="ar-SA" w:bidi="ar-SA"/>
+          <w:rFonts w:ascii="Arial Unicode MS" w:hAnsi="Arial Unicode MS"/>
+          <w:rtl/>
+          <w:lang w:val="ar-SA"/>
         </w:rPr>
         <w:t>“</w:t>
       </w:r>
       <w:r>
         <w:rPr>
-          <w:rtl w:val="0"/>
           <w:lang w:val="en-US"/>
         </w:rPr>
         <w:t>Gym Membership Management System</w:t>
       </w:r>
       <w:r>
-        <w:rPr>
-          <w:rtl w:val="0"/>
-        </w:rPr>
         <w:t xml:space="preserve">” </w:t>
       </w:r>
       <w:r>
         <w:rPr>
-          <w:rtl w:val="0"/>
           <w:lang w:val="en-US"/>
         </w:rPr>
         <w:t xml:space="preserve">is a Java-based application designed to manage gym member information efficiently. It helps store details such as member ID, name, contact information, membership type, and payment status. The system allows the administrator to add, update, delete, and search member records easily. It reduces manual paperwork and improves accuracy in managing gym memberships. This project demonstrates the use of Java concepts like classes, objects, and file handling to build a simple management system. </w:t>
@@ -766,61 +734,17 @@
     </w:p>
     <w:p>
       <w:pPr>
-        <w:pStyle w:val="Body A"/>
-        <w:spacing w:after="160"/>
-        <w:ind w:left="0" w:firstLine="0"/>
-      </w:pPr>
-      <w:r>
-        <w:rPr>
-          <w:rtl w:val="0"/>
-        </w:rPr>
-        <w:t xml:space="preserve"> </w:t>
-      </w:r>
-    </w:p>
-    <w:p>
-      <w:pPr>
-        <w:pStyle w:val="Body A"/>
-        <w:spacing w:after="160"/>
-        <w:ind w:left="0" w:firstLine="0"/>
-      </w:pPr>
-      <w:r>
-        <w:rPr>
-          <w:rtl w:val="0"/>
-        </w:rPr>
-        <w:t xml:space="preserve"> </w:t>
-      </w:r>
-    </w:p>
-    <w:p>
-      <w:pPr>
-        <w:pStyle w:val="Body A"/>
-        <w:spacing w:after="160"/>
-        <w:ind w:left="0" w:firstLine="0"/>
-      </w:pPr>
-      <w:r>
-        <w:rPr>
-          <w:rtl w:val="0"/>
-        </w:rPr>
-        <w:t xml:space="preserve"> </w:t>
-      </w:r>
-    </w:p>
-    <w:p>
-      <w:pPr>
-        <w:pStyle w:val="Body A"/>
+        <w:pStyle w:val="BodyA"/>
         <w:numPr>
           <w:ilvl w:val="0"/>
           <w:numId w:val="2"/>
         </w:numPr>
-        <w:bidi w:val="0"/>
-        <w:ind w:right="0"/>
-        <w:jc w:val="left"/>
         <w:rPr>
-          <w:rtl w:val="0"/>
           <w:lang w:val="en-US"/>
         </w:rPr>
       </w:pPr>
       <w:r>
         <w:rPr>
-          <w:rtl w:val="0"/>
           <w:lang w:val="en-US"/>
         </w:rPr>
         <w:t xml:space="preserve">Identified Entities (Classes) </w:t>
@@ -829,51 +753,47 @@
     <w:tbl>
       <w:tblPr>
         <w:tblW w:w="7036" w:type="dxa"/>
-        <w:jc w:val="left"/>
         <w:tblInd w:w="645" w:type="dxa"/>
         <w:tblBorders>
-          <w:top w:val="single" w:color="ffffff" w:sz="8" w:space="0" w:shadow="0" w:frame="0"/>
-          <w:left w:val="single" w:color="ffffff" w:sz="8" w:space="0" w:shadow="0" w:frame="0"/>
-          <w:bottom w:val="single" w:color="ffffff" w:sz="8" w:space="0" w:shadow="0" w:frame="0"/>
-          <w:right w:val="single" w:color="ffffff" w:sz="8" w:space="0" w:shadow="0" w:frame="0"/>
-          <w:insideH w:val="single" w:color="ffffff" w:sz="8" w:space="0" w:shadow="0" w:frame="0"/>
-          <w:insideV w:val="single" w:color="ffffff" w:sz="8" w:space="0" w:shadow="0" w:frame="0"/>
+          <w:top w:val="single" w:sz="8" w:space="0" w:color="FFFFFF"/>
+          <w:left w:val="single" w:sz="8" w:space="0" w:color="FFFFFF"/>
+          <w:bottom w:val="single" w:sz="8" w:space="0" w:color="FFFFFF"/>
+          <w:right w:val="single" w:sz="8" w:space="0" w:color="FFFFFF"/>
+          <w:insideH w:val="single" w:sz="8" w:space="0" w:color="FFFFFF"/>
+          <w:insideV w:val="single" w:sz="8" w:space="0" w:color="FFFFFF"/>
         </w:tblBorders>
-        <w:shd w:val="clear" w:color="auto" w:fill="cad1d7"/>
+        <w:shd w:val="clear" w:color="auto" w:fill="CAD1D7"/>
         <w:tblLayout w:type="fixed"/>
+        <w:tblLook w:val="04A0" w:firstRow="1" w:lastRow="0" w:firstColumn="1" w:lastColumn="0" w:noHBand="0" w:noVBand="1"/>
       </w:tblPr>
       <w:tblGrid>
         <w:gridCol w:w="2529"/>
         <w:gridCol w:w="4507"/>
       </w:tblGrid>
       <w:tr>
-        <w:tblPrEx>
-          <w:shd w:val="clear" w:color="auto" w:fill="cad1d7"/>
-        </w:tblPrEx>
         <w:trPr>
-          <w:trHeight w:val="232" w:hRule="atLeast"/>
+          <w:trHeight w:val="232"/>
         </w:trPr>
         <w:tc>
           <w:tcPr>
-            <w:tcW w:type="dxa" w:w="2529"/>
+            <w:tcW w:w="2529" w:type="dxa"/>
             <w:tcBorders>
-              <w:top w:val="single" w:color="000000" w:sz="4" w:space="0" w:shadow="0" w:frame="0"/>
-              <w:left w:val="single" w:color="000000" w:sz="4" w:space="0" w:shadow="0" w:frame="0"/>
-              <w:bottom w:val="single" w:color="000000" w:sz="4" w:space="0" w:shadow="0" w:frame="0"/>
-              <w:right w:val="single" w:color="000000" w:sz="4" w:space="0" w:shadow="0" w:frame="0"/>
+              <w:top w:val="single" w:sz="4" w:space="0" w:color="000000"/>
+              <w:left w:val="single" w:sz="4" w:space="0" w:color="000000"/>
+              <w:bottom w:val="single" w:sz="4" w:space="0" w:color="000000"/>
+              <w:right w:val="single" w:sz="4" w:space="0" w:color="000000"/>
             </w:tcBorders>
-            <w:shd w:val="clear" w:color="auto" w:fill="d9d9d9"/>
+            <w:shd w:val="clear" w:color="auto" w:fill="D9D9D9"/>
             <w:tcMar>
-              <w:top w:type="dxa" w:w="80"/>
-              <w:left w:type="dxa" w:w="80"/>
-              <w:bottom w:type="dxa" w:w="80"/>
-              <w:right w:type="dxa" w:w="80"/>
+              <w:top w:w="80" w:type="dxa"/>
+              <w:left w:w="80" w:type="dxa"/>
+              <w:bottom w:w="80" w:type="dxa"/>
+              <w:right w:w="80" w:type="dxa"/>
             </w:tcMar>
-            <w:vAlign w:val="top"/>
           </w:tcPr>
           <w:p>
             <w:pPr>
-              <w:pStyle w:val="Body A"/>
+              <w:pStyle w:val="BodyA"/>
               <w:spacing w:after="0"/>
               <w:ind w:left="0" w:firstLine="0"/>
             </w:pPr>
@@ -882,8 +802,6 @@
                 <w:rFonts w:ascii="Times New Roman" w:hAnsi="Times New Roman"/>
                 <w:sz w:val="20"/>
                 <w:szCs w:val="20"/>
-                <w:shd w:val="nil" w:color="auto" w:fill="auto"/>
-                <w:rtl w:val="0"/>
                 <w:lang w:val="en-US"/>
               </w:rPr>
               <w:t xml:space="preserve">Class Name  </w:t>
@@ -892,25 +810,24 @@
         </w:tc>
         <w:tc>
           <w:tcPr>
-            <w:tcW w:type="dxa" w:w="4507"/>
+            <w:tcW w:w="4507" w:type="dxa"/>
             <w:tcBorders>
-              <w:top w:val="single" w:color="000000" w:sz="4" w:space="0" w:shadow="0" w:frame="0"/>
-              <w:left w:val="single" w:color="000000" w:sz="4" w:space="0" w:shadow="0" w:frame="0"/>
-              <w:bottom w:val="single" w:color="000000" w:sz="4" w:space="0" w:shadow="0" w:frame="0"/>
-              <w:right w:val="single" w:color="000000" w:sz="4" w:space="0" w:shadow="0" w:frame="0"/>
+              <w:top w:val="single" w:sz="4" w:space="0" w:color="000000"/>
+              <w:left w:val="single" w:sz="4" w:space="0" w:color="000000"/>
+              <w:bottom w:val="single" w:sz="4" w:space="0" w:color="000000"/>
+              <w:right w:val="single" w:sz="4" w:space="0" w:color="000000"/>
             </w:tcBorders>
-            <w:shd w:val="clear" w:color="auto" w:fill="d9d9d9"/>
+            <w:shd w:val="clear" w:color="auto" w:fill="D9D9D9"/>
             <w:tcMar>
-              <w:top w:type="dxa" w:w="80"/>
-              <w:left w:type="dxa" w:w="81"/>
-              <w:bottom w:type="dxa" w:w="80"/>
-              <w:right w:type="dxa" w:w="80"/>
+              <w:top w:w="80" w:type="dxa"/>
+              <w:left w:w="81" w:type="dxa"/>
+              <w:bottom w:w="80" w:type="dxa"/>
+              <w:right w:w="80" w:type="dxa"/>
             </w:tcMar>
-            <w:vAlign w:val="top"/>
           </w:tcPr>
           <w:p>
             <w:pPr>
-              <w:pStyle w:val="Body A"/>
+              <w:pStyle w:val="BodyA"/>
               <w:spacing w:after="0"/>
               <w:ind w:left="1" w:firstLine="0"/>
             </w:pPr>
@@ -919,8 +836,6 @@
                 <w:rFonts w:ascii="Times New Roman" w:hAnsi="Times New Roman"/>
                 <w:sz w:val="20"/>
                 <w:szCs w:val="20"/>
-                <w:shd w:val="nil" w:color="auto" w:fill="auto"/>
-                <w:rtl w:val="0"/>
                 <w:lang w:val="en-US"/>
               </w:rPr>
               <w:t xml:space="preserve">Description </w:t>
@@ -929,54 +844,41 @@
         </w:tc>
       </w:tr>
       <w:tr>
-        <w:tblPrEx>
-          <w:shd w:val="clear" w:color="auto" w:fill="cad1d7"/>
-        </w:tblPrEx>
         <w:trPr>
-          <w:trHeight w:val="561" w:hRule="atLeast"/>
+          <w:trHeight w:val="561"/>
         </w:trPr>
         <w:tc>
           <w:tcPr>
-            <w:tcW w:type="dxa" w:w="2529"/>
+            <w:tcW w:w="2529" w:type="dxa"/>
             <w:tcBorders>
-              <w:top w:val="single" w:color="000000" w:sz="4" w:space="0" w:shadow="0" w:frame="0"/>
-              <w:left w:val="single" w:color="000000" w:sz="4" w:space="0" w:shadow="0" w:frame="0"/>
-              <w:bottom w:val="single" w:color="000000" w:sz="4" w:space="0" w:shadow="0" w:frame="0"/>
-              <w:right w:val="single" w:color="000000" w:sz="4" w:space="0" w:shadow="0" w:frame="0"/>
+              <w:top w:val="single" w:sz="4" w:space="0" w:color="000000"/>
+              <w:left w:val="single" w:sz="4" w:space="0" w:color="000000"/>
+              <w:bottom w:val="single" w:sz="4" w:space="0" w:color="000000"/>
+              <w:right w:val="single" w:sz="4" w:space="0" w:color="000000"/>
             </w:tcBorders>
-            <w:shd w:val="clear" w:color="auto" w:fill="auto"/>
             <w:tcMar>
-              <w:top w:type="dxa" w:w="80"/>
-              <w:left w:type="dxa" w:w="80"/>
-              <w:bottom w:type="dxa" w:w="80"/>
-              <w:right w:type="dxa" w:w="80"/>
+              <w:top w:w="80" w:type="dxa"/>
+              <w:left w:w="80" w:type="dxa"/>
+              <w:bottom w:w="80" w:type="dxa"/>
+              <w:right w:w="80" w:type="dxa"/>
             </w:tcMar>
-            <w:vAlign w:val="top"/>
           </w:tcPr>
           <w:p>
             <w:pPr>
-              <w:pStyle w:val="Body A"/>
+              <w:pStyle w:val="BodyA"/>
               <w:spacing w:after="0"/>
               <w:ind w:left="0" w:firstLine="0"/>
             </w:pPr>
             <w:r>
               <w:rPr>
                 <w:rFonts w:ascii="Courier New" w:hAnsi="Courier New"/>
-                <w:b w:val="1"/>
-                <w:bCs w:val="1"/>
-                <w:outline w:val="0"/>
-                <w:color w:val="1f1f1f"/>
-                <w:sz w:val="20"/>
-                <w:szCs w:val="20"/>
-                <w:u w:color="1f1f1f"/>
-                <w:shd w:val="nil" w:color="auto" w:fill="auto"/>
-                <w:rtl w:val="0"/>
-                <w:lang w:val="en-US"/>
-                <w14:textFill>
-                  <w14:solidFill>
-                    <w14:srgbClr w14:val="1F1F1F"/>
-                  </w14:solidFill>
-                </w14:textFill>
+                <w:b/>
+                <w:bCs/>
+                <w:color w:val="1F1F1F"/>
+                <w:sz w:val="20"/>
+                <w:szCs w:val="20"/>
+                <w:u w:color="1F1F1F"/>
+                <w:lang w:val="en-US"/>
               </w:rPr>
               <w:t>Person</w:t>
             </w:r>
@@ -985,8 +887,6 @@
                 <w:rFonts w:ascii="Times New Roman" w:hAnsi="Times New Roman"/>
                 <w:sz w:val="20"/>
                 <w:szCs w:val="20"/>
-                <w:shd w:val="nil" w:color="auto" w:fill="auto"/>
-                <w:rtl w:val="0"/>
                 <w:lang w:val="en-US"/>
               </w:rPr>
               <w:t xml:space="preserve"> </w:t>
@@ -995,42 +895,32 @@
         </w:tc>
         <w:tc>
           <w:tcPr>
-            <w:tcW w:type="dxa" w:w="4507"/>
+            <w:tcW w:w="4507" w:type="dxa"/>
             <w:tcBorders>
-              <w:top w:val="single" w:color="000000" w:sz="4" w:space="0" w:shadow="0" w:frame="0"/>
-              <w:left w:val="single" w:color="000000" w:sz="4" w:space="0" w:shadow="0" w:frame="0"/>
-              <w:bottom w:val="single" w:color="000000" w:sz="4" w:space="0" w:shadow="0" w:frame="0"/>
-              <w:right w:val="single" w:color="000000" w:sz="4" w:space="0" w:shadow="0" w:frame="0"/>
+              <w:top w:val="single" w:sz="4" w:space="0" w:color="000000"/>
+              <w:left w:val="single" w:sz="4" w:space="0" w:color="000000"/>
+              <w:bottom w:val="single" w:sz="4" w:space="0" w:color="000000"/>
+              <w:right w:val="single" w:sz="4" w:space="0" w:color="000000"/>
             </w:tcBorders>
-            <w:shd w:val="clear" w:color="auto" w:fill="auto"/>
             <w:tcMar>
-              <w:top w:type="dxa" w:w="80"/>
-              <w:left w:type="dxa" w:w="81"/>
-              <w:bottom w:type="dxa" w:w="80"/>
-              <w:right w:type="dxa" w:w="80"/>
+              <w:top w:w="80" w:type="dxa"/>
+              <w:left w:w="81" w:type="dxa"/>
+              <w:bottom w:w="80" w:type="dxa"/>
+              <w:right w:w="80" w:type="dxa"/>
             </w:tcMar>
-            <w:vAlign w:val="top"/>
           </w:tcPr>
           <w:p>
             <w:pPr>
-              <w:pStyle w:val="Body A"/>
+              <w:pStyle w:val="BodyA"/>
               <w:spacing w:after="0"/>
               <w:ind w:left="1" w:firstLine="0"/>
             </w:pPr>
             <w:r>
               <w:rPr>
-                <w:rFonts w:ascii="Corbel" w:cs="Corbel" w:hAnsi="Corbel" w:eastAsia="Corbel"/>
-                <w:outline w:val="0"/>
-                <w:color w:val="1f1f1f"/>
-                <w:u w:color="1f1f1f"/>
-                <w:shd w:val="nil" w:color="auto" w:fill="auto"/>
-                <w:rtl w:val="0"/>
-                <w:lang w:val="en-US"/>
-                <w14:textFill>
-                  <w14:solidFill>
-                    <w14:srgbClr w14:val="1F1F1F"/>
-                  </w14:solidFill>
-                </w14:textFill>
+                <w:rFonts w:ascii="Corbel" w:eastAsia="Corbel" w:hAnsi="Corbel" w:cs="Corbel"/>
+                <w:color w:val="1F1F1F"/>
+                <w:u w:color="1F1F1F"/>
+                <w:lang w:val="en-US"/>
               </w:rPr>
               <w:t>Base class for common attributes like Name, Email, and Phone.</w:t>
             </w:r>
@@ -1039,8 +929,6 @@
                 <w:rFonts w:ascii="Times New Roman" w:hAnsi="Times New Roman"/>
                 <w:sz w:val="20"/>
                 <w:szCs w:val="20"/>
-                <w:shd w:val="nil" w:color="auto" w:fill="auto"/>
-                <w:rtl w:val="0"/>
                 <w:lang w:val="en-US"/>
               </w:rPr>
               <w:t xml:space="preserve"> </w:t>
@@ -1049,54 +937,41 @@
         </w:tc>
       </w:tr>
       <w:tr>
-        <w:tblPrEx>
-          <w:shd w:val="clear" w:color="auto" w:fill="cad1d7"/>
-        </w:tblPrEx>
         <w:trPr>
-          <w:trHeight w:val="612" w:hRule="atLeast"/>
+          <w:trHeight w:val="612"/>
         </w:trPr>
         <w:tc>
           <w:tcPr>
-            <w:tcW w:type="dxa" w:w="2529"/>
+            <w:tcW w:w="2529" w:type="dxa"/>
             <w:tcBorders>
-              <w:top w:val="single" w:color="000000" w:sz="4" w:space="0" w:shadow="0" w:frame="0"/>
-              <w:left w:val="single" w:color="000000" w:sz="4" w:space="0" w:shadow="0" w:frame="0"/>
-              <w:bottom w:val="single" w:color="000000" w:sz="4" w:space="0" w:shadow="0" w:frame="0"/>
-              <w:right w:val="single" w:color="000000" w:sz="4" w:space="0" w:shadow="0" w:frame="0"/>
+              <w:top w:val="single" w:sz="4" w:space="0" w:color="000000"/>
+              <w:left w:val="single" w:sz="4" w:space="0" w:color="000000"/>
+              <w:bottom w:val="single" w:sz="4" w:space="0" w:color="000000"/>
+              <w:right w:val="single" w:sz="4" w:space="0" w:color="000000"/>
             </w:tcBorders>
-            <w:shd w:val="clear" w:color="auto" w:fill="auto"/>
             <w:tcMar>
-              <w:top w:type="dxa" w:w="80"/>
-              <w:left w:type="dxa" w:w="80"/>
-              <w:bottom w:type="dxa" w:w="80"/>
-              <w:right w:type="dxa" w:w="80"/>
+              <w:top w:w="80" w:type="dxa"/>
+              <w:left w:w="80" w:type="dxa"/>
+              <w:bottom w:w="80" w:type="dxa"/>
+              <w:right w:w="80" w:type="dxa"/>
             </w:tcMar>
-            <w:vAlign w:val="top"/>
           </w:tcPr>
           <w:p>
             <w:pPr>
-              <w:pStyle w:val="Body A"/>
+              <w:pStyle w:val="BodyA"/>
               <w:spacing w:after="0"/>
               <w:ind w:left="0" w:firstLine="0"/>
             </w:pPr>
             <w:r>
               <w:rPr>
                 <w:rFonts w:ascii="Courier New" w:hAnsi="Courier New"/>
-                <w:b w:val="1"/>
-                <w:bCs w:val="1"/>
-                <w:outline w:val="0"/>
-                <w:color w:val="1f1f1f"/>
-                <w:sz w:val="20"/>
-                <w:szCs w:val="20"/>
-                <w:u w:color="1f1f1f"/>
-                <w:shd w:val="nil" w:color="auto" w:fill="auto"/>
-                <w:rtl w:val="0"/>
-                <w:lang w:val="en-US"/>
-                <w14:textFill>
-                  <w14:solidFill>
-                    <w14:srgbClr w14:val="1F1F1F"/>
-                  </w14:solidFill>
-                </w14:textFill>
+                <w:b/>
+                <w:bCs/>
+                <w:color w:val="1F1F1F"/>
+                <w:sz w:val="20"/>
+                <w:szCs w:val="20"/>
+                <w:u w:color="1F1F1F"/>
+                <w:lang w:val="en-US"/>
               </w:rPr>
               <w:t>Member</w:t>
             </w:r>
@@ -1105,8 +980,6 @@
                 <w:rFonts w:ascii="Times New Roman" w:hAnsi="Times New Roman"/>
                 <w:sz w:val="20"/>
                 <w:szCs w:val="20"/>
-                <w:shd w:val="nil" w:color="auto" w:fill="auto"/>
-                <w:rtl w:val="0"/>
                 <w:lang w:val="en-US"/>
               </w:rPr>
               <w:t xml:space="preserve"> </w:t>
@@ -1115,68 +988,48 @@
         </w:tc>
         <w:tc>
           <w:tcPr>
-            <w:tcW w:type="dxa" w:w="4507"/>
+            <w:tcW w:w="4507" w:type="dxa"/>
             <w:tcBorders>
-              <w:top w:val="single" w:color="000000" w:sz="4" w:space="0" w:shadow="0" w:frame="0"/>
-              <w:left w:val="single" w:color="000000" w:sz="4" w:space="0" w:shadow="0" w:frame="0"/>
-              <w:bottom w:val="single" w:color="000000" w:sz="4" w:space="0" w:shadow="0" w:frame="0"/>
-              <w:right w:val="single" w:color="000000" w:sz="4" w:space="0" w:shadow="0" w:frame="0"/>
+              <w:top w:val="single" w:sz="4" w:space="0" w:color="000000"/>
+              <w:left w:val="single" w:sz="4" w:space="0" w:color="000000"/>
+              <w:bottom w:val="single" w:sz="4" w:space="0" w:color="000000"/>
+              <w:right w:val="single" w:sz="4" w:space="0" w:color="000000"/>
             </w:tcBorders>
-            <w:shd w:val="clear" w:color="auto" w:fill="auto"/>
             <w:tcMar>
-              <w:top w:type="dxa" w:w="80"/>
-              <w:left w:type="dxa" w:w="81"/>
-              <w:bottom w:type="dxa" w:w="80"/>
-              <w:right w:type="dxa" w:w="80"/>
+              <w:top w:w="80" w:type="dxa"/>
+              <w:left w:w="81" w:type="dxa"/>
+              <w:bottom w:w="80" w:type="dxa"/>
+              <w:right w:w="80" w:type="dxa"/>
             </w:tcMar>
-            <w:vAlign w:val="top"/>
           </w:tcPr>
           <w:p>
             <w:pPr>
-              <w:pStyle w:val="Body A"/>
+              <w:pStyle w:val="BodyA"/>
               <w:spacing w:after="0"/>
               <w:ind w:left="1" w:firstLine="0"/>
               <w:jc w:val="both"/>
             </w:pPr>
             <w:r>
               <w:rPr>
-                <w:rFonts w:ascii="Corbel" w:cs="Corbel" w:hAnsi="Corbel" w:eastAsia="Corbel"/>
-                <w:outline w:val="0"/>
-                <w:color w:val="1f1f1f"/>
-                <w:u w:color="1f1f1f"/>
-                <w:shd w:val="nil" w:color="auto" w:fill="auto"/>
-                <w:rtl w:val="0"/>
-                <w:lang w:val="en-US"/>
-                <w14:textFill>
-                  <w14:solidFill>
-                    <w14:srgbClr w14:val="1F1F1F"/>
-                  </w14:solidFill>
-                </w14:textFill>
+                <w:rFonts w:ascii="Corbel" w:eastAsia="Corbel" w:hAnsi="Corbel" w:cs="Corbel"/>
+                <w:color w:val="1F1F1F"/>
+                <w:u w:color="1F1F1F"/>
+                <w:lang w:val="en-US"/>
               </w:rPr>
               <w:t>Inherits from</w:t>
             </w:r>
             <w:r>
               <w:rPr>
-                <w:shd w:val="nil" w:color="auto" w:fill="auto"/>
-                <w:rtl w:val="0"/>
                 <w:lang w:val="en-US"/>
               </w:rPr>
               <w:t xml:space="preserve"> Person</w:t>
             </w:r>
             <w:r>
               <w:rPr>
-                <w:rFonts w:ascii="Corbel" w:cs="Corbel" w:hAnsi="Corbel" w:eastAsia="Corbel"/>
-                <w:outline w:val="0"/>
-                <w:color w:val="1f1f1f"/>
-                <w:u w:color="1f1f1f"/>
-                <w:shd w:val="nil" w:color="auto" w:fill="auto"/>
-                <w:rtl w:val="0"/>
-                <w:lang w:val="en-US"/>
-                <w14:textFill>
-                  <w14:solidFill>
-                    <w14:srgbClr w14:val="1F1F1F"/>
-                  </w14:solidFill>
-                </w14:textFill>
+                <w:rFonts w:ascii="Corbel" w:eastAsia="Corbel" w:hAnsi="Corbel" w:cs="Corbel"/>
+                <w:color w:val="1F1F1F"/>
+                <w:u w:color="1F1F1F"/>
+                <w:lang w:val="en-US"/>
               </w:rPr>
               <w:t>. Holds membership type, join date, and payment status.</w:t>
             </w:r>
@@ -1185,8 +1038,6 @@
                 <w:rFonts w:ascii="Times New Roman" w:hAnsi="Times New Roman"/>
                 <w:sz w:val="20"/>
                 <w:szCs w:val="20"/>
-                <w:shd w:val="nil" w:color="auto" w:fill="auto"/>
-                <w:rtl w:val="0"/>
                 <w:lang w:val="en-US"/>
               </w:rPr>
               <w:t xml:space="preserve"> </w:t>
@@ -1195,54 +1046,41 @@
         </w:tc>
       </w:tr>
       <w:tr>
-        <w:tblPrEx>
-          <w:shd w:val="clear" w:color="auto" w:fill="cad1d7"/>
-        </w:tblPrEx>
         <w:trPr>
-          <w:trHeight w:val="612" w:hRule="atLeast"/>
+          <w:trHeight w:val="612"/>
         </w:trPr>
         <w:tc>
           <w:tcPr>
-            <w:tcW w:type="dxa" w:w="2529"/>
+            <w:tcW w:w="2529" w:type="dxa"/>
             <w:tcBorders>
-              <w:top w:val="single" w:color="000000" w:sz="4" w:space="0" w:shadow="0" w:frame="0"/>
-              <w:left w:val="single" w:color="000000" w:sz="4" w:space="0" w:shadow="0" w:frame="0"/>
-              <w:bottom w:val="single" w:color="000000" w:sz="4" w:space="0" w:shadow="0" w:frame="0"/>
-              <w:right w:val="single" w:color="000000" w:sz="4" w:space="0" w:shadow="0" w:frame="0"/>
+              <w:top w:val="single" w:sz="4" w:space="0" w:color="000000"/>
+              <w:left w:val="single" w:sz="4" w:space="0" w:color="000000"/>
+              <w:bottom w:val="single" w:sz="4" w:space="0" w:color="000000"/>
+              <w:right w:val="single" w:sz="4" w:space="0" w:color="000000"/>
             </w:tcBorders>
-            <w:shd w:val="clear" w:color="auto" w:fill="auto"/>
             <w:tcMar>
-              <w:top w:type="dxa" w:w="80"/>
-              <w:left w:type="dxa" w:w="80"/>
-              <w:bottom w:type="dxa" w:w="80"/>
-              <w:right w:type="dxa" w:w="80"/>
+              <w:top w:w="80" w:type="dxa"/>
+              <w:left w:w="80" w:type="dxa"/>
+              <w:bottom w:w="80" w:type="dxa"/>
+              <w:right w:w="80" w:type="dxa"/>
             </w:tcMar>
-            <w:vAlign w:val="top"/>
           </w:tcPr>
           <w:p>
             <w:pPr>
-              <w:pStyle w:val="Body A"/>
+              <w:pStyle w:val="BodyA"/>
               <w:spacing w:after="0"/>
               <w:ind w:left="0" w:firstLine="0"/>
             </w:pPr>
             <w:r>
               <w:rPr>
                 <w:rFonts w:ascii="Courier New" w:hAnsi="Courier New"/>
-                <w:b w:val="1"/>
-                <w:bCs w:val="1"/>
-                <w:outline w:val="0"/>
-                <w:color w:val="1f1f1f"/>
-                <w:sz w:val="20"/>
-                <w:szCs w:val="20"/>
-                <w:u w:color="1f1f1f"/>
-                <w:shd w:val="nil" w:color="auto" w:fill="auto"/>
-                <w:rtl w:val="0"/>
-                <w:lang w:val="en-US"/>
-                <w14:textFill>
-                  <w14:solidFill>
-                    <w14:srgbClr w14:val="1F1F1F"/>
-                  </w14:solidFill>
-                </w14:textFill>
+                <w:b/>
+                <w:bCs/>
+                <w:color w:val="1F1F1F"/>
+                <w:sz w:val="20"/>
+                <w:szCs w:val="20"/>
+                <w:u w:color="1F1F1F"/>
+                <w:lang w:val="en-US"/>
               </w:rPr>
               <w:t>Trainer</w:t>
             </w:r>
@@ -1251,8 +1089,6 @@
                 <w:rFonts w:ascii="Times New Roman" w:hAnsi="Times New Roman"/>
                 <w:sz w:val="20"/>
                 <w:szCs w:val="20"/>
-                <w:shd w:val="nil" w:color="auto" w:fill="auto"/>
-                <w:rtl w:val="0"/>
                 <w:lang w:val="en-US"/>
               </w:rPr>
               <w:t xml:space="preserve"> </w:t>
@@ -1261,67 +1097,47 @@
         </w:tc>
         <w:tc>
           <w:tcPr>
-            <w:tcW w:type="dxa" w:w="4507"/>
+            <w:tcW w:w="4507" w:type="dxa"/>
             <w:tcBorders>
-              <w:top w:val="single" w:color="000000" w:sz="4" w:space="0" w:shadow="0" w:frame="0"/>
-              <w:left w:val="single" w:color="000000" w:sz="4" w:space="0" w:shadow="0" w:frame="0"/>
-              <w:bottom w:val="single" w:color="000000" w:sz="4" w:space="0" w:shadow="0" w:frame="0"/>
-              <w:right w:val="single" w:color="000000" w:sz="4" w:space="0" w:shadow="0" w:frame="0"/>
+              <w:top w:val="single" w:sz="4" w:space="0" w:color="000000"/>
+              <w:left w:val="single" w:sz="4" w:space="0" w:color="000000"/>
+              <w:bottom w:val="single" w:sz="4" w:space="0" w:color="000000"/>
+              <w:right w:val="single" w:sz="4" w:space="0" w:color="000000"/>
             </w:tcBorders>
-            <w:shd w:val="clear" w:color="auto" w:fill="auto"/>
             <w:tcMar>
-              <w:top w:type="dxa" w:w="80"/>
-              <w:left w:type="dxa" w:w="81"/>
-              <w:bottom w:type="dxa" w:w="80"/>
-              <w:right w:type="dxa" w:w="80"/>
+              <w:top w:w="80" w:type="dxa"/>
+              <w:left w:w="81" w:type="dxa"/>
+              <w:bottom w:w="80" w:type="dxa"/>
+              <w:right w:w="80" w:type="dxa"/>
             </w:tcMar>
-            <w:vAlign w:val="top"/>
           </w:tcPr>
           <w:p>
             <w:pPr>
-              <w:pStyle w:val="Body A"/>
+              <w:pStyle w:val="BodyA"/>
               <w:spacing w:after="0"/>
               <w:ind w:left="1" w:firstLine="0"/>
             </w:pPr>
             <w:r>
               <w:rPr>
-                <w:rFonts w:ascii="Corbel" w:cs="Corbel" w:hAnsi="Corbel" w:eastAsia="Corbel"/>
-                <w:outline w:val="0"/>
-                <w:color w:val="1f1f1f"/>
-                <w:u w:color="1f1f1f"/>
-                <w:shd w:val="nil" w:color="auto" w:fill="auto"/>
-                <w:rtl w:val="0"/>
-                <w:lang w:val="en-US"/>
-                <w14:textFill>
-                  <w14:solidFill>
-                    <w14:srgbClr w14:val="1F1F1F"/>
-                  </w14:solidFill>
-                </w14:textFill>
+                <w:rFonts w:ascii="Corbel" w:eastAsia="Corbel" w:hAnsi="Corbel" w:cs="Corbel"/>
+                <w:color w:val="1F1F1F"/>
+                <w:u w:color="1F1F1F"/>
+                <w:lang w:val="en-US"/>
               </w:rPr>
               <w:t>Inherits from</w:t>
             </w:r>
             <w:r>
               <w:rPr>
-                <w:shd w:val="nil" w:color="auto" w:fill="auto"/>
-                <w:rtl w:val="0"/>
                 <w:lang w:val="en-US"/>
               </w:rPr>
               <w:t xml:space="preserve"> Person</w:t>
             </w:r>
             <w:r>
               <w:rPr>
-                <w:rFonts w:ascii="Corbel" w:cs="Corbel" w:hAnsi="Corbel" w:eastAsia="Corbel"/>
-                <w:outline w:val="0"/>
-                <w:color w:val="1f1f1f"/>
-                <w:u w:color="1f1f1f"/>
-                <w:shd w:val="nil" w:color="auto" w:fill="auto"/>
-                <w:rtl w:val="0"/>
-                <w:lang w:val="en-US"/>
-                <w14:textFill>
-                  <w14:solidFill>
-                    <w14:srgbClr w14:val="1F1F1F"/>
-                  </w14:solidFill>
-                </w14:textFill>
+                <w:rFonts w:ascii="Corbel" w:eastAsia="Corbel" w:hAnsi="Corbel" w:cs="Corbel"/>
+                <w:color w:val="1F1F1F"/>
+                <w:u w:color="1F1F1F"/>
+                <w:lang w:val="en-US"/>
               </w:rPr>
               <w:t>. Holds specialization and assigned members.</w:t>
             </w:r>
@@ -1330,8 +1146,6 @@
                 <w:rFonts w:ascii="Times New Roman" w:hAnsi="Times New Roman"/>
                 <w:sz w:val="20"/>
                 <w:szCs w:val="20"/>
-                <w:shd w:val="nil" w:color="auto" w:fill="auto"/>
-                <w:rtl w:val="0"/>
                 <w:lang w:val="en-US"/>
               </w:rPr>
               <w:t xml:space="preserve"> </w:t>
@@ -1340,109 +1154,212 @@
         </w:tc>
       </w:tr>
       <w:tr>
-        <w:tblPrEx>
-          <w:shd w:val="clear" w:color="auto" w:fill="cad1d7"/>
-        </w:tblPrEx>
         <w:trPr>
-          <w:trHeight w:val="561" w:hRule="atLeast"/>
+          <w:trHeight w:val="561"/>
         </w:trPr>
         <w:tc>
           <w:tcPr>
-            <w:tcW w:type="dxa" w:w="2529"/>
+            <w:tcW w:w="2529" w:type="dxa"/>
             <w:tcBorders>
-              <w:top w:val="single" w:color="000000" w:sz="4" w:space="0" w:shadow="0" w:frame="0"/>
-              <w:left w:val="single" w:color="000000" w:sz="4" w:space="0" w:shadow="0" w:frame="0"/>
-              <w:bottom w:val="single" w:color="000000" w:sz="4" w:space="0" w:shadow="0" w:frame="0"/>
-              <w:right w:val="single" w:color="000000" w:sz="4" w:space="0" w:shadow="0" w:frame="0"/>
+              <w:top w:val="single" w:sz="4" w:space="0" w:color="000000"/>
+              <w:left w:val="single" w:sz="4" w:space="0" w:color="000000"/>
+              <w:bottom w:val="single" w:sz="4" w:space="0" w:color="000000"/>
+              <w:right w:val="single" w:sz="4" w:space="0" w:color="000000"/>
             </w:tcBorders>
-            <w:shd w:val="clear" w:color="auto" w:fill="auto"/>
             <w:tcMar>
-              <w:top w:type="dxa" w:w="80"/>
-              <w:left w:type="dxa" w:w="80"/>
-              <w:bottom w:type="dxa" w:w="80"/>
-              <w:right w:type="dxa" w:w="80"/>
+              <w:top w:w="80" w:type="dxa"/>
+              <w:left w:w="80" w:type="dxa"/>
+              <w:bottom w:w="80" w:type="dxa"/>
+              <w:right w:w="80" w:type="dxa"/>
             </w:tcMar>
-            <w:vAlign w:val="top"/>
           </w:tcPr>
           <w:p>
             <w:pPr>
-              <w:pStyle w:val="Body A"/>
+              <w:pStyle w:val="BodyA"/>
               <w:spacing w:after="0"/>
               <w:ind w:left="0" w:firstLine="0"/>
+              <w:rPr>
+                <w:rFonts w:ascii="Courier New" w:hAnsi="Courier New"/>
+                <w:b/>
+                <w:bCs/>
+                <w:color w:val="1F1F1F"/>
+                <w:sz w:val="20"/>
+                <w:szCs w:val="20"/>
+                <w:u w:color="1F1F1F"/>
+                <w:lang w:val="en-US"/>
+              </w:rPr>
             </w:pPr>
+            <w:proofErr w:type="spellStart"/>
             <w:r>
               <w:rPr>
                 <w:rFonts w:ascii="Courier New" w:hAnsi="Courier New"/>
-                <w:b w:val="1"/>
-                <w:bCs w:val="1"/>
-                <w:outline w:val="0"/>
-                <w:color w:val="1f1f1f"/>
-                <w:sz w:val="20"/>
-                <w:szCs w:val="20"/>
-                <w:u w:color="1f1f1f"/>
-                <w:shd w:val="nil" w:color="auto" w:fill="auto"/>
-                <w:rtl w:val="0"/>
-                <w:lang w:val="en-US"/>
-                <w14:textFill>
-                  <w14:solidFill>
-                    <w14:srgbClr w14:val="1F1F1F"/>
-                  </w14:solidFill>
-                </w14:textFill>
-              </w:rPr>
-              <w:t>MembershipPlan</w:t>
-            </w:r>
-            <w:r>
-              <w:rPr>
-                <w:rFonts w:ascii="Times New Roman" w:hAnsi="Times New Roman"/>
-                <w:sz w:val="20"/>
-                <w:szCs w:val="20"/>
-                <w:shd w:val="nil" w:color="auto" w:fill="auto"/>
-                <w:rtl w:val="0"/>
-                <w:lang w:val="en-US"/>
-              </w:rPr>
-              <w:t xml:space="preserve"> </w:t>
+                <w:b/>
+                <w:bCs/>
+                <w:color w:val="1F1F1F"/>
+                <w:sz w:val="20"/>
+                <w:szCs w:val="20"/>
+                <w:u w:color="1F1F1F"/>
+                <w:lang w:val="en-US"/>
+              </w:rPr>
+              <w:t>GymOperations</w:t>
+            </w:r>
+            <w:proofErr w:type="spellEnd"/>
+          </w:p>
+          <w:p>
+            <w:pPr>
+              <w:pStyle w:val="BodyA"/>
+              <w:spacing w:after="0"/>
+              <w:ind w:left="0" w:firstLine="0"/>
+              <w:rPr>
+                <w:rFonts w:ascii="Courier New" w:hAnsi="Courier New"/>
+                <w:b/>
+                <w:bCs/>
+                <w:color w:val="1F1F1F"/>
+                <w:sz w:val="20"/>
+                <w:szCs w:val="20"/>
+                <w:u w:color="1F1F1F"/>
+                <w:lang w:val="en-US"/>
+              </w:rPr>
+            </w:pPr>
+            <w:r>
+              <w:rPr>
+                <w:rFonts w:ascii="Courier New" w:hAnsi="Courier New"/>
+                <w:b/>
+                <w:bCs/>
+                <w:color w:val="1F1F1F"/>
+                <w:sz w:val="20"/>
+                <w:szCs w:val="20"/>
+                <w:u w:color="1F1F1F"/>
+                <w:lang w:val="en-US"/>
+              </w:rPr>
+              <w:t>(Interface)</w:t>
             </w:r>
           </w:p>
         </w:tc>
         <w:tc>
           <w:tcPr>
-            <w:tcW w:type="dxa" w:w="4507"/>
+            <w:tcW w:w="4507" w:type="dxa"/>
             <w:tcBorders>
-              <w:top w:val="single" w:color="000000" w:sz="4" w:space="0" w:shadow="0" w:frame="0"/>
-              <w:left w:val="single" w:color="000000" w:sz="4" w:space="0" w:shadow="0" w:frame="0"/>
-              <w:bottom w:val="single" w:color="000000" w:sz="4" w:space="0" w:shadow="0" w:frame="0"/>
-              <w:right w:val="single" w:color="000000" w:sz="4" w:space="0" w:shadow="0" w:frame="0"/>
+              <w:top w:val="single" w:sz="4" w:space="0" w:color="000000"/>
+              <w:left w:val="single" w:sz="4" w:space="0" w:color="000000"/>
+              <w:bottom w:val="single" w:sz="4" w:space="0" w:color="000000"/>
+              <w:right w:val="single" w:sz="4" w:space="0" w:color="000000"/>
             </w:tcBorders>
-            <w:shd w:val="clear" w:color="auto" w:fill="auto"/>
             <w:tcMar>
-              <w:top w:type="dxa" w:w="80"/>
-              <w:left w:type="dxa" w:w="81"/>
-              <w:bottom w:type="dxa" w:w="80"/>
-              <w:right w:type="dxa" w:w="80"/>
+              <w:top w:w="80" w:type="dxa"/>
+              <w:left w:w="81" w:type="dxa"/>
+              <w:bottom w:w="80" w:type="dxa"/>
+              <w:right w:w="80" w:type="dxa"/>
             </w:tcMar>
-            <w:vAlign w:val="top"/>
           </w:tcPr>
           <w:p>
             <w:pPr>
-              <w:pStyle w:val="Body A"/>
+              <w:pStyle w:val="BodyA"/>
+              <w:spacing w:after="0"/>
+              <w:ind w:left="1" w:firstLine="0"/>
+              <w:jc w:val="both"/>
+              <w:rPr>
+                <w:rFonts w:eastAsia="Corbel" w:cs="Calibri"/>
+                <w:color w:val="1F1F1F"/>
+                <w:u w:color="1F1F1F"/>
+                <w:lang w:val="en-US"/>
+              </w:rPr>
+            </w:pPr>
+            <w:r>
+              <w:rPr>
+                <w:rFonts w:cs="Calibri"/>
+                <w:color w:val="1F1F1F"/>
+                <w:sz w:val="20"/>
+                <w:szCs w:val="20"/>
+                <w:u w:color="1F1F1F"/>
+                <w:lang w:val="en-US"/>
+              </w:rPr>
+              <w:t>Interface defining core system behaviors.</w:t>
+            </w:r>
+          </w:p>
+        </w:tc>
+      </w:tr>
+      <w:tr>
+        <w:trPr>
+          <w:trHeight w:val="561"/>
+        </w:trPr>
+        <w:tc>
+          <w:tcPr>
+            <w:tcW w:w="2529" w:type="dxa"/>
+            <w:tcBorders>
+              <w:top w:val="single" w:sz="4" w:space="0" w:color="000000"/>
+              <w:left w:val="single" w:sz="4" w:space="0" w:color="000000"/>
+              <w:bottom w:val="single" w:sz="4" w:space="0" w:color="000000"/>
+              <w:right w:val="single" w:sz="4" w:space="0" w:color="000000"/>
+            </w:tcBorders>
+            <w:tcMar>
+              <w:top w:w="80" w:type="dxa"/>
+              <w:left w:w="80" w:type="dxa"/>
+              <w:bottom w:w="80" w:type="dxa"/>
+              <w:right w:w="80" w:type="dxa"/>
+            </w:tcMar>
+          </w:tcPr>
+          <w:p>
+            <w:pPr>
+              <w:pStyle w:val="BodyA"/>
+              <w:spacing w:after="0"/>
+              <w:ind w:left="0" w:firstLine="0"/>
+            </w:pPr>
+            <w:proofErr w:type="spellStart"/>
+            <w:r>
+              <w:rPr>
+                <w:rFonts w:ascii="Courier New" w:hAnsi="Courier New"/>
+                <w:b/>
+                <w:bCs/>
+                <w:color w:val="1F1F1F"/>
+                <w:sz w:val="20"/>
+                <w:szCs w:val="20"/>
+                <w:u w:color="1F1F1F"/>
+                <w:lang w:val="en-US"/>
+              </w:rPr>
+              <w:t>MembershipPlan</w:t>
+            </w:r>
+            <w:proofErr w:type="spellEnd"/>
+            <w:r>
+              <w:rPr>
+                <w:rFonts w:ascii="Times New Roman" w:hAnsi="Times New Roman"/>
+                <w:sz w:val="20"/>
+                <w:szCs w:val="20"/>
+                <w:lang w:val="en-US"/>
+              </w:rPr>
+              <w:t xml:space="preserve"> </w:t>
+            </w:r>
+          </w:p>
+        </w:tc>
+        <w:tc>
+          <w:tcPr>
+            <w:tcW w:w="4507" w:type="dxa"/>
+            <w:tcBorders>
+              <w:top w:val="single" w:sz="4" w:space="0" w:color="000000"/>
+              <w:left w:val="single" w:sz="4" w:space="0" w:color="000000"/>
+              <w:bottom w:val="single" w:sz="4" w:space="0" w:color="000000"/>
+              <w:right w:val="single" w:sz="4" w:space="0" w:color="000000"/>
+            </w:tcBorders>
+            <w:tcMar>
+              <w:top w:w="80" w:type="dxa"/>
+              <w:left w:w="81" w:type="dxa"/>
+              <w:bottom w:w="80" w:type="dxa"/>
+              <w:right w:w="80" w:type="dxa"/>
+            </w:tcMar>
+          </w:tcPr>
+          <w:p>
+            <w:pPr>
+              <w:pStyle w:val="BodyA"/>
               <w:spacing w:after="0"/>
               <w:ind w:left="1" w:firstLine="0"/>
               <w:jc w:val="both"/>
             </w:pPr>
             <w:r>
               <w:rPr>
-                <w:rFonts w:ascii="Corbel" w:cs="Corbel" w:hAnsi="Corbel" w:eastAsia="Corbel"/>
-                <w:outline w:val="0"/>
-                <w:color w:val="1f1f1f"/>
-                <w:u w:color="1f1f1f"/>
-                <w:shd w:val="nil" w:color="auto" w:fill="auto"/>
-                <w:rtl w:val="0"/>
-                <w:lang w:val="en-US"/>
-                <w14:textFill>
-                  <w14:solidFill>
-                    <w14:srgbClr w14:val="1F1F1F"/>
-                  </w14:solidFill>
-                </w14:textFill>
+                <w:rFonts w:ascii="Corbel" w:eastAsia="Corbel" w:hAnsi="Corbel" w:cs="Corbel"/>
+                <w:color w:val="1F1F1F"/>
+                <w:u w:color="1F1F1F"/>
+                <w:lang w:val="en-US"/>
               </w:rPr>
               <w:t>Defines different tiers (e.g., Monthly, Yearly) and pricing.</w:t>
             </w:r>
@@ -1451,8 +1368,6 @@
                 <w:rFonts w:ascii="Times New Roman" w:hAnsi="Times New Roman"/>
                 <w:sz w:val="20"/>
                 <w:szCs w:val="20"/>
-                <w:shd w:val="nil" w:color="auto" w:fill="auto"/>
-                <w:rtl w:val="0"/>
                 <w:lang w:val="en-US"/>
               </w:rPr>
               <w:t xml:space="preserve"> </w:t>
@@ -1461,97 +1376,90 @@
         </w:tc>
       </w:tr>
       <w:tr>
-        <w:tblPrEx>
-          <w:shd w:val="clear" w:color="auto" w:fill="cad1d7"/>
-        </w:tblPrEx>
         <w:trPr>
-          <w:trHeight w:val="561" w:hRule="atLeast"/>
+          <w:trHeight w:val="561"/>
         </w:trPr>
         <w:tc>
           <w:tcPr>
-            <w:tcW w:type="dxa" w:w="2529"/>
+            <w:tcW w:w="2529" w:type="dxa"/>
             <w:tcBorders>
-              <w:top w:val="single" w:color="000000" w:sz="4" w:space="0" w:shadow="0" w:frame="0"/>
-              <w:left w:val="single" w:color="000000" w:sz="4" w:space="0" w:shadow="0" w:frame="0"/>
-              <w:bottom w:val="single" w:color="000000" w:sz="4" w:space="0" w:shadow="0" w:frame="0"/>
-              <w:right w:val="single" w:color="000000" w:sz="4" w:space="0" w:shadow="0" w:frame="0"/>
+              <w:top w:val="single" w:sz="4" w:space="0" w:color="000000"/>
+              <w:left w:val="single" w:sz="4" w:space="0" w:color="000000"/>
+              <w:bottom w:val="single" w:sz="4" w:space="0" w:color="000000"/>
+              <w:right w:val="single" w:sz="4" w:space="0" w:color="000000"/>
             </w:tcBorders>
-            <w:shd w:val="clear" w:color="auto" w:fill="auto"/>
             <w:tcMar>
-              <w:top w:type="dxa" w:w="80"/>
-              <w:left w:type="dxa" w:w="80"/>
-              <w:bottom w:type="dxa" w:w="80"/>
-              <w:right w:type="dxa" w:w="80"/>
+              <w:top w:w="80" w:type="dxa"/>
+              <w:left w:w="80" w:type="dxa"/>
+              <w:bottom w:w="80" w:type="dxa"/>
+              <w:right w:w="80" w:type="dxa"/>
             </w:tcMar>
-            <w:vAlign w:val="top"/>
           </w:tcPr>
           <w:p>
             <w:pPr>
-              <w:pStyle w:val="Body A"/>
+              <w:pStyle w:val="BodyA"/>
               <w:spacing w:after="0"/>
               <w:ind w:left="0" w:firstLine="0"/>
             </w:pPr>
+            <w:proofErr w:type="spellStart"/>
             <w:r>
               <w:rPr>
                 <w:rFonts w:ascii="Courier New" w:hAnsi="Courier New"/>
-                <w:b w:val="1"/>
-                <w:bCs w:val="1"/>
-                <w:outline w:val="0"/>
-                <w:color w:val="1f1f1f"/>
-                <w:sz w:val="20"/>
-                <w:szCs w:val="20"/>
-                <w:u w:color="1f1f1f"/>
-                <w:shd w:val="nil" w:color="auto" w:fill="auto"/>
-                <w:rtl w:val="0"/>
-                <w:lang w:val="en-US"/>
-                <w14:textFill>
-                  <w14:solidFill>
-                    <w14:srgbClr w14:val="1F1F1F"/>
-                  </w14:solidFill>
-                </w14:textFill>
-              </w:rPr>
-              <w:t xml:space="preserve">GymManager </w:t>
+                <w:b/>
+                <w:bCs/>
+                <w:color w:val="1F1F1F"/>
+                <w:sz w:val="20"/>
+                <w:szCs w:val="20"/>
+                <w:u w:color="1F1F1F"/>
+                <w:lang w:val="en-US"/>
+              </w:rPr>
+              <w:lastRenderedPageBreak/>
+              <w:t>GymManager</w:t>
+            </w:r>
+            <w:proofErr w:type="spellEnd"/>
+            <w:r>
+              <w:rPr>
+                <w:rFonts w:ascii="Courier New" w:hAnsi="Courier New"/>
+                <w:b/>
+                <w:bCs/>
+                <w:color w:val="1F1F1F"/>
+                <w:sz w:val="20"/>
+                <w:szCs w:val="20"/>
+                <w:u w:color="1F1F1F"/>
+                <w:lang w:val="en-US"/>
+              </w:rPr>
+              <w:t xml:space="preserve"> </w:t>
             </w:r>
           </w:p>
         </w:tc>
         <w:tc>
           <w:tcPr>
-            <w:tcW w:type="dxa" w:w="4507"/>
+            <w:tcW w:w="4507" w:type="dxa"/>
             <w:tcBorders>
-              <w:top w:val="single" w:color="000000" w:sz="4" w:space="0" w:shadow="0" w:frame="0"/>
-              <w:left w:val="single" w:color="000000" w:sz="4" w:space="0" w:shadow="0" w:frame="0"/>
-              <w:bottom w:val="single" w:color="000000" w:sz="4" w:space="0" w:shadow="0" w:frame="0"/>
-              <w:right w:val="single" w:color="000000" w:sz="4" w:space="0" w:shadow="0" w:frame="0"/>
+              <w:top w:val="single" w:sz="4" w:space="0" w:color="000000"/>
+              <w:left w:val="single" w:sz="4" w:space="0" w:color="000000"/>
+              <w:bottom w:val="single" w:sz="4" w:space="0" w:color="000000"/>
+              <w:right w:val="single" w:sz="4" w:space="0" w:color="000000"/>
             </w:tcBorders>
-            <w:shd w:val="clear" w:color="auto" w:fill="auto"/>
             <w:tcMar>
-              <w:top w:type="dxa" w:w="80"/>
-              <w:left w:type="dxa" w:w="81"/>
-              <w:bottom w:type="dxa" w:w="80"/>
-              <w:right w:type="dxa" w:w="80"/>
+              <w:top w:w="80" w:type="dxa"/>
+              <w:left w:w="81" w:type="dxa"/>
+              <w:bottom w:w="80" w:type="dxa"/>
+              <w:right w:w="80" w:type="dxa"/>
             </w:tcMar>
-            <w:vAlign w:val="top"/>
           </w:tcPr>
           <w:p>
             <w:pPr>
-              <w:pStyle w:val="Body A"/>
+              <w:pStyle w:val="BodyA"/>
               <w:spacing w:after="0"/>
               <w:ind w:left="1" w:firstLine="0"/>
             </w:pPr>
             <w:r>
               <w:rPr>
-                <w:rFonts w:ascii="Corbel" w:cs="Corbel" w:hAnsi="Corbel" w:eastAsia="Corbel"/>
-                <w:outline w:val="0"/>
-                <w:color w:val="1f1f1f"/>
-                <w:u w:color="1f1f1f"/>
-                <w:shd w:val="nil" w:color="auto" w:fill="auto"/>
-                <w:rtl w:val="0"/>
-                <w:lang w:val="en-US"/>
-                <w14:textFill>
-                  <w14:solidFill>
-                    <w14:srgbClr w14:val="1F1F1F"/>
-                  </w14:solidFill>
-                </w14:textFill>
+                <w:rFonts w:ascii="Corbel" w:eastAsia="Corbel" w:hAnsi="Corbel" w:cs="Corbel"/>
+                <w:color w:val="1F1F1F"/>
+                <w:u w:color="1F1F1F"/>
+                <w:lang w:val="en-US"/>
               </w:rPr>
               <w:t xml:space="preserve">The controller class that handles adding/removing members and tracking </w:t>
             </w:r>
@@ -1561,104 +1469,78 @@
     </w:tbl>
     <w:p>
       <w:pPr>
-        <w:pStyle w:val="Body A"/>
-        <w:widowControl w:val="0"/>
-        <w:numPr>
-          <w:ilvl w:val="0"/>
-          <w:numId w:val="3"/>
-        </w:numPr>
-        <w:spacing w:line="240" w:lineRule="auto"/>
+        <w:pStyle w:val="BodyA"/>
+        <w:ind w:left="216" w:firstLine="0"/>
+        <w:rPr>
+          <w:lang w:val="en-US"/>
+        </w:rPr>
       </w:pPr>
     </w:p>
     <w:p>
       <w:pPr>
-        <w:pStyle w:val="Body A"/>
-        <w:widowControl w:val="0"/>
-        <w:tabs>
-          <w:tab w:val="left" w:pos="216"/>
-        </w:tabs>
-        <w:spacing w:line="240" w:lineRule="auto"/>
-        <w:ind w:left="429" w:hanging="429"/>
+        <w:pStyle w:val="BodyA"/>
+        <w:ind w:left="216" w:firstLine="0"/>
+        <w:rPr>
+          <w:lang w:val="en-US"/>
+        </w:rPr>
       </w:pPr>
     </w:p>
     <w:p>
       <w:pPr>
-        <w:pStyle w:val="Body A"/>
-        <w:spacing w:after="160"/>
-        <w:ind w:left="429" w:right="1281" w:firstLine="0"/>
-        <w:jc w:val="right"/>
+        <w:pStyle w:val="BodyA"/>
+        <w:numPr>
+          <w:ilvl w:val="0"/>
+          <w:numId w:val="2"/>
+        </w:numPr>
+        <w:rPr>
+          <w:lang w:val="en-US"/>
+        </w:rPr>
       </w:pPr>
       <w:r>
         <w:rPr>
-          <w:rtl w:val="0"/>
+          <w:lang w:val="en-US"/>
+        </w:rPr>
+        <w:t xml:space="preserve">Class Attributes and </w:t>
+      </w:r>
+      <w:proofErr w:type="spellStart"/>
+      <w:r>
+        <w:rPr>
+          <w:lang w:val="en-US"/>
+        </w:rPr>
+        <w:t>Behaviours</w:t>
+      </w:r>
+      <w:proofErr w:type="spellEnd"/>
+      <w:r>
+        <w:rPr>
+          <w:lang w:val="en-US"/>
         </w:rPr>
         <w:t xml:space="preserve"> </w:t>
       </w:r>
     </w:p>
     <w:p>
       <w:pPr>
-        <w:pStyle w:val="Body A"/>
-        <w:spacing w:after="160"/>
-        <w:ind w:left="0" w:firstLine="0"/>
-      </w:pPr>
-      <w:r>
+        <w:pStyle w:val="BodyA"/>
+        <w:ind w:left="216" w:firstLine="0"/>
         <w:rPr>
-          <w:rtl w:val="0"/>
-        </w:rPr>
-        <w:t xml:space="preserve"> </w:t>
-      </w:r>
-    </w:p>
-    <w:p>
-      <w:pPr>
-        <w:pStyle w:val="Body A"/>
-        <w:spacing w:after="0"/>
-        <w:ind w:left="0" w:firstLine="0"/>
-      </w:pPr>
-      <w:r>
-        <w:rPr>
-          <w:rtl w:val="0"/>
-        </w:rPr>
-        <w:t xml:space="preserve"> </w:t>
-      </w:r>
-    </w:p>
-    <w:p>
-      <w:pPr>
-        <w:pStyle w:val="Body A"/>
-        <w:numPr>
-          <w:ilvl w:val="0"/>
-          <w:numId w:val="4"/>
-        </w:numPr>
-        <w:bidi w:val="0"/>
-        <w:ind w:right="0"/>
-        <w:jc w:val="left"/>
-        <w:rPr>
-          <w:rtl w:val="0"/>
           <w:lang w:val="en-US"/>
         </w:rPr>
       </w:pPr>
-      <w:r>
-        <w:rPr>
-          <w:rtl w:val="0"/>
-          <w:lang w:val="en-US"/>
-        </w:rPr>
-        <w:t xml:space="preserve">Class Attributes and Behaviours </w:t>
-      </w:r>
     </w:p>
     <w:tbl>
       <w:tblPr>
         <w:tblW w:w="8981" w:type="dxa"/>
-        <w:jc w:val="left"/>
         <w:tblInd w:w="690" w:type="dxa"/>
         <w:tblBorders>
-          <w:top w:val="single" w:color="ffffff" w:sz="8" w:space="0" w:shadow="0" w:frame="0"/>
-          <w:left w:val="single" w:color="ffffff" w:sz="8" w:space="0" w:shadow="0" w:frame="0"/>
-          <w:bottom w:val="single" w:color="ffffff" w:sz="8" w:space="0" w:shadow="0" w:frame="0"/>
-          <w:right w:val="single" w:color="ffffff" w:sz="8" w:space="0" w:shadow="0" w:frame="0"/>
-          <w:insideH w:val="single" w:color="ffffff" w:sz="8" w:space="0" w:shadow="0" w:frame="0"/>
-          <w:insideV w:val="single" w:color="ffffff" w:sz="8" w:space="0" w:shadow="0" w:frame="0"/>
+          <w:top w:val="single" w:sz="8" w:space="0" w:color="FFFFFF"/>
+          <w:left w:val="single" w:sz="8" w:space="0" w:color="FFFFFF"/>
+          <w:bottom w:val="single" w:sz="8" w:space="0" w:color="FFFFFF"/>
+          <w:right w:val="single" w:sz="8" w:space="0" w:color="FFFFFF"/>
+          <w:insideH w:val="single" w:sz="8" w:space="0" w:color="FFFFFF"/>
+          <w:insideV w:val="single" w:sz="8" w:space="0" w:color="FFFFFF"/>
         </w:tblBorders>
-        <w:shd w:val="clear" w:color="auto" w:fill="cad1d7"/>
+        <w:shd w:val="clear" w:color="auto" w:fill="CAD1D7"/>
         <w:tblLayout w:type="fixed"/>
+        <w:tblLook w:val="04A0" w:firstRow="1" w:lastRow="0" w:firstColumn="1" w:lastColumn="0" w:noHBand="0" w:noVBand="1"/>
       </w:tblPr>
       <w:tblGrid>
         <w:gridCol w:w="2974"/>
@@ -1666,33 +1548,29 @@
         <w:gridCol w:w="3622"/>
       </w:tblGrid>
       <w:tr>
-        <w:tblPrEx>
-          <w:shd w:val="clear" w:color="auto" w:fill="cad1d7"/>
-        </w:tblPrEx>
         <w:trPr>
-          <w:trHeight w:val="232" w:hRule="atLeast"/>
+          <w:trHeight w:val="232"/>
         </w:trPr>
         <w:tc>
           <w:tcPr>
-            <w:tcW w:type="dxa" w:w="2974"/>
+            <w:tcW w:w="2974" w:type="dxa"/>
             <w:tcBorders>
-              <w:top w:val="single" w:color="000000" w:sz="4" w:space="0" w:shadow="0" w:frame="0"/>
-              <w:left w:val="single" w:color="000000" w:sz="4" w:space="0" w:shadow="0" w:frame="0"/>
-              <w:bottom w:val="single" w:color="000000" w:sz="4" w:space="0" w:shadow="0" w:frame="0"/>
-              <w:right w:val="single" w:color="000000" w:sz="4" w:space="0" w:shadow="0" w:frame="0"/>
+              <w:top w:val="single" w:sz="4" w:space="0" w:color="000000"/>
+              <w:left w:val="single" w:sz="4" w:space="0" w:color="000000"/>
+              <w:bottom w:val="single" w:sz="4" w:space="0" w:color="000000"/>
+              <w:right w:val="single" w:sz="4" w:space="0" w:color="000000"/>
             </w:tcBorders>
-            <w:shd w:val="clear" w:color="auto" w:fill="d9d9d9"/>
+            <w:shd w:val="clear" w:color="auto" w:fill="D9D9D9"/>
             <w:tcMar>
-              <w:top w:type="dxa" w:w="80"/>
-              <w:left w:type="dxa" w:w="80"/>
-              <w:bottom w:type="dxa" w:w="80"/>
-              <w:right w:type="dxa" w:w="80"/>
+              <w:top w:w="80" w:type="dxa"/>
+              <w:left w:w="80" w:type="dxa"/>
+              <w:bottom w:w="80" w:type="dxa"/>
+              <w:right w:w="80" w:type="dxa"/>
             </w:tcMar>
-            <w:vAlign w:val="top"/>
           </w:tcPr>
           <w:p>
             <w:pPr>
-              <w:pStyle w:val="Body A"/>
+              <w:pStyle w:val="BodyA"/>
               <w:spacing w:after="0"/>
               <w:ind w:left="0" w:firstLine="0"/>
             </w:pPr>
@@ -1701,8 +1579,6 @@
                 <w:rFonts w:ascii="Times New Roman" w:hAnsi="Times New Roman"/>
                 <w:sz w:val="20"/>
                 <w:szCs w:val="20"/>
-                <w:shd w:val="nil" w:color="auto" w:fill="auto"/>
-                <w:rtl w:val="0"/>
                 <w:lang w:val="en-US"/>
               </w:rPr>
               <w:t xml:space="preserve">Class Name  </w:t>
@@ -1711,25 +1587,24 @@
         </w:tc>
         <w:tc>
           <w:tcPr>
-            <w:tcW w:type="dxa" w:w="2385"/>
+            <w:tcW w:w="2385" w:type="dxa"/>
             <w:tcBorders>
-              <w:top w:val="single" w:color="000000" w:sz="4" w:space="0" w:shadow="0" w:frame="0"/>
-              <w:left w:val="single" w:color="000000" w:sz="4" w:space="0" w:shadow="0" w:frame="0"/>
-              <w:bottom w:val="single" w:color="000000" w:sz="4" w:space="0" w:shadow="0" w:frame="0"/>
-              <w:right w:val="single" w:color="000000" w:sz="4" w:space="0" w:shadow="0" w:frame="0"/>
+              <w:top w:val="single" w:sz="4" w:space="0" w:color="000000"/>
+              <w:left w:val="single" w:sz="4" w:space="0" w:color="000000"/>
+              <w:bottom w:val="single" w:sz="4" w:space="0" w:color="000000"/>
+              <w:right w:val="single" w:sz="4" w:space="0" w:color="000000"/>
             </w:tcBorders>
-            <w:shd w:val="clear" w:color="auto" w:fill="d9d9d9"/>
+            <w:shd w:val="clear" w:color="auto" w:fill="D9D9D9"/>
             <w:tcMar>
-              <w:top w:type="dxa" w:w="80"/>
-              <w:left w:type="dxa" w:w="80"/>
-              <w:bottom w:type="dxa" w:w="80"/>
-              <w:right w:type="dxa" w:w="80"/>
+              <w:top w:w="80" w:type="dxa"/>
+              <w:left w:w="80" w:type="dxa"/>
+              <w:bottom w:w="80" w:type="dxa"/>
+              <w:right w:w="80" w:type="dxa"/>
             </w:tcMar>
-            <w:vAlign w:val="top"/>
           </w:tcPr>
           <w:p>
             <w:pPr>
-              <w:pStyle w:val="Body A"/>
+              <w:pStyle w:val="BodyA"/>
               <w:spacing w:after="0"/>
               <w:ind w:left="0" w:firstLine="0"/>
             </w:pPr>
@@ -1738,8 +1613,6 @@
                 <w:rFonts w:ascii="Times New Roman" w:hAnsi="Times New Roman"/>
                 <w:sz w:val="20"/>
                 <w:szCs w:val="20"/>
-                <w:shd w:val="nil" w:color="auto" w:fill="auto"/>
-                <w:rtl w:val="0"/>
                 <w:lang w:val="en-US"/>
               </w:rPr>
               <w:t xml:space="preserve">Attributes </w:t>
@@ -1748,25 +1621,24 @@
         </w:tc>
         <w:tc>
           <w:tcPr>
-            <w:tcW w:type="dxa" w:w="3622"/>
+            <w:tcW w:w="3622" w:type="dxa"/>
             <w:tcBorders>
-              <w:top w:val="single" w:color="000000" w:sz="4" w:space="0" w:shadow="0" w:frame="0"/>
-              <w:left w:val="single" w:color="000000" w:sz="4" w:space="0" w:shadow="0" w:frame="0"/>
-              <w:bottom w:val="single" w:color="000000" w:sz="4" w:space="0" w:shadow="0" w:frame="0"/>
-              <w:right w:val="single" w:color="000000" w:sz="4" w:space="0" w:shadow="0" w:frame="0"/>
+              <w:top w:val="single" w:sz="4" w:space="0" w:color="000000"/>
+              <w:left w:val="single" w:sz="4" w:space="0" w:color="000000"/>
+              <w:bottom w:val="single" w:sz="4" w:space="0" w:color="000000"/>
+              <w:right w:val="single" w:sz="4" w:space="0" w:color="000000"/>
             </w:tcBorders>
-            <w:shd w:val="clear" w:color="auto" w:fill="d9d9d9"/>
+            <w:shd w:val="clear" w:color="auto" w:fill="D9D9D9"/>
             <w:tcMar>
-              <w:top w:type="dxa" w:w="80"/>
-              <w:left w:type="dxa" w:w="80"/>
-              <w:bottom w:type="dxa" w:w="80"/>
-              <w:right w:type="dxa" w:w="80"/>
+              <w:top w:w="80" w:type="dxa"/>
+              <w:left w:w="80" w:type="dxa"/>
+              <w:bottom w:w="80" w:type="dxa"/>
+              <w:right w:w="80" w:type="dxa"/>
             </w:tcMar>
-            <w:vAlign w:val="top"/>
           </w:tcPr>
           <w:p>
             <w:pPr>
-              <w:pStyle w:val="Body A"/>
+              <w:pStyle w:val="BodyA"/>
               <w:spacing w:after="0"/>
               <w:ind w:left="0" w:firstLine="0"/>
             </w:pPr>
@@ -1775,43 +1647,56 @@
                 <w:rFonts w:ascii="Times New Roman" w:hAnsi="Times New Roman"/>
                 <w:sz w:val="20"/>
                 <w:szCs w:val="20"/>
-                <w:shd w:val="nil" w:color="auto" w:fill="auto"/>
-                <w:rtl w:val="0"/>
-                <w:lang w:val="en-US"/>
-              </w:rPr>
-              <w:t xml:space="preserve">Methods(behaviours) </w:t>
+                <w:lang w:val="en-US"/>
+              </w:rPr>
+              <w:t>Methods(</w:t>
+            </w:r>
+            <w:proofErr w:type="spellStart"/>
+            <w:r>
+              <w:rPr>
+                <w:rFonts w:ascii="Times New Roman" w:hAnsi="Times New Roman"/>
+                <w:sz w:val="20"/>
+                <w:szCs w:val="20"/>
+                <w:lang w:val="en-US"/>
+              </w:rPr>
+              <w:t>behaviours</w:t>
+            </w:r>
+            <w:proofErr w:type="spellEnd"/>
+            <w:r>
+              <w:rPr>
+                <w:rFonts w:ascii="Times New Roman" w:hAnsi="Times New Roman"/>
+                <w:sz w:val="20"/>
+                <w:szCs w:val="20"/>
+                <w:lang w:val="en-US"/>
+              </w:rPr>
+              <w:t xml:space="preserve">) </w:t>
             </w:r>
           </w:p>
         </w:tc>
       </w:tr>
       <w:tr>
-        <w:tblPrEx>
-          <w:shd w:val="clear" w:color="auto" w:fill="cad1d7"/>
-        </w:tblPrEx>
         <w:trPr>
-          <w:trHeight w:val="923" w:hRule="atLeast"/>
+          <w:trHeight w:val="923"/>
         </w:trPr>
         <w:tc>
           <w:tcPr>
-            <w:tcW w:type="dxa" w:w="2974"/>
+            <w:tcW w:w="2974" w:type="dxa"/>
             <w:tcBorders>
-              <w:top w:val="single" w:color="000000" w:sz="4" w:space="0" w:shadow="0" w:frame="0"/>
-              <w:left w:val="single" w:color="000000" w:sz="4" w:space="0" w:shadow="0" w:frame="0"/>
-              <w:bottom w:val="single" w:color="000000" w:sz="4" w:space="0" w:shadow="0" w:frame="0"/>
-              <w:right w:val="single" w:color="000000" w:sz="4" w:space="0" w:shadow="0" w:frame="0"/>
+              <w:top w:val="single" w:sz="4" w:space="0" w:color="000000"/>
+              <w:left w:val="single" w:sz="4" w:space="0" w:color="000000"/>
+              <w:bottom w:val="single" w:sz="4" w:space="0" w:color="000000"/>
+              <w:right w:val="single" w:sz="4" w:space="0" w:color="000000"/>
             </w:tcBorders>
-            <w:shd w:val="clear" w:color="auto" w:fill="auto"/>
             <w:tcMar>
-              <w:top w:type="dxa" w:w="80"/>
-              <w:left w:type="dxa" w:w="80"/>
-              <w:bottom w:type="dxa" w:w="80"/>
-              <w:right w:type="dxa" w:w="80"/>
+              <w:top w:w="80" w:type="dxa"/>
+              <w:left w:w="80" w:type="dxa"/>
+              <w:bottom w:w="80" w:type="dxa"/>
+              <w:right w:w="80" w:type="dxa"/>
             </w:tcMar>
-            <w:vAlign w:val="top"/>
           </w:tcPr>
           <w:p>
             <w:pPr>
-              <w:pStyle w:val="Body A"/>
+              <w:pStyle w:val="BodyA"/>
               <w:spacing w:after="0"/>
               <w:ind w:left="0" w:firstLine="0"/>
             </w:pPr>
@@ -1820,8 +1705,6 @@
                 <w:rFonts w:ascii="Times New Roman" w:hAnsi="Times New Roman"/>
                 <w:sz w:val="20"/>
                 <w:szCs w:val="20"/>
-                <w:shd w:val="nil" w:color="auto" w:fill="auto"/>
-                <w:rtl w:val="0"/>
                 <w:lang w:val="en-US"/>
               </w:rPr>
               <w:t xml:space="preserve">Person </w:t>
@@ -1830,31 +1713,28 @@
         </w:tc>
         <w:tc>
           <w:tcPr>
-            <w:tcW w:type="dxa" w:w="2385"/>
+            <w:tcW w:w="2385" w:type="dxa"/>
             <w:tcBorders>
-              <w:top w:val="single" w:color="000000" w:sz="4" w:space="0" w:shadow="0" w:frame="0"/>
-              <w:left w:val="single" w:color="000000" w:sz="4" w:space="0" w:shadow="0" w:frame="0"/>
-              <w:bottom w:val="single" w:color="000000" w:sz="4" w:space="0" w:shadow="0" w:frame="0"/>
-              <w:right w:val="single" w:color="000000" w:sz="4" w:space="0" w:shadow="0" w:frame="0"/>
+              <w:top w:val="single" w:sz="4" w:space="0" w:color="000000"/>
+              <w:left w:val="single" w:sz="4" w:space="0" w:color="000000"/>
+              <w:bottom w:val="single" w:sz="4" w:space="0" w:color="000000"/>
+              <w:right w:val="single" w:sz="4" w:space="0" w:color="000000"/>
             </w:tcBorders>
-            <w:shd w:val="clear" w:color="auto" w:fill="auto"/>
             <w:tcMar>
-              <w:top w:type="dxa" w:w="80"/>
-              <w:left w:type="dxa" w:w="80"/>
-              <w:bottom w:type="dxa" w:w="80"/>
-              <w:right w:type="dxa" w:w="103"/>
+              <w:top w:w="80" w:type="dxa"/>
+              <w:left w:w="80" w:type="dxa"/>
+              <w:bottom w:w="80" w:type="dxa"/>
+              <w:right w:w="103" w:type="dxa"/>
             </w:tcMar>
-            <w:vAlign w:val="top"/>
           </w:tcPr>
           <w:p>
             <w:pPr>
-              <w:pStyle w:val="Body A"/>
+              <w:pStyle w:val="BodyA"/>
               <w:spacing w:after="0"/>
               <w:ind w:left="0" w:right="23" w:firstLine="0"/>
             </w:pPr>
             <w:r>
               <w:rPr>
-                <w:rtl w:val="0"/>
                 <w:lang w:val="en-US"/>
               </w:rPr>
               <w:t>String id</w:t>
@@ -1864,13 +1744,11 @@
                 <w:rFonts w:ascii="Times Roman" w:hAnsi="Times Roman"/>
                 <w:sz w:val="24"/>
                 <w:szCs w:val="24"/>
-                <w:rtl w:val="0"/>
               </w:rPr>
               <w:t xml:space="preserve">, </w:t>
             </w:r>
             <w:r>
               <w:rPr>
-                <w:rtl w:val="0"/>
                 <w:lang w:val="nl-NL"/>
               </w:rPr>
               <w:t>String name</w:t>
@@ -1880,29 +1758,33 @@
                 <w:rFonts w:ascii="Times Roman" w:hAnsi="Times Roman"/>
                 <w:sz w:val="24"/>
                 <w:szCs w:val="24"/>
-                <w:rtl w:val="0"/>
               </w:rPr>
               <w:t xml:space="preserve">, </w:t>
             </w:r>
             <w:r>
               <w:rPr>
-                <w:rtl w:val="0"/>
-                <w:lang w:val="en-US"/>
-              </w:rPr>
-              <w:t>String phoneNumber</w:t>
-            </w:r>
+                <w:lang w:val="en-US"/>
+              </w:rPr>
+              <w:t xml:space="preserve">String </w:t>
+            </w:r>
+            <w:proofErr w:type="spellStart"/>
+            <w:r>
+              <w:rPr>
+                <w:lang w:val="en-US"/>
+              </w:rPr>
+              <w:t>phoneNumber</w:t>
+            </w:r>
+            <w:proofErr w:type="spellEnd"/>
             <w:r>
               <w:rPr>
                 <w:rFonts w:ascii="Times Roman" w:hAnsi="Times Roman"/>
                 <w:sz w:val="24"/>
                 <w:szCs w:val="24"/>
-                <w:rtl w:val="0"/>
               </w:rPr>
               <w:t xml:space="preserve">, </w:t>
             </w:r>
             <w:r>
               <w:rPr>
-                <w:rtl w:val="0"/>
                 <w:lang w:val="en-US"/>
               </w:rPr>
               <w:t>String email</w:t>
@@ -1911,41 +1793,53 @@
         </w:tc>
         <w:tc>
           <w:tcPr>
-            <w:tcW w:type="dxa" w:w="3622"/>
+            <w:tcW w:w="3622" w:type="dxa"/>
             <w:tcBorders>
-              <w:top w:val="single" w:color="000000" w:sz="4" w:space="0" w:shadow="0" w:frame="0"/>
-              <w:left w:val="single" w:color="000000" w:sz="4" w:space="0" w:shadow="0" w:frame="0"/>
-              <w:bottom w:val="single" w:color="000000" w:sz="4" w:space="0" w:shadow="0" w:frame="0"/>
-              <w:right w:val="single" w:color="000000" w:sz="4" w:space="0" w:shadow="0" w:frame="0"/>
+              <w:top w:val="single" w:sz="4" w:space="0" w:color="000000"/>
+              <w:left w:val="single" w:sz="4" w:space="0" w:color="000000"/>
+              <w:bottom w:val="single" w:sz="4" w:space="0" w:color="000000"/>
+              <w:right w:val="single" w:sz="4" w:space="0" w:color="000000"/>
             </w:tcBorders>
-            <w:shd w:val="clear" w:color="auto" w:fill="auto"/>
             <w:tcMar>
-              <w:top w:type="dxa" w:w="80"/>
-              <w:left w:type="dxa" w:w="80"/>
-              <w:bottom w:type="dxa" w:w="80"/>
-              <w:right w:type="dxa" w:w="80"/>
+              <w:top w:w="80" w:type="dxa"/>
+              <w:left w:w="80" w:type="dxa"/>
+              <w:bottom w:w="80" w:type="dxa"/>
+              <w:right w:w="80" w:type="dxa"/>
             </w:tcMar>
-            <w:vAlign w:val="top"/>
           </w:tcPr>
           <w:p>
             <w:pPr>
-              <w:pStyle w:val="Body A"/>
+              <w:pStyle w:val="BodyA"/>
               <w:spacing w:after="0"/>
               <w:ind w:left="0" w:firstLine="0"/>
             </w:pPr>
-            <w:r>
-              <w:rPr>
-                <w:rtl w:val="0"/>
-                <w:lang w:val="en-US"/>
-              </w:rPr>
-              <w:t>displayProfile()</w:t>
+            <w:proofErr w:type="spellStart"/>
+            <w:proofErr w:type="gramStart"/>
+            <w:r>
+              <w:rPr>
+                <w:lang w:val="en-US"/>
+              </w:rPr>
+              <w:t>displayProfile</w:t>
+            </w:r>
+            <w:proofErr w:type="spellEnd"/>
+            <w:r>
+              <w:rPr>
+                <w:lang w:val="en-US"/>
+              </w:rPr>
+              <w:t>(</w:t>
+            </w:r>
+            <w:proofErr w:type="gramEnd"/>
+            <w:r>
+              <w:rPr>
+                <w:lang w:val="en-US"/>
+              </w:rPr>
+              <w:t>)</w:t>
             </w:r>
             <w:r>
               <w:rPr>
                 <w:rFonts w:ascii="Times Roman" w:hAnsi="Times Roman"/>
                 <w:sz w:val="24"/>
                 <w:szCs w:val="24"/>
-                <w:rtl w:val="0"/>
               </w:rPr>
               <w:t xml:space="preserve"> </w:t>
             </w:r>
@@ -1953,33 +1847,28 @@
         </w:tc>
       </w:tr>
       <w:tr>
-        <w:tblPrEx>
-          <w:shd w:val="clear" w:color="auto" w:fill="cad1d7"/>
-        </w:tblPrEx>
         <w:trPr>
-          <w:trHeight w:val="1274" w:hRule="atLeast"/>
+          <w:trHeight w:val="1274"/>
         </w:trPr>
         <w:tc>
           <w:tcPr>
-            <w:tcW w:type="dxa" w:w="2974"/>
+            <w:tcW w:w="2974" w:type="dxa"/>
             <w:tcBorders>
-              <w:top w:val="single" w:color="000000" w:sz="4" w:space="0" w:shadow="0" w:frame="0"/>
-              <w:left w:val="single" w:color="000000" w:sz="4" w:space="0" w:shadow="0" w:frame="0"/>
-              <w:bottom w:val="single" w:color="000000" w:sz="4" w:space="0" w:shadow="0" w:frame="0"/>
-              <w:right w:val="single" w:color="000000" w:sz="4" w:space="0" w:shadow="0" w:frame="0"/>
+              <w:top w:val="single" w:sz="4" w:space="0" w:color="000000"/>
+              <w:left w:val="single" w:sz="4" w:space="0" w:color="000000"/>
+              <w:bottom w:val="single" w:sz="4" w:space="0" w:color="000000"/>
+              <w:right w:val="single" w:sz="4" w:space="0" w:color="000000"/>
             </w:tcBorders>
-            <w:shd w:val="clear" w:color="auto" w:fill="auto"/>
             <w:tcMar>
-              <w:top w:type="dxa" w:w="80"/>
-              <w:left w:type="dxa" w:w="80"/>
-              <w:bottom w:type="dxa" w:w="80"/>
-              <w:right w:type="dxa" w:w="80"/>
+              <w:top w:w="80" w:type="dxa"/>
+              <w:left w:w="80" w:type="dxa"/>
+              <w:bottom w:w="80" w:type="dxa"/>
+              <w:right w:w="80" w:type="dxa"/>
             </w:tcMar>
-            <w:vAlign w:val="top"/>
           </w:tcPr>
           <w:p>
             <w:pPr>
-              <w:pStyle w:val="Body A"/>
+              <w:pStyle w:val="BodyA"/>
               <w:spacing w:after="0"/>
               <w:ind w:left="0" w:firstLine="0"/>
             </w:pPr>
@@ -1988,8 +1877,6 @@
                 <w:rFonts w:ascii="Times New Roman" w:hAnsi="Times New Roman"/>
                 <w:sz w:val="20"/>
                 <w:szCs w:val="20"/>
-                <w:shd w:val="nil" w:color="auto" w:fill="auto"/>
-                <w:rtl w:val="0"/>
                 <w:lang w:val="en-US"/>
               </w:rPr>
               <w:t xml:space="preserve">Member </w:t>
@@ -1998,194 +1885,259 @@
         </w:tc>
         <w:tc>
           <w:tcPr>
-            <w:tcW w:type="dxa" w:w="2385"/>
+            <w:tcW w:w="2385" w:type="dxa"/>
             <w:tcBorders>
-              <w:top w:val="single" w:color="000000" w:sz="4" w:space="0" w:shadow="0" w:frame="0"/>
-              <w:left w:val="single" w:color="000000" w:sz="4" w:space="0" w:shadow="0" w:frame="0"/>
-              <w:bottom w:val="single" w:color="000000" w:sz="4" w:space="0" w:shadow="0" w:frame="0"/>
-              <w:right w:val="single" w:color="000000" w:sz="4" w:space="0" w:shadow="0" w:frame="0"/>
+              <w:top w:val="single" w:sz="4" w:space="0" w:color="000000"/>
+              <w:left w:val="single" w:sz="4" w:space="0" w:color="000000"/>
+              <w:bottom w:val="single" w:sz="4" w:space="0" w:color="000000"/>
+              <w:right w:val="single" w:sz="4" w:space="0" w:color="000000"/>
             </w:tcBorders>
-            <w:shd w:val="clear" w:color="auto" w:fill="auto"/>
             <w:tcMar>
-              <w:top w:type="dxa" w:w="80"/>
-              <w:left w:type="dxa" w:w="80"/>
-              <w:bottom w:type="dxa" w:w="80"/>
-              <w:right w:type="dxa" w:w="80"/>
+              <w:top w:w="80" w:type="dxa"/>
+              <w:left w:w="80" w:type="dxa"/>
+              <w:bottom w:w="80" w:type="dxa"/>
+              <w:right w:w="80" w:type="dxa"/>
             </w:tcMar>
-            <w:vAlign w:val="top"/>
           </w:tcPr>
           <w:p>
             <w:pPr>
-              <w:pStyle w:val="Body A"/>
+              <w:pStyle w:val="BodyA"/>
               <w:spacing w:after="0"/>
               <w:ind w:left="0" w:firstLine="0"/>
             </w:pPr>
-            <w:r>
-              <w:rPr>
-                <w:rtl w:val="0"/>
-                <w:lang w:val="en-US"/>
-              </w:rPr>
-              <w:t>MembershipPlan plan</w:t>
+            <w:proofErr w:type="spellStart"/>
+            <w:r>
+              <w:rPr>
+                <w:lang w:val="en-US"/>
+              </w:rPr>
+              <w:t>MembershipPlan</w:t>
+            </w:r>
+            <w:proofErr w:type="spellEnd"/>
+            <w:r>
+              <w:rPr>
+                <w:lang w:val="en-US"/>
+              </w:rPr>
+              <w:t xml:space="preserve"> plan</w:t>
             </w:r>
             <w:r>
               <w:rPr>
                 <w:rFonts w:ascii="Times Roman" w:hAnsi="Times Roman"/>
                 <w:sz w:val="24"/>
                 <w:szCs w:val="24"/>
-                <w:rtl w:val="0"/>
               </w:rPr>
               <w:t xml:space="preserve">, </w:t>
             </w:r>
             <w:r>
               <w:rPr>
-                <w:rtl w:val="0"/>
-                <w:lang w:val="en-US"/>
-              </w:rPr>
-              <w:t>Date joinDate</w:t>
-            </w:r>
+                <w:lang w:val="en-US"/>
+              </w:rPr>
+              <w:t xml:space="preserve">Date </w:t>
+            </w:r>
+            <w:proofErr w:type="spellStart"/>
+            <w:r>
+              <w:rPr>
+                <w:lang w:val="en-US"/>
+              </w:rPr>
+              <w:t>joinDate</w:t>
+            </w:r>
+            <w:proofErr w:type="spellEnd"/>
             <w:r>
               <w:rPr>
                 <w:rFonts w:ascii="Times Roman" w:hAnsi="Times Roman"/>
                 <w:sz w:val="24"/>
                 <w:szCs w:val="24"/>
-                <w:rtl w:val="0"/>
               </w:rPr>
               <w:t xml:space="preserve">, </w:t>
             </w:r>
             <w:r>
               <w:rPr>
-                <w:rtl w:val="0"/>
-                <w:lang w:val="en-US"/>
-              </w:rPr>
-              <w:t>Date expiryDate</w:t>
-            </w:r>
+                <w:lang w:val="en-US"/>
+              </w:rPr>
+              <w:t xml:space="preserve">Date </w:t>
+            </w:r>
+            <w:proofErr w:type="spellStart"/>
+            <w:r>
+              <w:rPr>
+                <w:lang w:val="en-US"/>
+              </w:rPr>
+              <w:t>expiryDate</w:t>
+            </w:r>
+            <w:proofErr w:type="spellEnd"/>
             <w:r>
               <w:rPr>
                 <w:rFonts w:ascii="Times Roman" w:hAnsi="Times Roman"/>
                 <w:sz w:val="24"/>
                 <w:szCs w:val="24"/>
-                <w:rtl w:val="0"/>
               </w:rPr>
               <w:t xml:space="preserve">, </w:t>
             </w:r>
             <w:r>
               <w:rPr>
-                <w:rtl w:val="0"/>
-                <w:lang w:val="en-US"/>
-              </w:rPr>
-              <w:t>String paymentStatus</w:t>
-            </w:r>
+                <w:lang w:val="en-US"/>
+              </w:rPr>
+              <w:t xml:space="preserve">String </w:t>
+            </w:r>
+            <w:proofErr w:type="spellStart"/>
+            <w:r>
+              <w:rPr>
+                <w:lang w:val="en-US"/>
+              </w:rPr>
+              <w:t>paymentStatus</w:t>
+            </w:r>
+            <w:proofErr w:type="spellEnd"/>
           </w:p>
         </w:tc>
         <w:tc>
           <w:tcPr>
-            <w:tcW w:type="dxa" w:w="3622"/>
+            <w:tcW w:w="3622" w:type="dxa"/>
             <w:tcBorders>
-              <w:top w:val="single" w:color="000000" w:sz="4" w:space="0" w:shadow="0" w:frame="0"/>
-              <w:left w:val="single" w:color="000000" w:sz="4" w:space="0" w:shadow="0" w:frame="0"/>
-              <w:bottom w:val="single" w:color="000000" w:sz="4" w:space="0" w:shadow="0" w:frame="0"/>
-              <w:right w:val="single" w:color="000000" w:sz="4" w:space="0" w:shadow="0" w:frame="0"/>
+              <w:top w:val="single" w:sz="4" w:space="0" w:color="000000"/>
+              <w:left w:val="single" w:sz="4" w:space="0" w:color="000000"/>
+              <w:bottom w:val="single" w:sz="4" w:space="0" w:color="000000"/>
+              <w:right w:val="single" w:sz="4" w:space="0" w:color="000000"/>
             </w:tcBorders>
-            <w:shd w:val="clear" w:color="auto" w:fill="auto"/>
             <w:tcMar>
-              <w:top w:type="dxa" w:w="80"/>
-              <w:left w:type="dxa" w:w="80"/>
-              <w:bottom w:type="dxa" w:w="80"/>
-              <w:right w:type="dxa" w:w="355"/>
+              <w:top w:w="80" w:type="dxa"/>
+              <w:left w:w="80" w:type="dxa"/>
+              <w:bottom w:w="80" w:type="dxa"/>
+              <w:right w:w="355" w:type="dxa"/>
             </w:tcMar>
-            <w:vAlign w:val="top"/>
           </w:tcPr>
           <w:p>
             <w:pPr>
-              <w:pStyle w:val="Body A"/>
+              <w:pStyle w:val="BodyA"/>
               <w:spacing w:after="0"/>
               <w:ind w:left="0" w:right="275" w:firstLine="0"/>
             </w:pPr>
-            <w:r>
-              <w:rPr>
-                <w:rtl w:val="0"/>
-              </w:rPr>
-              <w:t>calculateExpiry()</w:t>
+            <w:proofErr w:type="spellStart"/>
+            <w:proofErr w:type="gramStart"/>
+            <w:r>
+              <w:t>calculateExpiry</w:t>
+            </w:r>
+            <w:proofErr w:type="spellEnd"/>
+            <w:r>
+              <w:t>(</w:t>
+            </w:r>
+            <w:proofErr w:type="gramEnd"/>
+            <w:r>
+              <w:t>)</w:t>
             </w:r>
             <w:r>
               <w:rPr>
                 <w:rFonts w:ascii="Times Roman" w:hAnsi="Times Roman"/>
                 <w:sz w:val="24"/>
                 <w:szCs w:val="24"/>
-                <w:rtl w:val="0"/>
               </w:rPr>
               <w:t xml:space="preserve">, </w:t>
             </w:r>
-            <w:r>
-              <w:rPr>
-                <w:rtl w:val="0"/>
-                <w:lang w:val="en-US"/>
-              </w:rPr>
-              <w:t>renewMembership()</w:t>
+            <w:proofErr w:type="spellStart"/>
+            <w:proofErr w:type="gramStart"/>
+            <w:r>
+              <w:rPr>
+                <w:lang w:val="en-US"/>
+              </w:rPr>
+              <w:t>renewMembership</w:t>
+            </w:r>
+            <w:proofErr w:type="spellEnd"/>
+            <w:r>
+              <w:rPr>
+                <w:lang w:val="en-US"/>
+              </w:rPr>
+              <w:t>(</w:t>
+            </w:r>
+            <w:proofErr w:type="gramEnd"/>
+            <w:r>
+              <w:rPr>
+                <w:lang w:val="en-US"/>
+              </w:rPr>
+              <w:t>)</w:t>
             </w:r>
             <w:r>
               <w:rPr>
                 <w:rFonts w:ascii="Times Roman" w:hAnsi="Times Roman"/>
                 <w:sz w:val="24"/>
                 <w:szCs w:val="24"/>
-                <w:rtl w:val="0"/>
               </w:rPr>
               <w:t xml:space="preserve">, </w:t>
             </w:r>
-            <w:r>
-              <w:rPr>
-                <w:rtl w:val="0"/>
-                <w:lang w:val="en-US"/>
-              </w:rPr>
-              <w:t>checkAccess()</w:t>
+            <w:proofErr w:type="spellStart"/>
+            <w:proofErr w:type="gramStart"/>
+            <w:r>
+              <w:rPr>
+                <w:lang w:val="en-US"/>
+              </w:rPr>
+              <w:t>checkAccess</w:t>
+            </w:r>
+            <w:proofErr w:type="spellEnd"/>
+            <w:r>
+              <w:rPr>
+                <w:lang w:val="en-US"/>
+              </w:rPr>
+              <w:t>(</w:t>
+            </w:r>
+            <w:proofErr w:type="gramEnd"/>
+            <w:r>
+              <w:rPr>
+                <w:lang w:val="en-US"/>
+              </w:rPr>
+              <w:t>)</w:t>
             </w:r>
             <w:r>
               <w:rPr>
                 <w:rFonts w:ascii="Times Roman" w:hAnsi="Times Roman"/>
                 <w:sz w:val="24"/>
                 <w:szCs w:val="24"/>
-                <w:rtl w:val="0"/>
               </w:rPr>
               <w:t xml:space="preserve">, </w:t>
             </w:r>
-            <w:r>
-              <w:rPr>
-                <w:rtl w:val="0"/>
-                <w:lang w:val="en-US"/>
-              </w:rPr>
-              <w:t>displayProfile()</w:t>
+            <w:proofErr w:type="spellStart"/>
+            <w:proofErr w:type="gramStart"/>
+            <w:r>
+              <w:rPr>
+                <w:lang w:val="en-US"/>
+              </w:rPr>
+              <w:t>displayProfile</w:t>
+            </w:r>
+            <w:proofErr w:type="spellEnd"/>
+            <w:r>
+              <w:rPr>
+                <w:lang w:val="en-US"/>
+              </w:rPr>
+              <w:t>(</w:t>
+            </w:r>
+            <w:proofErr w:type="gramEnd"/>
+            <w:r>
+              <w:rPr>
+                <w:lang w:val="en-US"/>
+              </w:rPr>
+              <w:t>)</w:t>
             </w:r>
           </w:p>
         </w:tc>
       </w:tr>
       <w:tr>
-        <w:tblPrEx>
-          <w:shd w:val="clear" w:color="auto" w:fill="cad1d7"/>
-        </w:tblPrEx>
         <w:trPr>
-          <w:trHeight w:val="1550" w:hRule="atLeast"/>
+          <w:trHeight w:val="1550"/>
         </w:trPr>
         <w:tc>
           <w:tcPr>
-            <w:tcW w:type="dxa" w:w="2974"/>
+            <w:tcW w:w="2974" w:type="dxa"/>
             <w:tcBorders>
-              <w:top w:val="single" w:color="000000" w:sz="4" w:space="0" w:shadow="0" w:frame="0"/>
-              <w:left w:val="single" w:color="000000" w:sz="4" w:space="0" w:shadow="0" w:frame="0"/>
-              <w:bottom w:val="single" w:color="000000" w:sz="4" w:space="0" w:shadow="0" w:frame="0"/>
-              <w:right w:val="single" w:color="000000" w:sz="4" w:space="0" w:shadow="0" w:frame="0"/>
+              <w:top w:val="single" w:sz="4" w:space="0" w:color="000000"/>
+              <w:left w:val="single" w:sz="4" w:space="0" w:color="000000"/>
+              <w:bottom w:val="single" w:sz="4" w:space="0" w:color="000000"/>
+              <w:right w:val="single" w:sz="4" w:space="0" w:color="000000"/>
             </w:tcBorders>
-            <w:shd w:val="clear" w:color="auto" w:fill="auto"/>
             <w:tcMar>
-              <w:top w:type="dxa" w:w="80"/>
-              <w:left w:type="dxa" w:w="80"/>
-              <w:bottom w:type="dxa" w:w="80"/>
-              <w:right w:type="dxa" w:w="80"/>
+              <w:top w:w="80" w:type="dxa"/>
+              <w:left w:w="80" w:type="dxa"/>
+              <w:bottom w:w="80" w:type="dxa"/>
+              <w:right w:w="80" w:type="dxa"/>
             </w:tcMar>
-            <w:vAlign w:val="top"/>
           </w:tcPr>
           <w:p>
             <w:pPr>
-              <w:pStyle w:val="Body A"/>
+              <w:pStyle w:val="BodyA"/>
               <w:spacing w:after="0"/>
               <w:ind w:left="0" w:firstLine="0"/>
             </w:pPr>
@@ -2194,8 +2146,6 @@
                 <w:rFonts w:ascii="Times New Roman" w:hAnsi="Times New Roman"/>
                 <w:sz w:val="20"/>
                 <w:szCs w:val="20"/>
-                <w:shd w:val="nil" w:color="auto" w:fill="auto"/>
-                <w:rtl w:val="0"/>
                 <w:lang w:val="en-US"/>
               </w:rPr>
               <w:t xml:space="preserve">Trainer </w:t>
@@ -2204,31 +2154,28 @@
         </w:tc>
         <w:tc>
           <w:tcPr>
-            <w:tcW w:type="dxa" w:w="2385"/>
+            <w:tcW w:w="2385" w:type="dxa"/>
             <w:tcBorders>
-              <w:top w:val="single" w:color="000000" w:sz="4" w:space="0" w:shadow="0" w:frame="0"/>
-              <w:left w:val="single" w:color="000000" w:sz="4" w:space="0" w:shadow="0" w:frame="0"/>
-              <w:bottom w:val="single" w:color="000000" w:sz="4" w:space="0" w:shadow="0" w:frame="0"/>
-              <w:right w:val="single" w:color="000000" w:sz="4" w:space="0" w:shadow="0" w:frame="0"/>
+              <w:top w:val="single" w:sz="4" w:space="0" w:color="000000"/>
+              <w:left w:val="single" w:sz="4" w:space="0" w:color="000000"/>
+              <w:bottom w:val="single" w:sz="4" w:space="0" w:color="000000"/>
+              <w:right w:val="single" w:sz="4" w:space="0" w:color="000000"/>
             </w:tcBorders>
-            <w:shd w:val="clear" w:color="auto" w:fill="auto"/>
             <w:tcMar>
-              <w:top w:type="dxa" w:w="80"/>
-              <w:left w:type="dxa" w:w="80"/>
-              <w:bottom w:type="dxa" w:w="80"/>
-              <w:right w:type="dxa" w:w="80"/>
+              <w:top w:w="80" w:type="dxa"/>
+              <w:left w:w="80" w:type="dxa"/>
+              <w:bottom w:w="80" w:type="dxa"/>
+              <w:right w:w="80" w:type="dxa"/>
             </w:tcMar>
-            <w:vAlign w:val="top"/>
           </w:tcPr>
           <w:p>
             <w:pPr>
-              <w:pStyle w:val="Body A"/>
+              <w:pStyle w:val="BodyA"/>
               <w:spacing w:after="36"/>
               <w:ind w:left="0" w:firstLine="0"/>
             </w:pPr>
             <w:r>
               <w:rPr>
-                <w:rtl w:val="0"/>
                 <w:lang w:val="en-US"/>
               </w:rPr>
               <w:t>String specialization</w:t>
@@ -2238,45 +2185,63 @@
                 <w:rFonts w:ascii="Times Roman" w:hAnsi="Times Roman"/>
                 <w:sz w:val="24"/>
                 <w:szCs w:val="24"/>
-                <w:rtl w:val="0"/>
               </w:rPr>
               <w:t xml:space="preserve">, </w:t>
             </w:r>
-            <w:r>
-              <w:rPr>
-                <w:rtl w:val="0"/>
-                <w:lang w:val="en-US"/>
-              </w:rPr>
-              <w:t>Member[] assignedMembers</w:t>
-            </w:r>
+            <w:proofErr w:type="gramStart"/>
+            <w:r>
+              <w:rPr>
+                <w:lang w:val="en-US"/>
+              </w:rPr>
+              <w:t>Member[</w:t>
+            </w:r>
+            <w:proofErr w:type="gramEnd"/>
+            <w:r>
+              <w:rPr>
+                <w:lang w:val="en-US"/>
+              </w:rPr>
+              <w:t xml:space="preserve">] </w:t>
+            </w:r>
+            <w:proofErr w:type="spellStart"/>
+            <w:r>
+              <w:rPr>
+                <w:lang w:val="en-US"/>
+              </w:rPr>
+              <w:t>assignedMembers</w:t>
+            </w:r>
+            <w:proofErr w:type="spellEnd"/>
             <w:r>
               <w:rPr>
                 <w:rFonts w:ascii="Times Roman" w:hAnsi="Times Roman"/>
                 <w:sz w:val="24"/>
                 <w:szCs w:val="24"/>
-                <w:rtl w:val="0"/>
               </w:rPr>
               <w:t xml:space="preserve">, </w:t>
             </w:r>
             <w:r>
               <w:rPr>
-                <w:rtl w:val="0"/>
-                <w:lang w:val="en-US"/>
-              </w:rPr>
-              <w:t>int memberCount</w:t>
-            </w:r>
+                <w:lang w:val="en-US"/>
+              </w:rPr>
+              <w:t xml:space="preserve">int </w:t>
+            </w:r>
+            <w:proofErr w:type="spellStart"/>
+            <w:r>
+              <w:rPr>
+                <w:lang w:val="en-US"/>
+              </w:rPr>
+              <w:t>memberCount</w:t>
+            </w:r>
+            <w:proofErr w:type="spellEnd"/>
             <w:r>
               <w:rPr>
                 <w:rFonts w:ascii="Times Roman" w:hAnsi="Times Roman"/>
                 <w:sz w:val="24"/>
                 <w:szCs w:val="24"/>
-                <w:rtl w:val="0"/>
               </w:rPr>
               <w:t xml:space="preserve">, </w:t>
             </w:r>
             <w:r>
               <w:rPr>
-                <w:rtl w:val="0"/>
                 <w:lang w:val="en-US"/>
               </w:rPr>
               <w:t>double salary</w:t>
@@ -2285,189 +2250,257 @@
         </w:tc>
         <w:tc>
           <w:tcPr>
-            <w:tcW w:type="dxa" w:w="3622"/>
+            <w:tcW w:w="3622" w:type="dxa"/>
             <w:tcBorders>
-              <w:top w:val="single" w:color="000000" w:sz="4" w:space="0" w:shadow="0" w:frame="0"/>
-              <w:left w:val="single" w:color="000000" w:sz="4" w:space="0" w:shadow="0" w:frame="0"/>
-              <w:bottom w:val="single" w:color="000000" w:sz="4" w:space="0" w:shadow="0" w:frame="0"/>
-              <w:right w:val="single" w:color="000000" w:sz="4" w:space="0" w:shadow="0" w:frame="0"/>
+              <w:top w:val="single" w:sz="4" w:space="0" w:color="000000"/>
+              <w:left w:val="single" w:sz="4" w:space="0" w:color="000000"/>
+              <w:bottom w:val="single" w:sz="4" w:space="0" w:color="000000"/>
+              <w:right w:val="single" w:sz="4" w:space="0" w:color="000000"/>
             </w:tcBorders>
-            <w:shd w:val="clear" w:color="auto" w:fill="auto"/>
             <w:tcMar>
-              <w:top w:type="dxa" w:w="80"/>
-              <w:left w:type="dxa" w:w="80"/>
-              <w:bottom w:type="dxa" w:w="80"/>
-              <w:right w:type="dxa" w:w="624"/>
+              <w:top w:w="80" w:type="dxa"/>
+              <w:left w:w="80" w:type="dxa"/>
+              <w:bottom w:w="80" w:type="dxa"/>
+              <w:right w:w="624" w:type="dxa"/>
             </w:tcMar>
-            <w:vAlign w:val="top"/>
           </w:tcPr>
           <w:p>
             <w:pPr>
-              <w:pStyle w:val="Body A"/>
+              <w:pStyle w:val="BodyA"/>
               <w:spacing w:after="0"/>
               <w:ind w:left="0" w:right="544" w:firstLine="0"/>
             </w:pPr>
-            <w:r>
-              <w:rPr>
-                <w:rtl w:val="0"/>
-                <w:lang w:val="en-US"/>
-              </w:rPr>
-              <w:t>assignMember()</w:t>
+            <w:proofErr w:type="spellStart"/>
+            <w:proofErr w:type="gramStart"/>
+            <w:r>
+              <w:rPr>
+                <w:lang w:val="en-US"/>
+              </w:rPr>
+              <w:t>assignMember</w:t>
+            </w:r>
+            <w:proofErr w:type="spellEnd"/>
+            <w:r>
+              <w:rPr>
+                <w:lang w:val="en-US"/>
+              </w:rPr>
+              <w:t>(</w:t>
+            </w:r>
+            <w:proofErr w:type="gramEnd"/>
+            <w:r>
+              <w:rPr>
+                <w:lang w:val="en-US"/>
+              </w:rPr>
+              <w:t>)</w:t>
             </w:r>
             <w:r>
               <w:rPr>
                 <w:rFonts w:ascii="Times Roman" w:hAnsi="Times Roman"/>
                 <w:sz w:val="24"/>
                 <w:szCs w:val="24"/>
-                <w:rtl w:val="0"/>
               </w:rPr>
               <w:t xml:space="preserve">, </w:t>
             </w:r>
-            <w:r>
-              <w:rPr>
-                <w:rtl w:val="0"/>
-                <w:lang w:val="en-US"/>
-              </w:rPr>
-              <w:t>removeMember()</w:t>
+            <w:proofErr w:type="spellStart"/>
+            <w:proofErr w:type="gramStart"/>
+            <w:r>
+              <w:rPr>
+                <w:lang w:val="en-US"/>
+              </w:rPr>
+              <w:t>removeMember</w:t>
+            </w:r>
+            <w:proofErr w:type="spellEnd"/>
+            <w:r>
+              <w:rPr>
+                <w:lang w:val="en-US"/>
+              </w:rPr>
+              <w:t>(</w:t>
+            </w:r>
+            <w:proofErr w:type="gramEnd"/>
+            <w:r>
+              <w:rPr>
+                <w:lang w:val="en-US"/>
+              </w:rPr>
+              <w:t>)</w:t>
             </w:r>
             <w:r>
               <w:rPr>
                 <w:rFonts w:ascii="Times Roman" w:hAnsi="Times Roman"/>
                 <w:sz w:val="24"/>
                 <w:szCs w:val="24"/>
-                <w:rtl w:val="0"/>
               </w:rPr>
               <w:t xml:space="preserve">, </w:t>
             </w:r>
-            <w:r>
-              <w:rPr>
-                <w:rtl w:val="0"/>
-                <w:lang w:val="en-US"/>
-              </w:rPr>
-              <w:t>getSchedule()</w:t>
+            <w:proofErr w:type="spellStart"/>
+            <w:proofErr w:type="gramStart"/>
+            <w:r>
+              <w:rPr>
+                <w:lang w:val="en-US"/>
+              </w:rPr>
+              <w:t>getSchedule</w:t>
+            </w:r>
+            <w:proofErr w:type="spellEnd"/>
+            <w:r>
+              <w:rPr>
+                <w:lang w:val="en-US"/>
+              </w:rPr>
+              <w:t>(</w:t>
+            </w:r>
+            <w:proofErr w:type="gramEnd"/>
+            <w:r>
+              <w:rPr>
+                <w:lang w:val="en-US"/>
+              </w:rPr>
+              <w:t>)</w:t>
             </w:r>
             <w:r>
               <w:rPr>
                 <w:rFonts w:ascii="Times Roman" w:hAnsi="Times Roman"/>
                 <w:sz w:val="24"/>
                 <w:szCs w:val="24"/>
-                <w:rtl w:val="0"/>
               </w:rPr>
               <w:t xml:space="preserve">, </w:t>
             </w:r>
-            <w:r>
-              <w:rPr>
-                <w:rtl w:val="0"/>
-                <w:lang w:val="en-US"/>
-              </w:rPr>
-              <w:t>displayProfile()</w:t>
+            <w:proofErr w:type="spellStart"/>
+            <w:proofErr w:type="gramStart"/>
+            <w:r>
+              <w:rPr>
+                <w:lang w:val="en-US"/>
+              </w:rPr>
+              <w:t>displayProfile</w:t>
+            </w:r>
+            <w:proofErr w:type="spellEnd"/>
+            <w:r>
+              <w:rPr>
+                <w:lang w:val="en-US"/>
+              </w:rPr>
+              <w:t>(</w:t>
+            </w:r>
+            <w:proofErr w:type="gramEnd"/>
+            <w:r>
+              <w:rPr>
+                <w:lang w:val="en-US"/>
+              </w:rPr>
+              <w:t>)</w:t>
             </w:r>
           </w:p>
         </w:tc>
       </w:tr>
       <w:tr>
-        <w:tblPrEx>
-          <w:shd w:val="clear" w:color="auto" w:fill="cad1d7"/>
-        </w:tblPrEx>
         <w:trPr>
-          <w:trHeight w:val="923" w:hRule="atLeast"/>
+          <w:trHeight w:val="923"/>
         </w:trPr>
         <w:tc>
           <w:tcPr>
-            <w:tcW w:type="dxa" w:w="2974"/>
+            <w:tcW w:w="2974" w:type="dxa"/>
             <w:tcBorders>
-              <w:top w:val="single" w:color="000000" w:sz="4" w:space="0" w:shadow="0" w:frame="0"/>
-              <w:left w:val="single" w:color="000000" w:sz="4" w:space="0" w:shadow="0" w:frame="0"/>
-              <w:bottom w:val="single" w:color="000000" w:sz="4" w:space="0" w:shadow="0" w:frame="0"/>
-              <w:right w:val="single" w:color="000000" w:sz="4" w:space="0" w:shadow="0" w:frame="0"/>
+              <w:top w:val="single" w:sz="4" w:space="0" w:color="000000"/>
+              <w:left w:val="single" w:sz="4" w:space="0" w:color="000000"/>
+              <w:bottom w:val="single" w:sz="4" w:space="0" w:color="000000"/>
+              <w:right w:val="single" w:sz="4" w:space="0" w:color="000000"/>
             </w:tcBorders>
-            <w:shd w:val="clear" w:color="auto" w:fill="auto"/>
             <w:tcMar>
-              <w:top w:type="dxa" w:w="80"/>
-              <w:left w:type="dxa" w:w="80"/>
-              <w:bottom w:type="dxa" w:w="80"/>
-              <w:right w:type="dxa" w:w="80"/>
+              <w:top w:w="80" w:type="dxa"/>
+              <w:left w:w="80" w:type="dxa"/>
+              <w:bottom w:w="80" w:type="dxa"/>
+              <w:right w:w="80" w:type="dxa"/>
             </w:tcMar>
-            <w:vAlign w:val="top"/>
           </w:tcPr>
           <w:p>
             <w:pPr>
-              <w:pStyle w:val="Body A"/>
+              <w:pStyle w:val="BodyA"/>
               <w:spacing w:after="0"/>
               <w:ind w:left="0" w:firstLine="0"/>
             </w:pPr>
+            <w:proofErr w:type="spellStart"/>
             <w:r>
               <w:rPr>
                 <w:rFonts w:ascii="Times New Roman" w:hAnsi="Times New Roman"/>
                 <w:sz w:val="20"/>
                 <w:szCs w:val="20"/>
-                <w:shd w:val="nil" w:color="auto" w:fill="auto"/>
-                <w:rtl w:val="0"/>
-                <w:lang w:val="en-US"/>
-              </w:rPr>
-              <w:t xml:space="preserve">MembershipPlan </w:t>
+                <w:lang w:val="en-US"/>
+              </w:rPr>
+              <w:t>MembershipPlan</w:t>
+            </w:r>
+            <w:proofErr w:type="spellEnd"/>
+            <w:r>
+              <w:rPr>
+                <w:rFonts w:ascii="Times New Roman" w:hAnsi="Times New Roman"/>
+                <w:sz w:val="20"/>
+                <w:szCs w:val="20"/>
+                <w:lang w:val="en-US"/>
+              </w:rPr>
+              <w:t xml:space="preserve"> </w:t>
             </w:r>
           </w:p>
         </w:tc>
         <w:tc>
           <w:tcPr>
-            <w:tcW w:type="dxa" w:w="2385"/>
+            <w:tcW w:w="2385" w:type="dxa"/>
             <w:tcBorders>
-              <w:top w:val="single" w:color="000000" w:sz="4" w:space="0" w:shadow="0" w:frame="0"/>
-              <w:left w:val="single" w:color="000000" w:sz="4" w:space="0" w:shadow="0" w:frame="0"/>
-              <w:bottom w:val="single" w:color="000000" w:sz="4" w:space="0" w:shadow="0" w:frame="0"/>
-              <w:right w:val="single" w:color="000000" w:sz="4" w:space="0" w:shadow="0" w:frame="0"/>
+              <w:top w:val="single" w:sz="4" w:space="0" w:color="000000"/>
+              <w:left w:val="single" w:sz="4" w:space="0" w:color="000000"/>
+              <w:bottom w:val="single" w:sz="4" w:space="0" w:color="000000"/>
+              <w:right w:val="single" w:sz="4" w:space="0" w:color="000000"/>
             </w:tcBorders>
-            <w:shd w:val="clear" w:color="auto" w:fill="auto"/>
             <w:tcMar>
-              <w:top w:type="dxa" w:w="80"/>
-              <w:left w:type="dxa" w:w="80"/>
-              <w:bottom w:type="dxa" w:w="80"/>
-              <w:right w:type="dxa" w:w="80"/>
+              <w:top w:w="80" w:type="dxa"/>
+              <w:left w:w="80" w:type="dxa"/>
+              <w:bottom w:w="80" w:type="dxa"/>
+              <w:right w:w="80" w:type="dxa"/>
             </w:tcMar>
-            <w:vAlign w:val="top"/>
           </w:tcPr>
           <w:p>
             <w:pPr>
-              <w:pStyle w:val="Body A"/>
+              <w:pStyle w:val="BodyA"/>
               <w:spacing w:after="0"/>
               <w:ind w:left="0" w:firstLine="0"/>
             </w:pPr>
             <w:r>
               <w:rPr>
-                <w:rtl w:val="0"/>
-                <w:lang w:val="en-US"/>
-              </w:rPr>
-              <w:t>String planName</w:t>
-            </w:r>
+                <w:lang w:val="en-US"/>
+              </w:rPr>
+              <w:t xml:space="preserve">String </w:t>
+            </w:r>
+            <w:proofErr w:type="spellStart"/>
+            <w:r>
+              <w:rPr>
+                <w:lang w:val="en-US"/>
+              </w:rPr>
+              <w:t>planName</w:t>
+            </w:r>
+            <w:proofErr w:type="spellEnd"/>
             <w:r>
               <w:rPr>
                 <w:rFonts w:ascii="Times Roman" w:hAnsi="Times Roman"/>
                 <w:sz w:val="24"/>
                 <w:szCs w:val="24"/>
-                <w:rtl w:val="0"/>
               </w:rPr>
               <w:t xml:space="preserve">, </w:t>
             </w:r>
             <w:r>
               <w:rPr>
-                <w:rtl w:val="0"/>
-                <w:lang w:val="en-US"/>
-              </w:rPr>
-              <w:t>int durationInMonths</w:t>
-            </w:r>
+                <w:lang w:val="en-US"/>
+              </w:rPr>
+              <w:t xml:space="preserve">int </w:t>
+            </w:r>
+            <w:proofErr w:type="spellStart"/>
+            <w:r>
+              <w:rPr>
+                <w:lang w:val="en-US"/>
+              </w:rPr>
+              <w:t>durationInMonths</w:t>
+            </w:r>
+            <w:proofErr w:type="spellEnd"/>
             <w:r>
               <w:rPr>
                 <w:rFonts w:ascii="Times Roman" w:hAnsi="Times Roman"/>
                 <w:sz w:val="24"/>
                 <w:szCs w:val="24"/>
-                <w:rtl w:val="0"/>
               </w:rPr>
               <w:t xml:space="preserve">, </w:t>
             </w:r>
             <w:r>
               <w:rPr>
-                <w:rtl w:val="0"/>
                 <w:lang w:val="en-US"/>
               </w:rPr>
               <w:t>double price</w:t>
@@ -2476,284 +2509,469 @@
         </w:tc>
         <w:tc>
           <w:tcPr>
-            <w:tcW w:type="dxa" w:w="3622"/>
+            <w:tcW w:w="3622" w:type="dxa"/>
             <w:tcBorders>
-              <w:top w:val="single" w:color="000000" w:sz="4" w:space="0" w:shadow="0" w:frame="0"/>
-              <w:left w:val="single" w:color="000000" w:sz="4" w:space="0" w:shadow="0" w:frame="0"/>
-              <w:bottom w:val="single" w:color="000000" w:sz="4" w:space="0" w:shadow="0" w:frame="0"/>
-              <w:right w:val="single" w:color="000000" w:sz="4" w:space="0" w:shadow="0" w:frame="0"/>
+              <w:top w:val="single" w:sz="4" w:space="0" w:color="000000"/>
+              <w:left w:val="single" w:sz="4" w:space="0" w:color="000000"/>
+              <w:bottom w:val="single" w:sz="4" w:space="0" w:color="000000"/>
+              <w:right w:val="single" w:sz="4" w:space="0" w:color="000000"/>
             </w:tcBorders>
-            <w:shd w:val="clear" w:color="auto" w:fill="auto"/>
             <w:tcMar>
-              <w:top w:type="dxa" w:w="80"/>
-              <w:left w:type="dxa" w:w="80"/>
-              <w:bottom w:type="dxa" w:w="80"/>
-              <w:right w:type="dxa" w:w="793"/>
+              <w:top w:w="80" w:type="dxa"/>
+              <w:left w:w="80" w:type="dxa"/>
+              <w:bottom w:w="80" w:type="dxa"/>
+              <w:right w:w="793" w:type="dxa"/>
             </w:tcMar>
-            <w:vAlign w:val="top"/>
           </w:tcPr>
           <w:p>
             <w:pPr>
-              <w:pStyle w:val="Body A"/>
+              <w:pStyle w:val="BodyA"/>
               <w:spacing w:after="0"/>
               <w:ind w:left="0" w:right="713" w:firstLine="0"/>
             </w:pPr>
-            <w:r>
-              <w:rPr>
-                <w:rtl w:val="0"/>
-                <w:lang w:val="en-US"/>
-              </w:rPr>
-              <w:t>getDiscount()</w:t>
+            <w:proofErr w:type="spellStart"/>
+            <w:proofErr w:type="gramStart"/>
+            <w:r>
+              <w:rPr>
+                <w:lang w:val="en-US"/>
+              </w:rPr>
+              <w:t>getDiscount</w:t>
+            </w:r>
+            <w:proofErr w:type="spellEnd"/>
+            <w:r>
+              <w:rPr>
+                <w:lang w:val="en-US"/>
+              </w:rPr>
+              <w:t>(</w:t>
+            </w:r>
+            <w:proofErr w:type="gramEnd"/>
+            <w:r>
+              <w:rPr>
+                <w:lang w:val="en-US"/>
+              </w:rPr>
+              <w:t>)</w:t>
             </w:r>
             <w:r>
               <w:rPr>
                 <w:rFonts w:ascii="Times Roman" w:hAnsi="Times Roman"/>
                 <w:sz w:val="24"/>
                 <w:szCs w:val="24"/>
-                <w:rtl w:val="0"/>
               </w:rPr>
               <w:t xml:space="preserve">, </w:t>
             </w:r>
-            <w:r>
-              <w:rPr>
-                <w:rtl w:val="0"/>
-                <w:lang w:val="en-US"/>
-              </w:rPr>
-              <w:t>getPlanDetails()</w:t>
+            <w:proofErr w:type="spellStart"/>
+            <w:proofErr w:type="gramStart"/>
+            <w:r>
+              <w:rPr>
+                <w:lang w:val="en-US"/>
+              </w:rPr>
+              <w:t>getPlanDetails</w:t>
+            </w:r>
+            <w:proofErr w:type="spellEnd"/>
+            <w:r>
+              <w:rPr>
+                <w:lang w:val="en-US"/>
+              </w:rPr>
+              <w:t>(</w:t>
+            </w:r>
+            <w:proofErr w:type="gramEnd"/>
+            <w:r>
+              <w:rPr>
+                <w:lang w:val="en-US"/>
+              </w:rPr>
+              <w:t>)</w:t>
             </w:r>
           </w:p>
         </w:tc>
       </w:tr>
       <w:tr>
-        <w:tblPrEx>
-          <w:shd w:val="clear" w:color="auto" w:fill="cad1d7"/>
-        </w:tblPrEx>
         <w:trPr>
-          <w:trHeight w:val="1624" w:hRule="atLeast"/>
+          <w:trHeight w:val="1624"/>
         </w:trPr>
         <w:tc>
           <w:tcPr>
-            <w:tcW w:type="dxa" w:w="2974"/>
+            <w:tcW w:w="2974" w:type="dxa"/>
             <w:tcBorders>
-              <w:top w:val="single" w:color="000000" w:sz="4" w:space="0" w:shadow="0" w:frame="0"/>
-              <w:left w:val="single" w:color="000000" w:sz="4" w:space="0" w:shadow="0" w:frame="0"/>
-              <w:bottom w:val="single" w:color="000000" w:sz="4" w:space="0" w:shadow="0" w:frame="0"/>
-              <w:right w:val="single" w:color="000000" w:sz="4" w:space="0" w:shadow="0" w:frame="0"/>
+              <w:top w:val="single" w:sz="4" w:space="0" w:color="000000"/>
+              <w:left w:val="single" w:sz="4" w:space="0" w:color="000000"/>
+              <w:bottom w:val="single" w:sz="4" w:space="0" w:color="000000"/>
+              <w:right w:val="single" w:sz="4" w:space="0" w:color="000000"/>
             </w:tcBorders>
-            <w:shd w:val="clear" w:color="auto" w:fill="auto"/>
             <w:tcMar>
-              <w:top w:type="dxa" w:w="80"/>
-              <w:left w:type="dxa" w:w="80"/>
-              <w:bottom w:type="dxa" w:w="80"/>
-              <w:right w:type="dxa" w:w="80"/>
+              <w:top w:w="80" w:type="dxa"/>
+              <w:left w:w="80" w:type="dxa"/>
+              <w:bottom w:w="80" w:type="dxa"/>
+              <w:right w:w="80" w:type="dxa"/>
             </w:tcMar>
-            <w:vAlign w:val="top"/>
           </w:tcPr>
           <w:p>
             <w:pPr>
-              <w:pStyle w:val="Body A"/>
+              <w:pStyle w:val="BodyA"/>
               <w:spacing w:after="0"/>
               <w:ind w:left="0" w:firstLine="0"/>
             </w:pPr>
+            <w:proofErr w:type="spellStart"/>
             <w:r>
               <w:rPr>
                 <w:rFonts w:ascii="Times New Roman" w:hAnsi="Times New Roman"/>
                 <w:sz w:val="20"/>
                 <w:szCs w:val="20"/>
-                <w:shd w:val="nil" w:color="auto" w:fill="auto"/>
-                <w:rtl w:val="0"/>
-                <w:lang w:val="en-US"/>
-              </w:rPr>
-              <w:t xml:space="preserve">GymManager </w:t>
+                <w:lang w:val="en-US"/>
+              </w:rPr>
+              <w:t>GymManager</w:t>
+            </w:r>
+            <w:proofErr w:type="spellEnd"/>
+            <w:r>
+              <w:rPr>
+                <w:rFonts w:ascii="Times New Roman" w:hAnsi="Times New Roman"/>
+                <w:sz w:val="20"/>
+                <w:szCs w:val="20"/>
+                <w:lang w:val="en-US"/>
+              </w:rPr>
+              <w:t xml:space="preserve"> </w:t>
             </w:r>
           </w:p>
         </w:tc>
         <w:tc>
           <w:tcPr>
-            <w:tcW w:type="dxa" w:w="2385"/>
+            <w:tcW w:w="2385" w:type="dxa"/>
             <w:tcBorders>
-              <w:top w:val="single" w:color="000000" w:sz="4" w:space="0" w:shadow="0" w:frame="0"/>
-              <w:left w:val="single" w:color="000000" w:sz="4" w:space="0" w:shadow="0" w:frame="0"/>
-              <w:bottom w:val="single" w:color="000000" w:sz="4" w:space="0" w:shadow="0" w:frame="0"/>
-              <w:right w:val="single" w:color="000000" w:sz="4" w:space="0" w:shadow="0" w:frame="0"/>
+              <w:top w:val="single" w:sz="4" w:space="0" w:color="000000"/>
+              <w:left w:val="single" w:sz="4" w:space="0" w:color="000000"/>
+              <w:bottom w:val="single" w:sz="4" w:space="0" w:color="000000"/>
+              <w:right w:val="single" w:sz="4" w:space="0" w:color="000000"/>
             </w:tcBorders>
-            <w:shd w:val="clear" w:color="auto" w:fill="auto"/>
             <w:tcMar>
-              <w:top w:type="dxa" w:w="80"/>
-              <w:left w:type="dxa" w:w="80"/>
-              <w:bottom w:type="dxa" w:w="80"/>
-              <w:right w:type="dxa" w:w="80"/>
+              <w:top w:w="80" w:type="dxa"/>
+              <w:left w:w="80" w:type="dxa"/>
+              <w:bottom w:w="80" w:type="dxa"/>
+              <w:right w:w="80" w:type="dxa"/>
             </w:tcMar>
-            <w:vAlign w:val="top"/>
           </w:tcPr>
           <w:p>
             <w:pPr>
-              <w:pStyle w:val="Body A"/>
+              <w:pStyle w:val="BodyA"/>
               <w:spacing w:after="0"/>
               <w:ind w:left="0" w:firstLine="0"/>
             </w:pPr>
-            <w:r>
-              <w:rPr>
-                <w:rtl w:val="0"/>
-                <w:lang w:val="en-US"/>
-              </w:rPr>
-              <w:t>Member[] members</w:t>
+            <w:proofErr w:type="gramStart"/>
+            <w:r>
+              <w:rPr>
+                <w:lang w:val="en-US"/>
+              </w:rPr>
+              <w:t>Member[</w:t>
+            </w:r>
+            <w:proofErr w:type="gramEnd"/>
+            <w:r>
+              <w:rPr>
+                <w:lang w:val="en-US"/>
+              </w:rPr>
+              <w:t>] members</w:t>
             </w:r>
             <w:r>
               <w:rPr>
                 <w:rFonts w:ascii="Times Roman" w:hAnsi="Times Roman"/>
                 <w:sz w:val="24"/>
                 <w:szCs w:val="24"/>
-                <w:rtl w:val="0"/>
               </w:rPr>
               <w:t xml:space="preserve">, </w:t>
             </w:r>
-            <w:r>
-              <w:rPr>
-                <w:rtl w:val="0"/>
-                <w:lang w:val="en-US"/>
-              </w:rPr>
-              <w:t>Trainer[] trainers</w:t>
+            <w:proofErr w:type="gramStart"/>
+            <w:r>
+              <w:rPr>
+                <w:lang w:val="en-US"/>
+              </w:rPr>
+              <w:t>Trainer[</w:t>
+            </w:r>
+            <w:proofErr w:type="gramEnd"/>
+            <w:r>
+              <w:rPr>
+                <w:lang w:val="en-US"/>
+              </w:rPr>
+              <w:t>] trainers</w:t>
             </w:r>
             <w:r>
               <w:rPr>
                 <w:rFonts w:ascii="Times Roman" w:hAnsi="Times Roman"/>
                 <w:sz w:val="24"/>
                 <w:szCs w:val="24"/>
-                <w:rtl w:val="0"/>
               </w:rPr>
               <w:t xml:space="preserve">, </w:t>
             </w:r>
             <w:r>
               <w:rPr>
-                <w:rtl w:val="0"/>
-                <w:lang w:val="en-US"/>
-              </w:rPr>
-              <w:t>int memberCount</w:t>
-            </w:r>
+                <w:lang w:val="en-US"/>
+              </w:rPr>
+              <w:t xml:space="preserve">int </w:t>
+            </w:r>
+            <w:proofErr w:type="spellStart"/>
+            <w:r>
+              <w:rPr>
+                <w:lang w:val="en-US"/>
+              </w:rPr>
+              <w:t>memberCount</w:t>
+            </w:r>
+            <w:proofErr w:type="spellEnd"/>
             <w:r>
               <w:rPr>
                 <w:rFonts w:ascii="Times Roman" w:hAnsi="Times Roman"/>
                 <w:sz w:val="24"/>
                 <w:szCs w:val="24"/>
-                <w:rtl w:val="0"/>
               </w:rPr>
               <w:t xml:space="preserve">, </w:t>
             </w:r>
             <w:r>
               <w:rPr>
-                <w:rtl w:val="0"/>
-                <w:lang w:val="en-US"/>
-              </w:rPr>
-              <w:t>int trainerCount</w:t>
-            </w:r>
+                <w:lang w:val="en-US"/>
+              </w:rPr>
+              <w:t xml:space="preserve">int </w:t>
+            </w:r>
+            <w:proofErr w:type="spellStart"/>
+            <w:r>
+              <w:rPr>
+                <w:lang w:val="en-US"/>
+              </w:rPr>
+              <w:t>trainerCount</w:t>
+            </w:r>
+            <w:proofErr w:type="spellEnd"/>
             <w:r>
               <w:rPr>
                 <w:rFonts w:ascii="Times Roman" w:hAnsi="Times Roman"/>
                 <w:sz w:val="24"/>
                 <w:szCs w:val="24"/>
-                <w:rtl w:val="0"/>
               </w:rPr>
               <w:t xml:space="preserve">, </w:t>
             </w:r>
             <w:r>
               <w:rPr>
-                <w:rtl w:val="0"/>
-                <w:lang w:val="en-US"/>
-              </w:rPr>
-              <w:t>double totalRevenue</w:t>
-            </w:r>
+                <w:lang w:val="en-US"/>
+              </w:rPr>
+              <w:t xml:space="preserve">double </w:t>
+            </w:r>
+            <w:proofErr w:type="spellStart"/>
+            <w:r>
+              <w:rPr>
+                <w:lang w:val="en-US"/>
+              </w:rPr>
+              <w:t>totalRevenue</w:t>
+            </w:r>
+            <w:proofErr w:type="spellEnd"/>
           </w:p>
         </w:tc>
         <w:tc>
           <w:tcPr>
-            <w:tcW w:type="dxa" w:w="3622"/>
+            <w:tcW w:w="3622" w:type="dxa"/>
             <w:tcBorders>
-              <w:top w:val="single" w:color="000000" w:sz="4" w:space="0" w:shadow="0" w:frame="0"/>
-              <w:left w:val="single" w:color="000000" w:sz="4" w:space="0" w:shadow="0" w:frame="0"/>
-              <w:bottom w:val="single" w:color="000000" w:sz="4" w:space="0" w:shadow="0" w:frame="0"/>
-              <w:right w:val="single" w:color="000000" w:sz="4" w:space="0" w:shadow="0" w:frame="0"/>
+              <w:top w:val="single" w:sz="4" w:space="0" w:color="000000"/>
+              <w:left w:val="single" w:sz="4" w:space="0" w:color="000000"/>
+              <w:bottom w:val="single" w:sz="4" w:space="0" w:color="000000"/>
+              <w:right w:val="single" w:sz="4" w:space="0" w:color="000000"/>
             </w:tcBorders>
-            <w:shd w:val="clear" w:color="auto" w:fill="auto"/>
             <w:tcMar>
-              <w:top w:type="dxa" w:w="80"/>
-              <w:left w:type="dxa" w:w="80"/>
-              <w:bottom w:type="dxa" w:w="80"/>
-              <w:right w:type="dxa" w:w="1042"/>
+              <w:top w:w="80" w:type="dxa"/>
+              <w:left w:w="80" w:type="dxa"/>
+              <w:bottom w:w="80" w:type="dxa"/>
+              <w:right w:w="1042" w:type="dxa"/>
             </w:tcMar>
-            <w:vAlign w:val="top"/>
           </w:tcPr>
           <w:p>
             <w:pPr>
-              <w:pStyle w:val="Body A"/>
+              <w:pStyle w:val="BodyA"/>
               <w:spacing w:after="0"/>
               <w:ind w:left="0" w:right="962" w:firstLine="0"/>
               <w:jc w:val="both"/>
               <w:rPr>
-                <w:rFonts w:ascii="Times New Roman" w:cs="Times New Roman" w:hAnsi="Times New Roman" w:eastAsia="Times New Roman"/>
-                <w:sz w:val="20"/>
-                <w:szCs w:val="20"/>
-                <w:shd w:val="nil" w:color="auto" w:fill="auto"/>
+                <w:rFonts w:ascii="Times New Roman" w:eastAsia="Times New Roman" w:hAnsi="Times New Roman" w:cs="Times New Roman"/>
+                <w:sz w:val="20"/>
+                <w:szCs w:val="20"/>
                 <w:lang w:val="en-US"/>
               </w:rPr>
             </w:pPr>
+            <w:proofErr w:type="spellStart"/>
+            <w:proofErr w:type="gramStart"/>
             <w:r>
               <w:rPr>
                 <w:rFonts w:ascii="Times New Roman" w:hAnsi="Times New Roman"/>
                 <w:sz w:val="20"/>
                 <w:szCs w:val="20"/>
-                <w:shd w:val="nil" w:color="auto" w:fill="auto"/>
-                <w:rtl w:val="0"/>
-                <w:lang w:val="en-US"/>
-              </w:rPr>
-              <w:t xml:space="preserve">registerMember(), generateRevenueReport() , findMemberById() , removeExpiredMembers() </w:t>
-            </w:r>
+                <w:lang w:val="en-US"/>
+              </w:rPr>
+              <w:t>registerMember</w:t>
+            </w:r>
+            <w:proofErr w:type="spellEnd"/>
             <w:r>
               <w:rPr>
                 <w:rFonts w:ascii="Times New Roman" w:hAnsi="Times New Roman"/>
                 <w:sz w:val="20"/>
                 <w:szCs w:val="20"/>
-                <w:shd w:val="nil" w:color="auto" w:fill="auto"/>
-                <w:rtl w:val="0"/>
-                <w:lang w:val="en-US"/>
-              </w:rPr>
-              <w:t>,</w:t>
-            </w:r>
+                <w:lang w:val="en-US"/>
+              </w:rPr>
+              <w:t>(</w:t>
+            </w:r>
+            <w:proofErr w:type="gramEnd"/>
+            <w:r>
+              <w:rPr>
+                <w:rFonts w:ascii="Times New Roman" w:hAnsi="Times New Roman"/>
+                <w:sz w:val="20"/>
+                <w:szCs w:val="20"/>
+                <w:lang w:val="en-US"/>
+              </w:rPr>
+              <w:t xml:space="preserve">), </w:t>
+            </w:r>
+            <w:proofErr w:type="spellStart"/>
+            <w:proofErr w:type="gramStart"/>
+            <w:r>
+              <w:rPr>
+                <w:rFonts w:ascii="Times New Roman" w:hAnsi="Times New Roman"/>
+                <w:sz w:val="20"/>
+                <w:szCs w:val="20"/>
+                <w:lang w:val="en-US"/>
+              </w:rPr>
+              <w:t>generateRevenueReport</w:t>
+            </w:r>
+            <w:proofErr w:type="spellEnd"/>
+            <w:r>
+              <w:rPr>
+                <w:rFonts w:ascii="Times New Roman" w:hAnsi="Times New Roman"/>
+                <w:sz w:val="20"/>
+                <w:szCs w:val="20"/>
+                <w:lang w:val="en-US"/>
+              </w:rPr>
+              <w:t>() ,</w:t>
+            </w:r>
+            <w:proofErr w:type="gramEnd"/>
+            <w:r>
+              <w:rPr>
+                <w:rFonts w:ascii="Times New Roman" w:hAnsi="Times New Roman"/>
+                <w:sz w:val="20"/>
+                <w:szCs w:val="20"/>
+                <w:lang w:val="en-US"/>
+              </w:rPr>
+              <w:t xml:space="preserve"> </w:t>
+            </w:r>
+            <w:proofErr w:type="spellStart"/>
+            <w:proofErr w:type="gramStart"/>
+            <w:r>
+              <w:rPr>
+                <w:rFonts w:ascii="Times New Roman" w:hAnsi="Times New Roman"/>
+                <w:sz w:val="20"/>
+                <w:szCs w:val="20"/>
+                <w:lang w:val="en-US"/>
+              </w:rPr>
+              <w:t>findMemberById</w:t>
+            </w:r>
+            <w:proofErr w:type="spellEnd"/>
+            <w:r>
+              <w:rPr>
+                <w:rFonts w:ascii="Times New Roman" w:hAnsi="Times New Roman"/>
+                <w:sz w:val="20"/>
+                <w:szCs w:val="20"/>
+                <w:lang w:val="en-US"/>
+              </w:rPr>
+              <w:t>() ,</w:t>
+            </w:r>
+            <w:proofErr w:type="gramEnd"/>
+            <w:r>
+              <w:rPr>
+                <w:rFonts w:ascii="Times New Roman" w:hAnsi="Times New Roman"/>
+                <w:sz w:val="20"/>
+                <w:szCs w:val="20"/>
+                <w:lang w:val="en-US"/>
+              </w:rPr>
+              <w:t xml:space="preserve"> </w:t>
+            </w:r>
+            <w:proofErr w:type="spellStart"/>
+            <w:proofErr w:type="gramStart"/>
+            <w:r>
+              <w:rPr>
+                <w:rFonts w:ascii="Times New Roman" w:hAnsi="Times New Roman"/>
+                <w:sz w:val="20"/>
+                <w:szCs w:val="20"/>
+                <w:lang w:val="en-US"/>
+              </w:rPr>
+              <w:t>removeExpiredMembers</w:t>
+            </w:r>
+            <w:proofErr w:type="spellEnd"/>
+            <w:r>
+              <w:rPr>
+                <w:rFonts w:ascii="Times New Roman" w:hAnsi="Times New Roman"/>
+                <w:sz w:val="20"/>
+                <w:szCs w:val="20"/>
+                <w:lang w:val="en-US"/>
+              </w:rPr>
+              <w:t>() ,</w:t>
+            </w:r>
+            <w:proofErr w:type="gramEnd"/>
           </w:p>
           <w:p>
             <w:pPr>
               <w:pStyle w:val="Default"/>
-              <w:suppressAutoHyphens w:val="1"/>
+              <w:suppressAutoHyphens/>
               <w:spacing w:before="0" w:line="240" w:lineRule="auto"/>
             </w:pPr>
+            <w:proofErr w:type="spellStart"/>
+            <w:proofErr w:type="gramStart"/>
             <w:r>
               <w:rPr>
                 <w:rFonts w:ascii="Courier" w:hAnsi="Courier"/>
                 <w:sz w:val="20"/>
                 <w:szCs w:val="20"/>
-                <w:rtl w:val="0"/>
-                <w:lang w:val="en-US"/>
-              </w:rPr>
-              <w:t>saveMembersToFile()</w:t>
+              </w:rPr>
+              <w:t>saveMembersToFile</w:t>
+            </w:r>
+            <w:proofErr w:type="spellEnd"/>
+            <w:r>
+              <w:rPr>
+                <w:rFonts w:ascii="Courier" w:hAnsi="Courier"/>
+                <w:sz w:val="20"/>
+                <w:szCs w:val="20"/>
+              </w:rPr>
+              <w:t>(</w:t>
+            </w:r>
+            <w:proofErr w:type="gramEnd"/>
+            <w:r>
+              <w:rPr>
+                <w:rFonts w:ascii="Courier" w:hAnsi="Courier"/>
+                <w:sz w:val="20"/>
+                <w:szCs w:val="20"/>
+              </w:rPr>
+              <w:t>)</w:t>
             </w:r>
             <w:r>
               <w:rPr>
                 <w:rFonts w:ascii="Times Roman" w:hAnsi="Times Roman"/>
                 <w:sz w:val="18"/>
                 <w:szCs w:val="18"/>
-                <w:rtl w:val="0"/>
               </w:rPr>
               <w:t xml:space="preserve">, </w:t>
             </w:r>
+            <w:proofErr w:type="spellStart"/>
+            <w:proofErr w:type="gramStart"/>
             <w:r>
               <w:rPr>
                 <w:rFonts w:ascii="Courier" w:hAnsi="Courier"/>
                 <w:sz w:val="20"/>
                 <w:szCs w:val="20"/>
-                <w:rtl w:val="0"/>
-                <w:lang w:val="en-US"/>
-              </w:rPr>
-              <w:t>loadMembersFromFile()</w:t>
+              </w:rPr>
+              <w:t>loadMembersFromFile</w:t>
+            </w:r>
+            <w:proofErr w:type="spellEnd"/>
+            <w:r>
+              <w:rPr>
+                <w:rFonts w:ascii="Courier" w:hAnsi="Courier"/>
+                <w:sz w:val="20"/>
+                <w:szCs w:val="20"/>
+              </w:rPr>
+              <w:t>(</w:t>
+            </w:r>
+            <w:proofErr w:type="gramEnd"/>
+            <w:r>
+              <w:rPr>
+                <w:rFonts w:ascii="Courier" w:hAnsi="Courier"/>
+                <w:sz w:val="20"/>
+                <w:szCs w:val="20"/>
+              </w:rPr>
+              <w:t>)</w:t>
             </w:r>
           </w:p>
         </w:tc>
@@ -2761,94 +2979,111 @@
     </w:tbl>
     <w:p>
       <w:pPr>
-        <w:pStyle w:val="Body A"/>
-        <w:widowControl w:val="0"/>
-        <w:numPr>
-          <w:ilvl w:val="0"/>
-          <w:numId w:val="5"/>
-        </w:numPr>
-        <w:spacing w:line="240" w:lineRule="auto"/>
-      </w:pPr>
-    </w:p>
-    <w:p>
-      <w:pPr>
-        <w:pStyle w:val="Body A"/>
+        <w:pStyle w:val="BodyA"/>
         <w:widowControl w:val="0"/>
         <w:tabs>
           <w:tab w:val="left" w:pos="216"/>
         </w:tabs>
         <w:spacing w:line="240" w:lineRule="auto"/>
-        <w:ind w:left="474" w:hanging="474"/>
+        <w:ind w:left="798" w:firstLine="0"/>
       </w:pPr>
     </w:p>
     <w:p>
       <w:pPr>
-        <w:pStyle w:val="Body A"/>
+        <w:pStyle w:val="BodyA"/>
         <w:spacing w:after="0"/>
         <w:ind w:left="0" w:firstLine="0"/>
       </w:pPr>
       <w:r>
-        <w:rPr>
-          <w:rtl w:val="0"/>
-        </w:rPr>
         <w:t xml:space="preserve"> </w:t>
       </w:r>
     </w:p>
     <w:sectPr>
-      <w:headerReference w:type="default" r:id="rId4"/>
-      <w:footerReference w:type="default" r:id="rId5"/>
-      <w:pgSz w:w="11900" w:h="16840" w:orient="portrait"/>
-      <w:pgMar w:top="1491" w:right="1479" w:bottom="1492" w:left="1440" w:header="720" w:footer="720"/>
-      <w:bidi w:val="0"/>
+      <w:headerReference w:type="default" r:id="rId7"/>
+      <w:footerReference w:type="default" r:id="rId8"/>
+      <w:pgSz w:w="11900" w:h="16840"/>
+      <w:pgMar w:top="1491" w:right="1479" w:bottom="1492" w:left="1440" w:header="720" w:footer="720" w:gutter="0"/>
+      <w:cols w:space="720"/>
     </w:sectPr>
   </w:body>
 </w:document>
 </file>
 
+<file path=word/endnotes.xml><?xml version="1.0" encoding="utf-8"?>
+<w:endnotes xmlns:wpc="http://schemas.microsoft.com/office/word/2010/wordprocessingCanvas" xmlns:cx="http://schemas.microsoft.com/office/drawing/2014/chartex" xmlns:cx1="http://schemas.microsoft.com/office/drawing/2015/9/8/chartex" xmlns:cx2="http://schemas.microsoft.com/office/drawing/2015/10/21/chartex" xmlns:cx3="http://schemas.microsoft.com/office/drawing/2016/5/9/chartex" xmlns:cx4="http://schemas.microsoft.com/office/drawing/2016/5/10/chartex" xmlns:cx5="http://schemas.microsoft.com/office/drawing/2016/5/11/chartex" xmlns:cx6="http://schemas.microsoft.com/office/drawing/2016/5/12/chartex" xmlns:cx7="http://schemas.microsoft.com/office/drawing/2016/5/13/chartex" xmlns:cx8="http://schemas.microsoft.com/office/drawing/2016/5/14/chartex" xmlns:mc="http://schemas.openxmlformats.org/markup-compatibility/2006" xmlns:aink="http://schemas.microsoft.com/office/drawing/2016/ink" xmlns:am3d="http://schemas.microsoft.com/office/drawing/2017/model3d" xmlns:o="urn:schemas-microsoft-com:office:office" xmlns:oel="http://schemas.microsoft.com/office/2019/extlst" xmlns:r="http://schemas.openxmlformats.org/officeDocument/2006/relationships" xmlns:m="http://schemas.openxmlformats.org/officeDocument/2006/math" xmlns:v="urn:schemas-microsoft-com:vml" xmlns:wp14="http://schemas.microsoft.com/office/word/2010/wordprocessingDrawing" xmlns:wp="http://schemas.openxmlformats.org/drawingml/2006/wordprocessingDrawing" xmlns:w10="urn:schemas-microsoft-com:office:word" xmlns:w="http://schemas.openxmlformats.org/wordprocessingml/2006/main" xmlns:w14="http://schemas.microsoft.com/office/word/2010/wordml" xmlns:w15="http://schemas.microsoft.com/office/word/2012/wordml" xmlns:w16cex="http://schemas.microsoft.com/office/word/2018/wordml/cex" xmlns:w16cid="http://schemas.microsoft.com/office/word/2016/wordml/cid" xmlns:w16="http://schemas.microsoft.com/office/word/2018/wordml" xmlns:w16du="http://schemas.microsoft.com/office/word/2023/wordml/word16du" xmlns:w16sdtdh="http://schemas.microsoft.com/office/word/2020/wordml/sdtdatahash" xmlns:w16sdtfl="http://schemas.microsoft.com/office/word/2024/wordml/sdtformatlock" xmlns:w16se="http://schemas.microsoft.com/office/word/2015/wordml/symex" xmlns:wpg="http://schemas.microsoft.com/office/word/2010/wordprocessingGroup" xmlns:wpi="http://schemas.microsoft.com/office/word/2010/wordprocessingInk" xmlns:wne="http://schemas.microsoft.com/office/word/2006/wordml" xmlns:wps="http://schemas.microsoft.com/office/word/2010/wordprocessingShape" mc:Ignorable="w14 w15 w16se w16cid w16 w16cex w16sdtdh w16sdtfl w16du wp14">
+  <w:endnote w:type="separator" w:id="-1">
+    <w:p>
+      <w:r>
+        <w:separator/>
+      </w:r>
+    </w:p>
+  </w:endnote>
+  <w:endnote w:type="continuationSeparator" w:id="0">
+    <w:p>
+      <w:r>
+        <w:continuationSeparator/>
+      </w:r>
+    </w:p>
+  </w:endnote>
+</w:endnotes>
+</file>
+
 <file path=word/footer1.xml><?xml version="1.0" encoding="utf-8"?>
-<w:ftr xmlns:r="http://schemas.openxmlformats.org/officeDocument/2006/relationships" xmlns:wp="http://schemas.openxmlformats.org/drawingml/2006/wordprocessingDrawing" xmlns:w="http://schemas.openxmlformats.org/wordprocessingml/2006/main" xmlns:w10="urn:schemas-microsoft-com:office:word" xmlns:w14="http://schemas.microsoft.com/office/word/2010/wordml" xmlns:wps="http://schemas.microsoft.com/office/word/2010/wordprocessingShape" xmlns:wpg="http://schemas.microsoft.com/office/word/2010/wordprocessingGroup" xmlns:mc="http://schemas.openxmlformats.org/markup-compatibility/2006" xmlns:v="urn:schemas-microsoft-com:vml" xmlns:o="urn:schemas-microsoft-com:office:office" xmlns:m="http://schemas.openxmlformats.org/officeDocument/2006/math" mc:Ignorable="w14">
+<w:ftr xmlns:wpc="http://schemas.microsoft.com/office/word/2010/wordprocessingCanvas" xmlns:cx="http://schemas.microsoft.com/office/drawing/2014/chartex" xmlns:cx1="http://schemas.microsoft.com/office/drawing/2015/9/8/chartex" xmlns:cx2="http://schemas.microsoft.com/office/drawing/2015/10/21/chartex" xmlns:cx3="http://schemas.microsoft.com/office/drawing/2016/5/9/chartex" xmlns:cx4="http://schemas.microsoft.com/office/drawing/2016/5/10/chartex" xmlns:cx5="http://schemas.microsoft.com/office/drawing/2016/5/11/chartex" xmlns:cx6="http://schemas.microsoft.com/office/drawing/2016/5/12/chartex" xmlns:cx7="http://schemas.microsoft.com/office/drawing/2016/5/13/chartex" xmlns:cx8="http://schemas.microsoft.com/office/drawing/2016/5/14/chartex" xmlns:mc="http://schemas.openxmlformats.org/markup-compatibility/2006" xmlns:aink="http://schemas.microsoft.com/office/drawing/2016/ink" xmlns:am3d="http://schemas.microsoft.com/office/drawing/2017/model3d" xmlns:o="urn:schemas-microsoft-com:office:office" xmlns:oel="http://schemas.microsoft.com/office/2019/extlst" xmlns:r="http://schemas.openxmlformats.org/officeDocument/2006/relationships" xmlns:m="http://schemas.openxmlformats.org/officeDocument/2006/math" xmlns:v="urn:schemas-microsoft-com:vml" xmlns:wp14="http://schemas.microsoft.com/office/word/2010/wordprocessingDrawing" xmlns:wp="http://schemas.openxmlformats.org/drawingml/2006/wordprocessingDrawing" xmlns:w10="urn:schemas-microsoft-com:office:word" xmlns:w="http://schemas.openxmlformats.org/wordprocessingml/2006/main" xmlns:w14="http://schemas.microsoft.com/office/word/2010/wordml" xmlns:w15="http://schemas.microsoft.com/office/word/2012/wordml" xmlns:w16cex="http://schemas.microsoft.com/office/word/2018/wordml/cex" xmlns:w16cid="http://schemas.microsoft.com/office/word/2016/wordml/cid" xmlns:w16="http://schemas.microsoft.com/office/word/2018/wordml" xmlns:w16du="http://schemas.microsoft.com/office/word/2023/wordml/word16du" xmlns:w16sdtdh="http://schemas.microsoft.com/office/word/2020/wordml/sdtdatahash" xmlns:w16sdtfl="http://schemas.microsoft.com/office/word/2024/wordml/sdtformatlock" xmlns:w16se="http://schemas.microsoft.com/office/word/2015/wordml/symex" xmlns:wpg="http://schemas.microsoft.com/office/word/2010/wordprocessingGroup" xmlns:wpi="http://schemas.microsoft.com/office/word/2010/wordprocessingInk" xmlns:wne="http://schemas.microsoft.com/office/word/2006/wordml" xmlns:wps="http://schemas.microsoft.com/office/word/2010/wordprocessingShape" mc:Ignorable="w14 w15 w16se w16cid w16 w16cex w16sdtdh w16sdtfl w16du wp14">
   <w:p>
     <w:pPr>
-      <w:pStyle w:val="Header &amp; Footer"/>
-      <w:bidi w:val="0"/>
+      <w:pStyle w:val="HeaderFooter"/>
     </w:pPr>
-    <w:r/>
   </w:p>
 </w:ftr>
 </file>
 
+<file path=word/footnotes.xml><?xml version="1.0" encoding="utf-8"?>
+<w:footnotes xmlns:wpc="http://schemas.microsoft.com/office/word/2010/wordprocessingCanvas" xmlns:cx="http://schemas.microsoft.com/office/drawing/2014/chartex" xmlns:cx1="http://schemas.microsoft.com/office/drawing/2015/9/8/chartex" xmlns:cx2="http://schemas.microsoft.com/office/drawing/2015/10/21/chartex" xmlns:cx3="http://schemas.microsoft.com/office/drawing/2016/5/9/chartex" xmlns:cx4="http://schemas.microsoft.com/office/drawing/2016/5/10/chartex" xmlns:cx5="http://schemas.microsoft.com/office/drawing/2016/5/11/chartex" xmlns:cx6="http://schemas.microsoft.com/office/drawing/2016/5/12/chartex" xmlns:cx7="http://schemas.microsoft.com/office/drawing/2016/5/13/chartex" xmlns:cx8="http://schemas.microsoft.com/office/drawing/2016/5/14/chartex" xmlns:mc="http://schemas.openxmlformats.org/markup-compatibility/2006" xmlns:aink="http://schemas.microsoft.com/office/drawing/2016/ink" xmlns:am3d="http://schemas.microsoft.com/office/drawing/2017/model3d" xmlns:o="urn:schemas-microsoft-com:office:office" xmlns:oel="http://schemas.microsoft.com/office/2019/extlst" xmlns:r="http://schemas.openxmlformats.org/officeDocument/2006/relationships" xmlns:m="http://schemas.openxmlformats.org/officeDocument/2006/math" xmlns:v="urn:schemas-microsoft-com:vml" xmlns:wp14="http://schemas.microsoft.com/office/word/2010/wordprocessingDrawing" xmlns:wp="http://schemas.openxmlformats.org/drawingml/2006/wordprocessingDrawing" xmlns:w10="urn:schemas-microsoft-com:office:word" xmlns:w="http://schemas.openxmlformats.org/wordprocessingml/2006/main" xmlns:w14="http://schemas.microsoft.com/office/word/2010/wordml" xmlns:w15="http://schemas.microsoft.com/office/word/2012/wordml" xmlns:w16cex="http://schemas.microsoft.com/office/word/2018/wordml/cex" xmlns:w16cid="http://schemas.microsoft.com/office/word/2016/wordml/cid" xmlns:w16="http://schemas.microsoft.com/office/word/2018/wordml" xmlns:w16du="http://schemas.microsoft.com/office/word/2023/wordml/word16du" xmlns:w16sdtdh="http://schemas.microsoft.com/office/word/2020/wordml/sdtdatahash" xmlns:w16sdtfl="http://schemas.microsoft.com/office/word/2024/wordml/sdtformatlock" xmlns:w16se="http://schemas.microsoft.com/office/word/2015/wordml/symex" xmlns:wpg="http://schemas.microsoft.com/office/word/2010/wordprocessingGroup" xmlns:wpi="http://schemas.microsoft.com/office/word/2010/wordprocessingInk" xmlns:wne="http://schemas.microsoft.com/office/word/2006/wordml" xmlns:wps="http://schemas.microsoft.com/office/word/2010/wordprocessingShape" mc:Ignorable="w14 w15 w16se w16cid w16 w16cex w16sdtdh w16sdtfl w16du wp14">
+  <w:footnote w:type="separator" w:id="-1">
+    <w:p>
+      <w:r>
+        <w:separator/>
+      </w:r>
+    </w:p>
+  </w:footnote>
+  <w:footnote w:type="continuationSeparator" w:id="0">
+    <w:p>
+      <w:r>
+        <w:continuationSeparator/>
+      </w:r>
+    </w:p>
+  </w:footnote>
+</w:footnotes>
+</file>
+
 <file path=word/header1.xml><?xml version="1.0" encoding="utf-8"?>
-<w:hdr xmlns:r="http://schemas.openxmlformats.org/officeDocument/2006/relationships" xmlns:wp="http://schemas.openxmlformats.org/drawingml/2006/wordprocessingDrawing" xmlns:w="http://schemas.openxmlformats.org/wordprocessingml/2006/main" xmlns:w10="urn:schemas-microsoft-com:office:word" xmlns:w14="http://schemas.microsoft.com/office/word/2010/wordml" xmlns:wps="http://schemas.microsoft.com/office/word/2010/wordprocessingShape" xmlns:wpg="http://schemas.microsoft.com/office/word/2010/wordprocessingGroup" xmlns:mc="http://schemas.openxmlformats.org/markup-compatibility/2006" xmlns:v="urn:schemas-microsoft-com:vml" xmlns:o="urn:schemas-microsoft-com:office:office" xmlns:m="http://schemas.openxmlformats.org/officeDocument/2006/math" mc:Ignorable="w14">
+<w:hdr xmlns:wpc="http://schemas.microsoft.com/office/word/2010/wordprocessingCanvas" xmlns:cx="http://schemas.microsoft.com/office/drawing/2014/chartex" xmlns:cx1="http://schemas.microsoft.com/office/drawing/2015/9/8/chartex" xmlns:cx2="http://schemas.microsoft.com/office/drawing/2015/10/21/chartex" xmlns:cx3="http://schemas.microsoft.com/office/drawing/2016/5/9/chartex" xmlns:cx4="http://schemas.microsoft.com/office/drawing/2016/5/10/chartex" xmlns:cx5="http://schemas.microsoft.com/office/drawing/2016/5/11/chartex" xmlns:cx6="http://schemas.microsoft.com/office/drawing/2016/5/12/chartex" xmlns:cx7="http://schemas.microsoft.com/office/drawing/2016/5/13/chartex" xmlns:cx8="http://schemas.microsoft.com/office/drawing/2016/5/14/chartex" xmlns:mc="http://schemas.openxmlformats.org/markup-compatibility/2006" xmlns:aink="http://schemas.microsoft.com/office/drawing/2016/ink" xmlns:am3d="http://schemas.microsoft.com/office/drawing/2017/model3d" xmlns:o="urn:schemas-microsoft-com:office:office" xmlns:oel="http://schemas.microsoft.com/office/2019/extlst" xmlns:r="http://schemas.openxmlformats.org/officeDocument/2006/relationships" xmlns:m="http://schemas.openxmlformats.org/officeDocument/2006/math" xmlns:v="urn:schemas-microsoft-com:vml" xmlns:wp14="http://schemas.microsoft.com/office/word/2010/wordprocessingDrawing" xmlns:wp="http://schemas.openxmlformats.org/drawingml/2006/wordprocessingDrawing" xmlns:w10="urn:schemas-microsoft-com:office:word" xmlns:w="http://schemas.openxmlformats.org/wordprocessingml/2006/main" xmlns:w14="http://schemas.microsoft.com/office/word/2010/wordml" xmlns:w15="http://schemas.microsoft.com/office/word/2012/wordml" xmlns:w16cex="http://schemas.microsoft.com/office/word/2018/wordml/cex" xmlns:w16cid="http://schemas.microsoft.com/office/word/2016/wordml/cid" xmlns:w16="http://schemas.microsoft.com/office/word/2018/wordml" xmlns:w16du="http://schemas.microsoft.com/office/word/2023/wordml/word16du" xmlns:w16sdtdh="http://schemas.microsoft.com/office/word/2020/wordml/sdtdatahash" xmlns:w16sdtfl="http://schemas.microsoft.com/office/word/2024/wordml/sdtformatlock" xmlns:w16se="http://schemas.microsoft.com/office/word/2015/wordml/symex" xmlns:wpg="http://schemas.microsoft.com/office/word/2010/wordprocessingGroup" xmlns:wpi="http://schemas.microsoft.com/office/word/2010/wordprocessingInk" xmlns:wne="http://schemas.microsoft.com/office/word/2006/wordml" xmlns:wps="http://schemas.microsoft.com/office/word/2010/wordprocessingShape" mc:Ignorable="w14 w15 w16se w16cid w16 w16cex w16sdtdh w16sdtfl w16du wp14">
   <w:p>
     <w:pPr>
-      <w:pStyle w:val="Header &amp; Footer"/>
-      <w:bidi w:val="0"/>
+      <w:pStyle w:val="HeaderFooter"/>
     </w:pPr>
-    <w:r/>
   </w:p>
 </w:hdr>
 </file>
 
 <file path=word/numbering.xml><?xml version="1.0" encoding="utf-8"?>
-<w:numbering xmlns:w="http://schemas.openxmlformats.org/wordprocessingml/2006/main" xmlns:wp="http://schemas.openxmlformats.org/drawingml/2006/wordprocessingDrawing" xmlns:w14="http://schemas.microsoft.com/office/word/2010/wordml" xmlns:r="http://schemas.openxmlformats.org/officeDocument/2006/relationships" xmlns:v="urn:schemas-microsoft-com:vml" xmlns:o="urn:schemas-microsoft-com:office:office">
-  <w:abstractNum w:abstractNumId="0">
+<w:numbering xmlns:wpc="http://schemas.microsoft.com/office/word/2010/wordprocessingCanvas" xmlns:cx="http://schemas.microsoft.com/office/drawing/2014/chartex" xmlns:cx1="http://schemas.microsoft.com/office/drawing/2015/9/8/chartex" xmlns:cx2="http://schemas.microsoft.com/office/drawing/2015/10/21/chartex" xmlns:cx3="http://schemas.microsoft.com/office/drawing/2016/5/9/chartex" xmlns:cx4="http://schemas.microsoft.com/office/drawing/2016/5/10/chartex" xmlns:cx5="http://schemas.microsoft.com/office/drawing/2016/5/11/chartex" xmlns:cx6="http://schemas.microsoft.com/office/drawing/2016/5/12/chartex" xmlns:cx7="http://schemas.microsoft.com/office/drawing/2016/5/13/chartex" xmlns:cx8="http://schemas.microsoft.com/office/drawing/2016/5/14/chartex" xmlns:mc="http://schemas.openxmlformats.org/markup-compatibility/2006" xmlns:aink="http://schemas.microsoft.com/office/drawing/2016/ink" xmlns:am3d="http://schemas.microsoft.com/office/drawing/2017/model3d" xmlns:o="urn:schemas-microsoft-com:office:office" xmlns:oel="http://schemas.microsoft.com/office/2019/extlst" xmlns:r="http://schemas.openxmlformats.org/officeDocument/2006/relationships" xmlns:m="http://schemas.openxmlformats.org/officeDocument/2006/math" xmlns:v="urn:schemas-microsoft-com:vml" xmlns:wp14="http://schemas.microsoft.com/office/word/2010/wordprocessingDrawing" xmlns:wp="http://schemas.openxmlformats.org/drawingml/2006/wordprocessingDrawing" xmlns:w10="urn:schemas-microsoft-com:office:word" xmlns:w="http://schemas.openxmlformats.org/wordprocessingml/2006/main" xmlns:w14="http://schemas.microsoft.com/office/word/2010/wordml" xmlns:w15="http://schemas.microsoft.com/office/word/2012/wordml" xmlns:w16cex="http://schemas.microsoft.com/office/word/2018/wordml/cex" xmlns:w16cid="http://schemas.microsoft.com/office/word/2016/wordml/cid" xmlns:w16="http://schemas.microsoft.com/office/word/2018/wordml" xmlns:w16du="http://schemas.microsoft.com/office/word/2023/wordml/word16du" xmlns:w16sdtdh="http://schemas.microsoft.com/office/word/2020/wordml/sdtdatahash" xmlns:w16sdtfl="http://schemas.microsoft.com/office/word/2024/wordml/sdtformatlock" xmlns:w16se="http://schemas.microsoft.com/office/word/2015/wordml/symex" xmlns:wpg="http://schemas.microsoft.com/office/word/2010/wordprocessingGroup" xmlns:wpi="http://schemas.microsoft.com/office/word/2010/wordprocessingInk" xmlns:wne="http://schemas.microsoft.com/office/word/2006/wordml" xmlns:wps="http://schemas.microsoft.com/office/word/2010/wordprocessingShape" mc:Ignorable="w14 w15 w16se w16cid w16 w16cex w16sdtdh w16sdtfl w16du wp14">
+  <w:abstractNum w:abstractNumId="0" w15:restartNumberingAfterBreak="0">
+    <w:nsid w:val="0BB67DDA"/>
     <w:multiLevelType w:val="hybridMultilevel"/>
-    <w:numStyleLink w:val="Imported Style 1"/>
-  </w:abstractNum>
-  <w:abstractNum w:abstractNumId="1">
-    <w:multiLevelType w:val="hybridMultilevel"/>
-    <w:styleLink w:val="Imported Style 1"/>
-    <w:lvl w:ilvl="0">
+    <w:tmpl w:val="C0121836"/>
+    <w:styleLink w:val="ImportedStyle1"/>
+    <w:lvl w:ilvl="0" w:tplc="26142590">
       <w:start w:val="1"/>
       <w:numFmt w:val="decimal"/>
-      <w:suff w:val="tab"/>
       <w:lvlText w:val="%1."/>
       <w:lvlJc w:val="left"/>
       <w:pPr>
         <w:ind w:left="216" w:hanging="216"/>
       </w:pPr>
       <w:rPr>
-        <w:rFonts w:ascii="Calibri" w:cs="Calibri" w:hAnsi="Calibri" w:eastAsia="Calibri"/>
+        <w:rFonts w:ascii="Calibri" w:eastAsia="Calibri" w:hAnsi="Calibri" w:cs="Calibri"/>
         <w:b w:val="0"/>
         <w:bCs w:val="0"/>
         <w:i w:val="0"/>
@@ -2869,17 +3104,16 @@
         <w:vertAlign w:val="baseline"/>
       </w:rPr>
     </w:lvl>
-    <w:lvl w:ilvl="1">
+    <w:lvl w:ilvl="1" w:tplc="802698A0">
       <w:start w:val="1"/>
       <w:numFmt w:val="lowerLetter"/>
-      <w:suff w:val="tab"/>
       <w:lvlText w:val="%2."/>
       <w:lvlJc w:val="left"/>
       <w:pPr>
         <w:ind w:left="1080" w:hanging="216"/>
       </w:pPr>
       <w:rPr>
-        <w:rFonts w:ascii="Calibri" w:cs="Calibri" w:hAnsi="Calibri" w:eastAsia="Calibri"/>
+        <w:rFonts w:ascii="Calibri" w:eastAsia="Calibri" w:hAnsi="Calibri" w:cs="Calibri"/>
         <w:b w:val="0"/>
         <w:bCs w:val="0"/>
         <w:i w:val="0"/>
@@ -2900,17 +3134,16 @@
         <w:vertAlign w:val="baseline"/>
       </w:rPr>
     </w:lvl>
-    <w:lvl w:ilvl="2">
+    <w:lvl w:ilvl="2" w:tplc="BB7641F2">
       <w:start w:val="1"/>
       <w:numFmt w:val="lowerRoman"/>
-      <w:suff w:val="tab"/>
       <w:lvlText w:val="%3."/>
       <w:lvlJc w:val="left"/>
       <w:pPr>
         <w:ind w:left="1800" w:hanging="216"/>
       </w:pPr>
       <w:rPr>
-        <w:rFonts w:ascii="Calibri" w:cs="Calibri" w:hAnsi="Calibri" w:eastAsia="Calibri"/>
+        <w:rFonts w:ascii="Calibri" w:eastAsia="Calibri" w:hAnsi="Calibri" w:cs="Calibri"/>
         <w:b w:val="0"/>
         <w:bCs w:val="0"/>
         <w:i w:val="0"/>
@@ -2931,17 +3164,16 @@
         <w:vertAlign w:val="baseline"/>
       </w:rPr>
     </w:lvl>
-    <w:lvl w:ilvl="3">
+    <w:lvl w:ilvl="3" w:tplc="647A0E96">
       <w:start w:val="1"/>
       <w:numFmt w:val="decimal"/>
-      <w:suff w:val="tab"/>
       <w:lvlText w:val="%4."/>
       <w:lvlJc w:val="left"/>
       <w:pPr>
         <w:ind w:left="2520" w:hanging="216"/>
       </w:pPr>
       <w:rPr>
-        <w:rFonts w:ascii="Calibri" w:cs="Calibri" w:hAnsi="Calibri" w:eastAsia="Calibri"/>
+        <w:rFonts w:ascii="Calibri" w:eastAsia="Calibri" w:hAnsi="Calibri" w:cs="Calibri"/>
         <w:b w:val="0"/>
         <w:bCs w:val="0"/>
         <w:i w:val="0"/>
@@ -2962,17 +3194,16 @@
         <w:vertAlign w:val="baseline"/>
       </w:rPr>
     </w:lvl>
-    <w:lvl w:ilvl="4">
+    <w:lvl w:ilvl="4" w:tplc="E49261F0">
       <w:start w:val="1"/>
       <w:numFmt w:val="lowerLetter"/>
-      <w:suff w:val="tab"/>
       <w:lvlText w:val="%5."/>
       <w:lvlJc w:val="left"/>
       <w:pPr>
         <w:ind w:left="3240" w:hanging="216"/>
       </w:pPr>
       <w:rPr>
-        <w:rFonts w:ascii="Calibri" w:cs="Calibri" w:hAnsi="Calibri" w:eastAsia="Calibri"/>
+        <w:rFonts w:ascii="Calibri" w:eastAsia="Calibri" w:hAnsi="Calibri" w:cs="Calibri"/>
         <w:b w:val="0"/>
         <w:bCs w:val="0"/>
         <w:i w:val="0"/>
@@ -2993,17 +3224,16 @@
         <w:vertAlign w:val="baseline"/>
       </w:rPr>
     </w:lvl>
-    <w:lvl w:ilvl="5">
+    <w:lvl w:ilvl="5" w:tplc="8A9E3772">
       <w:start w:val="1"/>
       <w:numFmt w:val="lowerRoman"/>
-      <w:suff w:val="tab"/>
       <w:lvlText w:val="%6."/>
       <w:lvlJc w:val="left"/>
       <w:pPr>
         <w:ind w:left="3960" w:hanging="216"/>
       </w:pPr>
       <w:rPr>
-        <w:rFonts w:ascii="Calibri" w:cs="Calibri" w:hAnsi="Calibri" w:eastAsia="Calibri"/>
+        <w:rFonts w:ascii="Calibri" w:eastAsia="Calibri" w:hAnsi="Calibri" w:cs="Calibri"/>
         <w:b w:val="0"/>
         <w:bCs w:val="0"/>
         <w:i w:val="0"/>
@@ -3024,17 +3254,16 @@
         <w:vertAlign w:val="baseline"/>
       </w:rPr>
     </w:lvl>
-    <w:lvl w:ilvl="6">
+    <w:lvl w:ilvl="6" w:tplc="98A68FC6">
       <w:start w:val="1"/>
       <w:numFmt w:val="decimal"/>
-      <w:suff w:val="tab"/>
       <w:lvlText w:val="%7."/>
       <w:lvlJc w:val="left"/>
       <w:pPr>
         <w:ind w:left="4680" w:hanging="216"/>
       </w:pPr>
       <w:rPr>
-        <w:rFonts w:ascii="Calibri" w:cs="Calibri" w:hAnsi="Calibri" w:eastAsia="Calibri"/>
+        <w:rFonts w:ascii="Calibri" w:eastAsia="Calibri" w:hAnsi="Calibri" w:cs="Calibri"/>
         <w:b w:val="0"/>
         <w:bCs w:val="0"/>
         <w:i w:val="0"/>
@@ -3055,17 +3284,16 @@
         <w:vertAlign w:val="baseline"/>
       </w:rPr>
     </w:lvl>
-    <w:lvl w:ilvl="7">
+    <w:lvl w:ilvl="7" w:tplc="35324F28">
       <w:start w:val="1"/>
       <w:numFmt w:val="lowerLetter"/>
-      <w:suff w:val="tab"/>
       <w:lvlText w:val="%8."/>
       <w:lvlJc w:val="left"/>
       <w:pPr>
         <w:ind w:left="5400" w:hanging="216"/>
       </w:pPr>
       <w:rPr>
-        <w:rFonts w:ascii="Calibri" w:cs="Calibri" w:hAnsi="Calibri" w:eastAsia="Calibri"/>
+        <w:rFonts w:ascii="Calibri" w:eastAsia="Calibri" w:hAnsi="Calibri" w:cs="Calibri"/>
         <w:b w:val="0"/>
         <w:bCs w:val="0"/>
         <w:i w:val="0"/>
@@ -3086,17 +3314,16 @@
         <w:vertAlign w:val="baseline"/>
       </w:rPr>
     </w:lvl>
-    <w:lvl w:ilvl="8">
+    <w:lvl w:ilvl="8" w:tplc="12EE7ACE">
       <w:start w:val="1"/>
       <w:numFmt w:val="lowerRoman"/>
-      <w:suff w:val="tab"/>
       <w:lvlText w:val="%9."/>
       <w:lvlJc w:val="left"/>
       <w:pPr>
         <w:ind w:left="6120" w:hanging="216"/>
       </w:pPr>
       <w:rPr>
-        <w:rFonts w:ascii="Calibri" w:cs="Calibri" w:hAnsi="Calibri" w:eastAsia="Calibri"/>
+        <w:rFonts w:ascii="Calibri" w:eastAsia="Calibri" w:hAnsi="Calibri" w:cs="Calibri"/>
         <w:b w:val="0"/>
         <w:bCs w:val="0"/>
         <w:i w:val="0"/>
@@ -3118,19 +3345,24 @@
       </w:rPr>
     </w:lvl>
   </w:abstractNum>
-  <w:num w:numId="1">
+  <w:abstractNum w:abstractNumId="1" w15:restartNumberingAfterBreak="0">
+    <w:nsid w:val="594A2E7C"/>
+    <w:multiLevelType w:val="hybridMultilevel"/>
+    <w:tmpl w:val="C0121836"/>
+    <w:numStyleLink w:val="ImportedStyle1"/>
+  </w:abstractNum>
+  <w:num w:numId="1" w16cid:durableId="1690638867">
+    <w:abstractNumId w:val="0"/>
+  </w:num>
+  <w:num w:numId="2" w16cid:durableId="795759068">
     <w:abstractNumId w:val="1"/>
   </w:num>
-  <w:num w:numId="2">
-    <w:abstractNumId w:val="0"/>
-  </w:num>
-  <w:num w:numId="3">
-    <w:abstractNumId w:val="0"/>
+  <w:num w:numId="3" w16cid:durableId="1424841935">
+    <w:abstractNumId w:val="1"/>
     <w:lvlOverride w:ilvl="0">
-      <w:lvl w:ilvl="0">
+      <w:lvl w:ilvl="0" w:tplc="B8FACDBA">
         <w:start w:val="1"/>
         <w:numFmt w:val="decimal"/>
-        <w:suff w:val="tab"/>
         <w:lvlText w:val="%1."/>
         <w:lvlJc w:val="left"/>
         <w:pPr>
@@ -3140,7 +3372,7 @@
           <w:ind w:left="753" w:hanging="753"/>
         </w:pPr>
         <w:rPr>
-          <w:rFonts w:ascii="Calibri" w:cs="Calibri" w:hAnsi="Calibri" w:eastAsia="Calibri"/>
+          <w:rFonts w:ascii="Calibri" w:eastAsia="Calibri" w:hAnsi="Calibri" w:cs="Calibri"/>
           <w:b w:val="0"/>
           <w:bCs w:val="0"/>
           <w:i w:val="0"/>
@@ -3163,10 +3395,9 @@
       </w:lvl>
     </w:lvlOverride>
     <w:lvlOverride w:ilvl="1">
-      <w:lvl w:ilvl="1">
+      <w:lvl w:ilvl="1" w:tplc="DFC08DD0">
         <w:start w:val="1"/>
         <w:numFmt w:val="lowerLetter"/>
-        <w:suff w:val="tab"/>
         <w:lvlText w:val="%2."/>
         <w:lvlJc w:val="left"/>
         <w:pPr>
@@ -3176,7 +3407,7 @@
           <w:ind w:left="1617" w:hanging="753"/>
         </w:pPr>
         <w:rPr>
-          <w:rFonts w:ascii="Calibri" w:cs="Calibri" w:hAnsi="Calibri" w:eastAsia="Calibri"/>
+          <w:rFonts w:ascii="Calibri" w:eastAsia="Calibri" w:hAnsi="Calibri" w:cs="Calibri"/>
           <w:b w:val="0"/>
           <w:bCs w:val="0"/>
           <w:i w:val="0"/>
@@ -3199,10 +3430,9 @@
       </w:lvl>
     </w:lvlOverride>
     <w:lvlOverride w:ilvl="2">
-      <w:lvl w:ilvl="2">
+      <w:lvl w:ilvl="2" w:tplc="D5887906">
         <w:start w:val="1"/>
         <w:numFmt w:val="lowerRoman"/>
-        <w:suff w:val="tab"/>
         <w:lvlText w:val="%3."/>
         <w:lvlJc w:val="left"/>
         <w:pPr>
@@ -3212,7 +3442,7 @@
           <w:ind w:left="2337" w:hanging="753"/>
         </w:pPr>
         <w:rPr>
-          <w:rFonts w:ascii="Calibri" w:cs="Calibri" w:hAnsi="Calibri" w:eastAsia="Calibri"/>
+          <w:rFonts w:ascii="Calibri" w:eastAsia="Calibri" w:hAnsi="Calibri" w:cs="Calibri"/>
           <w:b w:val="0"/>
           <w:bCs w:val="0"/>
           <w:i w:val="0"/>
@@ -3235,10 +3465,9 @@
       </w:lvl>
     </w:lvlOverride>
     <w:lvlOverride w:ilvl="3">
-      <w:lvl w:ilvl="3">
+      <w:lvl w:ilvl="3" w:tplc="524462F2">
         <w:start w:val="1"/>
         <w:numFmt w:val="decimal"/>
-        <w:suff w:val="tab"/>
         <w:lvlText w:val="%4."/>
         <w:lvlJc w:val="left"/>
         <w:pPr>
@@ -3248,7 +3477,7 @@
           <w:ind w:left="3057" w:hanging="753"/>
         </w:pPr>
         <w:rPr>
-          <w:rFonts w:ascii="Calibri" w:cs="Calibri" w:hAnsi="Calibri" w:eastAsia="Calibri"/>
+          <w:rFonts w:ascii="Calibri" w:eastAsia="Calibri" w:hAnsi="Calibri" w:cs="Calibri"/>
           <w:b w:val="0"/>
           <w:bCs w:val="0"/>
           <w:i w:val="0"/>
@@ -3271,10 +3500,9 @@
       </w:lvl>
     </w:lvlOverride>
     <w:lvlOverride w:ilvl="4">
-      <w:lvl w:ilvl="4">
+      <w:lvl w:ilvl="4" w:tplc="46546DDE">
         <w:start w:val="1"/>
         <w:numFmt w:val="lowerLetter"/>
-        <w:suff w:val="tab"/>
         <w:lvlText w:val="%5."/>
         <w:lvlJc w:val="left"/>
         <w:pPr>
@@ -3284,7 +3512,7 @@
           <w:ind w:left="3777" w:hanging="753"/>
         </w:pPr>
         <w:rPr>
-          <w:rFonts w:ascii="Calibri" w:cs="Calibri" w:hAnsi="Calibri" w:eastAsia="Calibri"/>
+          <w:rFonts w:ascii="Calibri" w:eastAsia="Calibri" w:hAnsi="Calibri" w:cs="Calibri"/>
           <w:b w:val="0"/>
           <w:bCs w:val="0"/>
           <w:i w:val="0"/>
@@ -3307,10 +3535,9 @@
       </w:lvl>
     </w:lvlOverride>
     <w:lvlOverride w:ilvl="5">
-      <w:lvl w:ilvl="5">
+      <w:lvl w:ilvl="5" w:tplc="5120C16A">
         <w:start w:val="1"/>
         <w:numFmt w:val="lowerRoman"/>
-        <w:suff w:val="tab"/>
         <w:lvlText w:val="%6."/>
         <w:lvlJc w:val="left"/>
         <w:pPr>
@@ -3320,7 +3547,7 @@
           <w:ind w:left="4497" w:hanging="753"/>
         </w:pPr>
         <w:rPr>
-          <w:rFonts w:ascii="Calibri" w:cs="Calibri" w:hAnsi="Calibri" w:eastAsia="Calibri"/>
+          <w:rFonts w:ascii="Calibri" w:eastAsia="Calibri" w:hAnsi="Calibri" w:cs="Calibri"/>
           <w:b w:val="0"/>
           <w:bCs w:val="0"/>
           <w:i w:val="0"/>
@@ -3343,10 +3570,9 @@
       </w:lvl>
     </w:lvlOverride>
     <w:lvlOverride w:ilvl="6">
-      <w:lvl w:ilvl="6">
+      <w:lvl w:ilvl="6" w:tplc="758C1AAE">
         <w:start w:val="1"/>
         <w:numFmt w:val="decimal"/>
-        <w:suff w:val="tab"/>
         <w:lvlText w:val="%7."/>
         <w:lvlJc w:val="left"/>
         <w:pPr>
@@ -3356,7 +3582,7 @@
           <w:ind w:left="5217" w:hanging="753"/>
         </w:pPr>
         <w:rPr>
-          <w:rFonts w:ascii="Calibri" w:cs="Calibri" w:hAnsi="Calibri" w:eastAsia="Calibri"/>
+          <w:rFonts w:ascii="Calibri" w:eastAsia="Calibri" w:hAnsi="Calibri" w:cs="Calibri"/>
           <w:b w:val="0"/>
           <w:bCs w:val="0"/>
           <w:i w:val="0"/>
@@ -3379,10 +3605,9 @@
       </w:lvl>
     </w:lvlOverride>
     <w:lvlOverride w:ilvl="7">
-      <w:lvl w:ilvl="7">
+      <w:lvl w:ilvl="7" w:tplc="0512E6B2">
         <w:start w:val="1"/>
         <w:numFmt w:val="lowerLetter"/>
-        <w:suff w:val="tab"/>
         <w:lvlText w:val="%8."/>
         <w:lvlJc w:val="left"/>
         <w:pPr>
@@ -3392,7 +3617,7 @@
           <w:ind w:left="5937" w:hanging="753"/>
         </w:pPr>
         <w:rPr>
-          <w:rFonts w:ascii="Calibri" w:cs="Calibri" w:hAnsi="Calibri" w:eastAsia="Calibri"/>
+          <w:rFonts w:ascii="Calibri" w:eastAsia="Calibri" w:hAnsi="Calibri" w:cs="Calibri"/>
           <w:b w:val="0"/>
           <w:bCs w:val="0"/>
           <w:i w:val="0"/>
@@ -3415,10 +3640,9 @@
       </w:lvl>
     </w:lvlOverride>
     <w:lvlOverride w:ilvl="8">
-      <w:lvl w:ilvl="8">
+      <w:lvl w:ilvl="8" w:tplc="E21AC540">
         <w:start w:val="1"/>
         <w:numFmt w:val="lowerRoman"/>
-        <w:suff w:val="tab"/>
         <w:lvlText w:val="%9."/>
         <w:lvlJc w:val="left"/>
         <w:pPr>
@@ -3428,7 +3652,7 @@
           <w:ind w:left="6657" w:hanging="753"/>
         </w:pPr>
         <w:rPr>
-          <w:rFonts w:ascii="Calibri" w:cs="Calibri" w:hAnsi="Calibri" w:eastAsia="Calibri"/>
+          <w:rFonts w:ascii="Calibri" w:eastAsia="Calibri" w:hAnsi="Calibri" w:cs="Calibri"/>
           <w:b w:val="0"/>
           <w:bCs w:val="0"/>
           <w:i w:val="0"/>
@@ -3451,19 +3675,16 @@
       </w:lvl>
     </w:lvlOverride>
   </w:num>
-  <w:num w:numId="4">
-    <w:abstractNumId w:val="0"/>
+  <w:num w:numId="4" w16cid:durableId="512764400">
+    <w:abstractNumId w:val="1"/>
+    <w:lvlOverride w:ilvl="0"/>
+  </w:num>
+  <w:num w:numId="5" w16cid:durableId="922379131">
+    <w:abstractNumId w:val="1"/>
     <w:lvlOverride w:ilvl="0">
-      <w:startOverride w:val="4"/>
-    </w:lvlOverride>
-  </w:num>
-  <w:num w:numId="5">
-    <w:abstractNumId w:val="0"/>
-    <w:lvlOverride w:ilvl="0">
-      <w:lvl w:ilvl="0">
+      <w:lvl w:ilvl="0" w:tplc="B8FACDBA">
         <w:start w:val="1"/>
         <w:numFmt w:val="decimal"/>
-        <w:suff w:val="tab"/>
         <w:lvlText w:val="%1."/>
         <w:lvlJc w:val="left"/>
         <w:pPr>
@@ -3473,7 +3694,7 @@
           <w:ind w:left="798" w:hanging="798"/>
         </w:pPr>
         <w:rPr>
-          <w:rFonts w:ascii="Calibri" w:cs="Calibri" w:hAnsi="Calibri" w:eastAsia="Calibri"/>
+          <w:rFonts w:ascii="Calibri" w:eastAsia="Calibri" w:hAnsi="Calibri" w:cs="Calibri"/>
           <w:b w:val="0"/>
           <w:bCs w:val="0"/>
           <w:i w:val="0"/>
@@ -3496,10 +3717,9 @@
       </w:lvl>
     </w:lvlOverride>
     <w:lvlOverride w:ilvl="1">
-      <w:lvl w:ilvl="1">
+      <w:lvl w:ilvl="1" w:tplc="DFC08DD0">
         <w:start w:val="1"/>
         <w:numFmt w:val="lowerLetter"/>
-        <w:suff w:val="tab"/>
         <w:lvlText w:val="%2."/>
         <w:lvlJc w:val="left"/>
         <w:pPr>
@@ -3509,7 +3729,7 @@
           <w:ind w:left="1662" w:hanging="798"/>
         </w:pPr>
         <w:rPr>
-          <w:rFonts w:ascii="Calibri" w:cs="Calibri" w:hAnsi="Calibri" w:eastAsia="Calibri"/>
+          <w:rFonts w:ascii="Calibri" w:eastAsia="Calibri" w:hAnsi="Calibri" w:cs="Calibri"/>
           <w:b w:val="0"/>
           <w:bCs w:val="0"/>
           <w:i w:val="0"/>
@@ -3532,10 +3752,9 @@
       </w:lvl>
     </w:lvlOverride>
     <w:lvlOverride w:ilvl="2">
-      <w:lvl w:ilvl="2">
+      <w:lvl w:ilvl="2" w:tplc="D5887906">
         <w:start w:val="1"/>
         <w:numFmt w:val="lowerRoman"/>
-        <w:suff w:val="tab"/>
         <w:lvlText w:val="%3."/>
         <w:lvlJc w:val="left"/>
         <w:pPr>
@@ -3545,7 +3764,7 @@
           <w:ind w:left="2382" w:hanging="798"/>
         </w:pPr>
         <w:rPr>
-          <w:rFonts w:ascii="Calibri" w:cs="Calibri" w:hAnsi="Calibri" w:eastAsia="Calibri"/>
+          <w:rFonts w:ascii="Calibri" w:eastAsia="Calibri" w:hAnsi="Calibri" w:cs="Calibri"/>
           <w:b w:val="0"/>
           <w:bCs w:val="0"/>
           <w:i w:val="0"/>
@@ -3568,10 +3787,9 @@
       </w:lvl>
     </w:lvlOverride>
     <w:lvlOverride w:ilvl="3">
-      <w:lvl w:ilvl="3">
+      <w:lvl w:ilvl="3" w:tplc="524462F2">
         <w:start w:val="1"/>
         <w:numFmt w:val="decimal"/>
-        <w:suff w:val="tab"/>
         <w:lvlText w:val="%4."/>
         <w:lvlJc w:val="left"/>
         <w:pPr>
@@ -3581,7 +3799,7 @@
           <w:ind w:left="3102" w:hanging="798"/>
         </w:pPr>
         <w:rPr>
-          <w:rFonts w:ascii="Calibri" w:cs="Calibri" w:hAnsi="Calibri" w:eastAsia="Calibri"/>
+          <w:rFonts w:ascii="Calibri" w:eastAsia="Calibri" w:hAnsi="Calibri" w:cs="Calibri"/>
           <w:b w:val="0"/>
           <w:bCs w:val="0"/>
           <w:i w:val="0"/>
@@ -3604,10 +3822,9 @@
       </w:lvl>
     </w:lvlOverride>
     <w:lvlOverride w:ilvl="4">
-      <w:lvl w:ilvl="4">
+      <w:lvl w:ilvl="4" w:tplc="46546DDE">
         <w:start w:val="1"/>
         <w:numFmt w:val="lowerLetter"/>
-        <w:suff w:val="tab"/>
         <w:lvlText w:val="%5."/>
         <w:lvlJc w:val="left"/>
         <w:pPr>
@@ -3617,7 +3834,7 @@
           <w:ind w:left="3822" w:hanging="798"/>
         </w:pPr>
         <w:rPr>
-          <w:rFonts w:ascii="Calibri" w:cs="Calibri" w:hAnsi="Calibri" w:eastAsia="Calibri"/>
+          <w:rFonts w:ascii="Calibri" w:eastAsia="Calibri" w:hAnsi="Calibri" w:cs="Calibri"/>
           <w:b w:val="0"/>
           <w:bCs w:val="0"/>
           <w:i w:val="0"/>
@@ -3640,10 +3857,9 @@
       </w:lvl>
     </w:lvlOverride>
     <w:lvlOverride w:ilvl="5">
-      <w:lvl w:ilvl="5">
+      <w:lvl w:ilvl="5" w:tplc="5120C16A">
         <w:start w:val="1"/>
         <w:numFmt w:val="lowerRoman"/>
-        <w:suff w:val="tab"/>
         <w:lvlText w:val="%6."/>
         <w:lvlJc w:val="left"/>
         <w:pPr>
@@ -3653,7 +3869,7 @@
           <w:ind w:left="4542" w:hanging="798"/>
         </w:pPr>
         <w:rPr>
-          <w:rFonts w:ascii="Calibri" w:cs="Calibri" w:hAnsi="Calibri" w:eastAsia="Calibri"/>
+          <w:rFonts w:ascii="Calibri" w:eastAsia="Calibri" w:hAnsi="Calibri" w:cs="Calibri"/>
           <w:b w:val="0"/>
           <w:bCs w:val="0"/>
           <w:i w:val="0"/>
@@ -3676,10 +3892,9 @@
       </w:lvl>
     </w:lvlOverride>
     <w:lvlOverride w:ilvl="6">
-      <w:lvl w:ilvl="6">
+      <w:lvl w:ilvl="6" w:tplc="758C1AAE">
         <w:start w:val="1"/>
         <w:numFmt w:val="decimal"/>
-        <w:suff w:val="tab"/>
         <w:lvlText w:val="%7."/>
         <w:lvlJc w:val="left"/>
         <w:pPr>
@@ -3689,7 +3904,7 @@
           <w:ind w:left="5262" w:hanging="798"/>
         </w:pPr>
         <w:rPr>
-          <w:rFonts w:ascii="Calibri" w:cs="Calibri" w:hAnsi="Calibri" w:eastAsia="Calibri"/>
+          <w:rFonts w:ascii="Calibri" w:eastAsia="Calibri" w:hAnsi="Calibri" w:cs="Calibri"/>
           <w:b w:val="0"/>
           <w:bCs w:val="0"/>
           <w:i w:val="0"/>
@@ -3712,10 +3927,9 @@
       </w:lvl>
     </w:lvlOverride>
     <w:lvlOverride w:ilvl="7">
-      <w:lvl w:ilvl="7">
+      <w:lvl w:ilvl="7" w:tplc="0512E6B2">
         <w:start w:val="1"/>
         <w:numFmt w:val="lowerLetter"/>
-        <w:suff w:val="tab"/>
         <w:lvlText w:val="%8."/>
         <w:lvlJc w:val="left"/>
         <w:pPr>
@@ -3725,7 +3939,7 @@
           <w:ind w:left="5982" w:hanging="798"/>
         </w:pPr>
         <w:rPr>
-          <w:rFonts w:ascii="Calibri" w:cs="Calibri" w:hAnsi="Calibri" w:eastAsia="Calibri"/>
+          <w:rFonts w:ascii="Calibri" w:eastAsia="Calibri" w:hAnsi="Calibri" w:cs="Calibri"/>
           <w:b w:val="0"/>
           <w:bCs w:val="0"/>
           <w:i w:val="0"/>
@@ -3748,10 +3962,9 @@
       </w:lvl>
     </w:lvlOverride>
     <w:lvlOverride w:ilvl="8">
-      <w:lvl w:ilvl="8">
+      <w:lvl w:ilvl="8" w:tplc="E21AC540">
         <w:start w:val="1"/>
         <w:numFmt w:val="lowerRoman"/>
-        <w:suff w:val="tab"/>
         <w:lvlText w:val="%9."/>
         <w:lvlJc w:val="left"/>
         <w:pPr>
@@ -3761,7 +3974,7 @@
           <w:ind w:left="6702" w:hanging="798"/>
         </w:pPr>
         <w:rPr>
-          <w:rFonts w:ascii="Calibri" w:cs="Calibri" w:hAnsi="Calibri" w:eastAsia="Calibri"/>
+          <w:rFonts w:ascii="Calibri" w:eastAsia="Calibri" w:hAnsi="Calibri" w:cs="Calibri"/>
           <w:b w:val="0"/>
           <w:bCs w:val="0"/>
           <w:i w:val="0"/>
@@ -3788,48 +4001,17 @@
 </file>
 
 <file path=word/styles.xml><?xml version="1.0" encoding="utf-8"?>
-<w:styles xmlns:w="http://schemas.openxmlformats.org/wordprocessingml/2006/main" xmlns:mc="http://schemas.openxmlformats.org/markup-compatibility/2006" xmlns:w14="http://schemas.microsoft.com/office/word/2010/wordml" mc:Ignorable="w14">
+<w:styles xmlns:mc="http://schemas.openxmlformats.org/markup-compatibility/2006" xmlns:r="http://schemas.openxmlformats.org/officeDocument/2006/relationships" xmlns:w="http://schemas.openxmlformats.org/wordprocessingml/2006/main" xmlns:w14="http://schemas.microsoft.com/office/word/2010/wordml" xmlns:w15="http://schemas.microsoft.com/office/word/2012/wordml" xmlns:w16cex="http://schemas.microsoft.com/office/word/2018/wordml/cex" xmlns:w16cid="http://schemas.microsoft.com/office/word/2016/wordml/cid" xmlns:w16="http://schemas.microsoft.com/office/word/2018/wordml" xmlns:w16du="http://schemas.microsoft.com/office/word/2023/wordml/word16du" xmlns:w16sdtdh="http://schemas.microsoft.com/office/word/2020/wordml/sdtdatahash" xmlns:w16sdtfl="http://schemas.microsoft.com/office/word/2024/wordml/sdtformatlock" xmlns:w16se="http://schemas.microsoft.com/office/word/2015/wordml/symex" mc:Ignorable="w14 w15 w16se w16cid w16 w16cex w16sdtdh w16sdtfl w16du">
   <w:docDefaults>
     <w:rPrDefault>
       <w:rPr>
-        <w:rFonts w:ascii="Times New Roman" w:cs="Times New Roman" w:hAnsi="Times New Roman" w:eastAsia="Arial Unicode MS"/>
-        <w:b w:val="0"/>
-        <w:bCs w:val="0"/>
-        <w:i w:val="0"/>
-        <w:iCs w:val="0"/>
-        <w:caps w:val="0"/>
-        <w:smallCaps w:val="0"/>
-        <w:strike w:val="0"/>
-        <w:dstrike w:val="0"/>
-        <w:outline w:val="0"/>
-        <w:emboss w:val="0"/>
-        <w:imprint w:val="0"/>
-        <w:vanish w:val="0"/>
-        <w:color w:val="auto"/>
-        <w:spacing w:val="0"/>
-        <w:w w:val="100"/>
-        <w:kern w:val="0"/>
-        <w:position w:val="0"/>
-        <w:sz w:val="20"/>
-        <w:szCs w:val="20"/>
-        <w:u w:val="none" w:color="auto"/>
+        <w:rFonts w:ascii="Times New Roman" w:eastAsia="Arial Unicode MS" w:hAnsi="Times New Roman" w:cs="Times New Roman"/>
         <w:bdr w:val="nil"/>
-        <w:vertAlign w:val="baseline"/>
-        <w:lang/>
+        <w:lang w:val="en-IN" w:eastAsia="en-IN" w:bidi="ar-SA"/>
       </w:rPr>
     </w:rPrDefault>
     <w:pPrDefault>
       <w:pPr>
-        <w:keepNext w:val="0"/>
-        <w:keepLines w:val="0"/>
-        <w:pageBreakBefore w:val="0"/>
-        <w:framePr w:anchorLock="0" w:w="0" w:h="0" w:vSpace="0" w:hSpace="0" w:xAlign="left" w:y="0" w:hRule="exact" w:vAnchor="margin"/>
-        <w:widowControl w:val="1"/>
-        <w:numPr>
-          <w:ilvl w:val="0"/>
-          <w:numId w:val="0"/>
-        </w:numPr>
-        <w:suppressLineNumbers w:val="0"/>
         <w:pBdr>
           <w:top w:val="nil"/>
           <w:left w:val="nil"/>
@@ -3838,28 +4020,421 @@
           <w:between w:val="nil"/>
           <w:bar w:val="nil"/>
         </w:pBdr>
-        <w:shd w:val="clear" w:color="auto" w:fill="auto"/>
-        <w:suppressAutoHyphens w:val="0"/>
-        <w:spacing w:before="0" w:beforeAutospacing="0" w:after="0" w:afterAutospacing="0" w:line="240" w:lineRule="auto"/>
-        <w:ind w:left="0" w:right="0" w:firstLine="0"/>
-        <w:jc w:val="left"/>
-        <w:outlineLvl w:val="9"/>
       </w:pPr>
     </w:pPrDefault>
   </w:docDefaults>
+  <w:latentStyles w:defLockedState="0" w:defUIPriority="99" w:defSemiHidden="0" w:defUnhideWhenUsed="0" w:defQFormat="0" w:count="376">
+    <w:lsdException w:name="Normal" w:uiPriority="0" w:qFormat="1"/>
+    <w:lsdException w:name="heading 1" w:uiPriority="9" w:qFormat="1"/>
+    <w:lsdException w:name="heading 2" w:semiHidden="1" w:uiPriority="9" w:unhideWhenUsed="1" w:qFormat="1"/>
+    <w:lsdException w:name="heading 3" w:semiHidden="1" w:uiPriority="9" w:unhideWhenUsed="1" w:qFormat="1"/>
+    <w:lsdException w:name="heading 4" w:semiHidden="1" w:uiPriority="9" w:unhideWhenUsed="1" w:qFormat="1"/>
+    <w:lsdException w:name="heading 5" w:semiHidden="1" w:uiPriority="9" w:unhideWhenUsed="1" w:qFormat="1"/>
+    <w:lsdException w:name="heading 6" w:semiHidden="1" w:uiPriority="9" w:unhideWhenUsed="1" w:qFormat="1"/>
+    <w:lsdException w:name="heading 7" w:semiHidden="1" w:uiPriority="9" w:unhideWhenUsed="1" w:qFormat="1"/>
+    <w:lsdException w:name="heading 8" w:semiHidden="1" w:uiPriority="9" w:unhideWhenUsed="1" w:qFormat="1"/>
+    <w:lsdException w:name="heading 9" w:semiHidden="1" w:uiPriority="9" w:unhideWhenUsed="1" w:qFormat="1"/>
+    <w:lsdException w:name="index 1" w:semiHidden="1" w:unhideWhenUsed="1"/>
+    <w:lsdException w:name="index 2" w:semiHidden="1" w:unhideWhenUsed="1"/>
+    <w:lsdException w:name="index 3" w:semiHidden="1" w:unhideWhenUsed="1"/>
+    <w:lsdException w:name="index 4" w:semiHidden="1" w:unhideWhenUsed="1"/>
+    <w:lsdException w:name="index 5" w:semiHidden="1" w:unhideWhenUsed="1"/>
+    <w:lsdException w:name="index 6" w:semiHidden="1" w:unhideWhenUsed="1"/>
+    <w:lsdException w:name="index 7" w:semiHidden="1" w:unhideWhenUsed="1"/>
+    <w:lsdException w:name="index 8" w:semiHidden="1" w:unhideWhenUsed="1"/>
+    <w:lsdException w:name="index 9" w:semiHidden="1" w:unhideWhenUsed="1"/>
+    <w:lsdException w:name="toc 1" w:semiHidden="1" w:uiPriority="39" w:unhideWhenUsed="1"/>
+    <w:lsdException w:name="toc 2" w:semiHidden="1" w:uiPriority="39" w:unhideWhenUsed="1"/>
+    <w:lsdException w:name="toc 3" w:semiHidden="1" w:uiPriority="39" w:unhideWhenUsed="1"/>
+    <w:lsdException w:name="toc 4" w:semiHidden="1" w:uiPriority="39" w:unhideWhenUsed="1"/>
+    <w:lsdException w:name="toc 5" w:semiHidden="1" w:uiPriority="39" w:unhideWhenUsed="1"/>
+    <w:lsdException w:name="toc 6" w:semiHidden="1" w:uiPriority="39" w:unhideWhenUsed="1"/>
+    <w:lsdException w:name="toc 7" w:semiHidden="1" w:uiPriority="39" w:unhideWhenUsed="1"/>
+    <w:lsdException w:name="toc 8" w:semiHidden="1" w:uiPriority="39" w:unhideWhenUsed="1"/>
+    <w:lsdException w:name="toc 9" w:semiHidden="1" w:uiPriority="39" w:unhideWhenUsed="1"/>
+    <w:lsdException w:name="Normal Indent" w:semiHidden="1" w:unhideWhenUsed="1"/>
+    <w:lsdException w:name="footnote text" w:semiHidden="1" w:unhideWhenUsed="1"/>
+    <w:lsdException w:name="annotation text" w:semiHidden="1" w:unhideWhenUsed="1"/>
+    <w:lsdException w:name="header" w:semiHidden="1" w:unhideWhenUsed="1"/>
+    <w:lsdException w:name="footer" w:semiHidden="1" w:unhideWhenUsed="1"/>
+    <w:lsdException w:name="index heading" w:semiHidden="1" w:unhideWhenUsed="1"/>
+    <w:lsdException w:name="caption" w:semiHidden="1" w:uiPriority="35" w:unhideWhenUsed="1" w:qFormat="1"/>
+    <w:lsdException w:name="table of figures" w:semiHidden="1" w:unhideWhenUsed="1"/>
+    <w:lsdException w:name="envelope address" w:semiHidden="1" w:unhideWhenUsed="1"/>
+    <w:lsdException w:name="envelope return" w:semiHidden="1" w:unhideWhenUsed="1"/>
+    <w:lsdException w:name="footnote reference" w:semiHidden="1" w:unhideWhenUsed="1"/>
+    <w:lsdException w:name="annotation reference" w:semiHidden="1" w:unhideWhenUsed="1"/>
+    <w:lsdException w:name="line number" w:semiHidden="1" w:unhideWhenUsed="1"/>
+    <w:lsdException w:name="page number" w:semiHidden="1" w:unhideWhenUsed="1"/>
+    <w:lsdException w:name="endnote reference" w:semiHidden="1" w:unhideWhenUsed="1"/>
+    <w:lsdException w:name="endnote text" w:semiHidden="1" w:unhideWhenUsed="1"/>
+    <w:lsdException w:name="table of authorities" w:semiHidden="1" w:unhideWhenUsed="1"/>
+    <w:lsdException w:name="macro" w:semiHidden="1" w:unhideWhenUsed="1"/>
+    <w:lsdException w:name="toa heading" w:semiHidden="1" w:unhideWhenUsed="1"/>
+    <w:lsdException w:name="List" w:semiHidden="1" w:unhideWhenUsed="1"/>
+    <w:lsdException w:name="List Bullet" w:semiHidden="1" w:unhideWhenUsed="1"/>
+    <w:lsdException w:name="List Number" w:semiHidden="1" w:unhideWhenUsed="1"/>
+    <w:lsdException w:name="List 2" w:semiHidden="1" w:unhideWhenUsed="1"/>
+    <w:lsdException w:name="List 3" w:semiHidden="1" w:unhideWhenUsed="1"/>
+    <w:lsdException w:name="List 4" w:semiHidden="1" w:unhideWhenUsed="1"/>
+    <w:lsdException w:name="List 5" w:semiHidden="1" w:unhideWhenUsed="1"/>
+    <w:lsdException w:name="List Bullet 2" w:semiHidden="1" w:unhideWhenUsed="1"/>
+    <w:lsdException w:name="List Bullet 3" w:semiHidden="1" w:unhideWhenUsed="1"/>
+    <w:lsdException w:name="List Bullet 4" w:semiHidden="1" w:unhideWhenUsed="1"/>
+    <w:lsdException w:name="List Bullet 5" w:semiHidden="1" w:unhideWhenUsed="1"/>
+    <w:lsdException w:name="List Number 2" w:semiHidden="1" w:unhideWhenUsed="1"/>
+    <w:lsdException w:name="List Number 3" w:semiHidden="1" w:unhideWhenUsed="1"/>
+    <w:lsdException w:name="List Number 4" w:semiHidden="1" w:unhideWhenUsed="1"/>
+    <w:lsdException w:name="List Number 5" w:semiHidden="1" w:unhideWhenUsed="1"/>
+    <w:lsdException w:name="Title" w:uiPriority="10" w:qFormat="1"/>
+    <w:lsdException w:name="Closing" w:semiHidden="1" w:unhideWhenUsed="1"/>
+    <w:lsdException w:name="Signature" w:semiHidden="1" w:unhideWhenUsed="1"/>
+    <w:lsdException w:name="Default Paragraph Font" w:semiHidden="1" w:uiPriority="1" w:unhideWhenUsed="1"/>
+    <w:lsdException w:name="Body Text" w:semiHidden="1" w:unhideWhenUsed="1"/>
+    <w:lsdException w:name="Body Text Indent" w:semiHidden="1" w:unhideWhenUsed="1"/>
+    <w:lsdException w:name="List Continue" w:semiHidden="1" w:unhideWhenUsed="1"/>
+    <w:lsdException w:name="List Continue 2" w:semiHidden="1" w:unhideWhenUsed="1"/>
+    <w:lsdException w:name="List Continue 3" w:semiHidden="1" w:unhideWhenUsed="1"/>
+    <w:lsdException w:name="List Continue 4" w:semiHidden="1" w:unhideWhenUsed="1"/>
+    <w:lsdException w:name="List Continue 5" w:semiHidden="1" w:unhideWhenUsed="1"/>
+    <w:lsdException w:name="Message Header" w:semiHidden="1" w:unhideWhenUsed="1"/>
+    <w:lsdException w:name="Subtitle" w:uiPriority="11" w:qFormat="1"/>
+    <w:lsdException w:name="Salutation" w:semiHidden="1" w:unhideWhenUsed="1"/>
+    <w:lsdException w:name="Date" w:semiHidden="1" w:unhideWhenUsed="1"/>
+    <w:lsdException w:name="Body Text First Indent" w:semiHidden="1" w:unhideWhenUsed="1"/>
+    <w:lsdException w:name="Body Text First Indent 2" w:semiHidden="1" w:unhideWhenUsed="1"/>
+    <w:lsdException w:name="Note Heading" w:semiHidden="1" w:unhideWhenUsed="1"/>
+    <w:lsdException w:name="Body Text 2" w:semiHidden="1" w:unhideWhenUsed="1"/>
+    <w:lsdException w:name="Body Text 3" w:semiHidden="1" w:unhideWhenUsed="1"/>
+    <w:lsdException w:name="Body Text Indent 2" w:semiHidden="1" w:unhideWhenUsed="1"/>
+    <w:lsdException w:name="Body Text Indent 3" w:semiHidden="1" w:unhideWhenUsed="1"/>
+    <w:lsdException w:name="Block Text" w:semiHidden="1" w:unhideWhenUsed="1"/>
+    <w:lsdException w:name="Hyperlink" w:semiHidden="1" w:unhideWhenUsed="1"/>
+    <w:lsdException w:name="FollowedHyperlink" w:semiHidden="1" w:unhideWhenUsed="1"/>
+    <w:lsdException w:name="Strong" w:uiPriority="22" w:qFormat="1"/>
+    <w:lsdException w:name="Emphasis" w:uiPriority="20" w:qFormat="1"/>
+    <w:lsdException w:name="Document Map" w:semiHidden="1" w:unhideWhenUsed="1"/>
+    <w:lsdException w:name="Plain Text" w:semiHidden="1" w:unhideWhenUsed="1"/>
+    <w:lsdException w:name="E-mail Signature" w:semiHidden="1" w:unhideWhenUsed="1"/>
+    <w:lsdException w:name="HTML Top of Form" w:semiHidden="1" w:unhideWhenUsed="1"/>
+    <w:lsdException w:name="HTML Bottom of Form" w:semiHidden="1" w:unhideWhenUsed="1"/>
+    <w:lsdException w:name="Normal (Web)" w:semiHidden="1" w:unhideWhenUsed="1"/>
+    <w:lsdException w:name="HTML Acronym" w:semiHidden="1" w:unhideWhenUsed="1"/>
+    <w:lsdException w:name="HTML Address" w:semiHidden="1" w:unhideWhenUsed="1"/>
+    <w:lsdException w:name="HTML Cite" w:semiHidden="1" w:unhideWhenUsed="1"/>
+    <w:lsdException w:name="HTML Code" w:semiHidden="1" w:unhideWhenUsed="1"/>
+    <w:lsdException w:name="HTML Definition" w:semiHidden="1" w:unhideWhenUsed="1"/>
+    <w:lsdException w:name="HTML Keyboard" w:semiHidden="1" w:unhideWhenUsed="1"/>
+    <w:lsdException w:name="HTML Preformatted" w:semiHidden="1" w:unhideWhenUsed="1"/>
+    <w:lsdException w:name="HTML Sample" w:semiHidden="1" w:unhideWhenUsed="1"/>
+    <w:lsdException w:name="HTML Typewriter" w:semiHidden="1" w:unhideWhenUsed="1"/>
+    <w:lsdException w:name="HTML Variable" w:semiHidden="1" w:unhideWhenUsed="1"/>
+    <w:lsdException w:name="Normal Table" w:semiHidden="1" w:unhideWhenUsed="1"/>
+    <w:lsdException w:name="annotation subject" w:semiHidden="1" w:unhideWhenUsed="1"/>
+    <w:lsdException w:name="No List" w:semiHidden="1" w:unhideWhenUsed="1"/>
+    <w:lsdException w:name="Outline List 1" w:semiHidden="1" w:unhideWhenUsed="1"/>
+    <w:lsdException w:name="Outline List 2" w:semiHidden="1" w:unhideWhenUsed="1"/>
+    <w:lsdException w:name="Outline List 3" w:semiHidden="1" w:unhideWhenUsed="1"/>
+    <w:lsdException w:name="Table Simple 1" w:semiHidden="1" w:unhideWhenUsed="1"/>
+    <w:lsdException w:name="Table Simple 2" w:semiHidden="1" w:unhideWhenUsed="1"/>
+    <w:lsdException w:name="Table Simple 3" w:semiHidden="1" w:unhideWhenUsed="1"/>
+    <w:lsdException w:name="Table Classic 1" w:semiHidden="1" w:unhideWhenUsed="1"/>
+    <w:lsdException w:name="Table Classic 2" w:semiHidden="1" w:unhideWhenUsed="1"/>
+    <w:lsdException w:name="Table Classic 3" w:semiHidden="1" w:unhideWhenUsed="1"/>
+    <w:lsdException w:name="Table Classic 4" w:semiHidden="1" w:unhideWhenUsed="1"/>
+    <w:lsdException w:name="Table Colorful 1" w:semiHidden="1" w:unhideWhenUsed="1"/>
+    <w:lsdException w:name="Table Colorful 2" w:semiHidden="1" w:unhideWhenUsed="1"/>
+    <w:lsdException w:name="Table Colorful 3" w:semiHidden="1" w:unhideWhenUsed="1"/>
+    <w:lsdException w:name="Table Columns 1" w:semiHidden="1" w:unhideWhenUsed="1"/>
+    <w:lsdException w:name="Table Columns 2" w:semiHidden="1" w:unhideWhenUsed="1"/>
+    <w:lsdException w:name="Table Columns 3" w:semiHidden="1" w:unhideWhenUsed="1"/>
+    <w:lsdException w:name="Table Columns 4" w:semiHidden="1" w:unhideWhenUsed="1"/>
+    <w:lsdException w:name="Table Columns 5" w:semiHidden="1" w:unhideWhenUsed="1"/>
+    <w:lsdException w:name="Table Grid 1" w:semiHidden="1" w:unhideWhenUsed="1"/>
+    <w:lsdException w:name="Table Grid 2" w:semiHidden="1" w:unhideWhenUsed="1"/>
+    <w:lsdException w:name="Table Grid 3" w:semiHidden="1" w:unhideWhenUsed="1"/>
+    <w:lsdException w:name="Table Grid 4" w:semiHidden="1" w:unhideWhenUsed="1"/>
+    <w:lsdException w:name="Table Grid 5" w:semiHidden="1" w:unhideWhenUsed="1"/>
+    <w:lsdException w:name="Table Grid 6" w:semiHidden="1" w:unhideWhenUsed="1"/>
+    <w:lsdException w:name="Table Grid 7" w:semiHidden="1" w:unhideWhenUsed="1"/>
+    <w:lsdException w:name="Table Grid 8" w:semiHidden="1" w:unhideWhenUsed="1"/>
+    <w:lsdException w:name="Table List 1" w:semiHidden="1" w:unhideWhenUsed="1"/>
+    <w:lsdException w:name="Table List 2" w:semiHidden="1" w:unhideWhenUsed="1"/>
+    <w:lsdException w:name="Table List 3" w:semiHidden="1" w:unhideWhenUsed="1"/>
+    <w:lsdException w:name="Table List 4" w:semiHidden="1" w:unhideWhenUsed="1"/>
+    <w:lsdException w:name="Table List 5" w:semiHidden="1" w:unhideWhenUsed="1"/>
+    <w:lsdException w:name="Table List 6" w:semiHidden="1" w:unhideWhenUsed="1"/>
+    <w:lsdException w:name="Table List 7" w:semiHidden="1" w:unhideWhenUsed="1"/>
+    <w:lsdException w:name="Table List 8" w:semiHidden="1" w:unhideWhenUsed="1"/>
+    <w:lsdException w:name="Table 3D effects 1" w:semiHidden="1" w:unhideWhenUsed="1"/>
+    <w:lsdException w:name="Table 3D effects 2" w:semiHidden="1" w:unhideWhenUsed="1"/>
+    <w:lsdException w:name="Table 3D effects 3" w:semiHidden="1" w:unhideWhenUsed="1"/>
+    <w:lsdException w:name="Table Contemporary" w:semiHidden="1" w:unhideWhenUsed="1"/>
+    <w:lsdException w:name="Table Elegant" w:semiHidden="1" w:unhideWhenUsed="1"/>
+    <w:lsdException w:name="Table Professional" w:semiHidden="1" w:unhideWhenUsed="1"/>
+    <w:lsdException w:name="Table Subtle 1" w:semiHidden="1" w:unhideWhenUsed="1"/>
+    <w:lsdException w:name="Table Subtle 2" w:semiHidden="1" w:unhideWhenUsed="1"/>
+    <w:lsdException w:name="Table Web 1" w:semiHidden="1" w:unhideWhenUsed="1"/>
+    <w:lsdException w:name="Table Web 2" w:semiHidden="1" w:unhideWhenUsed="1"/>
+    <w:lsdException w:name="Table Web 3" w:semiHidden="1" w:unhideWhenUsed="1"/>
+    <w:lsdException w:name="Balloon Text" w:semiHidden="1" w:unhideWhenUsed="1"/>
+    <w:lsdException w:name="Table Grid" w:uiPriority="39"/>
+    <w:lsdException w:name="Table Theme" w:semiHidden="1" w:unhideWhenUsed="1"/>
+    <w:lsdException w:name="Placeholder Text" w:semiHidden="1"/>
+    <w:lsdException w:name="No Spacing" w:uiPriority="1" w:qFormat="1"/>
+    <w:lsdException w:name="Light Shading" w:uiPriority="60"/>
+    <w:lsdException w:name="Light List" w:uiPriority="61"/>
+    <w:lsdException w:name="Light Grid" w:uiPriority="62"/>
+    <w:lsdException w:name="Medium Shading 1" w:uiPriority="63"/>
+    <w:lsdException w:name="Medium Shading 2" w:uiPriority="64"/>
+    <w:lsdException w:name="Medium List 1" w:uiPriority="65"/>
+    <w:lsdException w:name="Medium List 2" w:uiPriority="66"/>
+    <w:lsdException w:name="Medium Grid 1" w:uiPriority="67"/>
+    <w:lsdException w:name="Medium Grid 2" w:uiPriority="68"/>
+    <w:lsdException w:name="Medium Grid 3" w:uiPriority="69"/>
+    <w:lsdException w:name="Dark List" w:uiPriority="70"/>
+    <w:lsdException w:name="Colorful Shading" w:uiPriority="71"/>
+    <w:lsdException w:name="Colorful List" w:uiPriority="72"/>
+    <w:lsdException w:name="Colorful Grid" w:uiPriority="73"/>
+    <w:lsdException w:name="Light Shading Accent 1" w:uiPriority="60"/>
+    <w:lsdException w:name="Light List Accent 1" w:uiPriority="61"/>
+    <w:lsdException w:name="Light Grid Accent 1" w:uiPriority="62"/>
+    <w:lsdException w:name="Medium Shading 1 Accent 1" w:uiPriority="63"/>
+    <w:lsdException w:name="Medium Shading 2 Accent 1" w:uiPriority="64"/>
+    <w:lsdException w:name="Medium List 1 Accent 1" w:uiPriority="65"/>
+    <w:lsdException w:name="Revision" w:semiHidden="1"/>
+    <w:lsdException w:name="List Paragraph" w:uiPriority="34" w:qFormat="1"/>
+    <w:lsdException w:name="Quote" w:uiPriority="29" w:qFormat="1"/>
+    <w:lsdException w:name="Intense Quote" w:uiPriority="30" w:qFormat="1"/>
+    <w:lsdException w:name="Medium List 2 Accent 1" w:uiPriority="66"/>
+    <w:lsdException w:name="Medium Grid 1 Accent 1" w:uiPriority="67"/>
+    <w:lsdException w:name="Medium Grid 2 Accent 1" w:uiPriority="68"/>
+    <w:lsdException w:name="Medium Grid 3 Accent 1" w:uiPriority="69"/>
+    <w:lsdException w:name="Dark List Accent 1" w:uiPriority="70"/>
+    <w:lsdException w:name="Colorful Shading Accent 1" w:uiPriority="71"/>
+    <w:lsdException w:name="Colorful List Accent 1" w:uiPriority="72"/>
+    <w:lsdException w:name="Colorful Grid Accent 1" w:uiPriority="73"/>
+    <w:lsdException w:name="Light Shading Accent 2" w:uiPriority="60"/>
+    <w:lsdException w:name="Light List Accent 2" w:uiPriority="61"/>
+    <w:lsdException w:name="Light Grid Accent 2" w:uiPriority="62"/>
+    <w:lsdException w:name="Medium Shading 1 Accent 2" w:uiPriority="63"/>
+    <w:lsdException w:name="Medium Shading 2 Accent 2" w:uiPriority="64"/>
+    <w:lsdException w:name="Medium List 1 Accent 2" w:uiPriority="65"/>
+    <w:lsdException w:name="Medium List 2 Accent 2" w:uiPriority="66"/>
+    <w:lsdException w:name="Medium Grid 1 Accent 2" w:uiPriority="67"/>
+    <w:lsdException w:name="Medium Grid 2 Accent 2" w:uiPriority="68"/>
+    <w:lsdException w:name="Medium Grid 3 Accent 2" w:uiPriority="69"/>
+    <w:lsdException w:name="Dark List Accent 2" w:uiPriority="70"/>
+    <w:lsdException w:name="Colorful Shading Accent 2" w:uiPriority="71"/>
+    <w:lsdException w:name="Colorful List Accent 2" w:uiPriority="72"/>
+    <w:lsdException w:name="Colorful Grid Accent 2" w:uiPriority="73"/>
+    <w:lsdException w:name="Light Shading Accent 3" w:uiPriority="60"/>
+    <w:lsdException w:name="Light List Accent 3" w:uiPriority="61"/>
+    <w:lsdException w:name="Light Grid Accent 3" w:uiPriority="62"/>
+    <w:lsdException w:name="Medium Shading 1 Accent 3" w:uiPriority="63"/>
+    <w:lsdException w:name="Medium Shading 2 Accent 3" w:uiPriority="64"/>
+    <w:lsdException w:name="Medium List 1 Accent 3" w:uiPriority="65"/>
+    <w:lsdException w:name="Medium List 2 Accent 3" w:uiPriority="66"/>
+    <w:lsdException w:name="Medium Grid 1 Accent 3" w:uiPriority="67"/>
+    <w:lsdException w:name="Medium Grid 2 Accent 3" w:uiPriority="68"/>
+    <w:lsdException w:name="Medium Grid 3 Accent 3" w:uiPriority="69"/>
+    <w:lsdException w:name="Dark List Accent 3" w:uiPriority="70"/>
+    <w:lsdException w:name="Colorful Shading Accent 3" w:uiPriority="71"/>
+    <w:lsdException w:name="Colorful List Accent 3" w:uiPriority="72"/>
+    <w:lsdException w:name="Colorful Grid Accent 3" w:uiPriority="73"/>
+    <w:lsdException w:name="Light Shading Accent 4" w:uiPriority="60"/>
+    <w:lsdException w:name="Light List Accent 4" w:uiPriority="61"/>
+    <w:lsdException w:name="Light Grid Accent 4" w:uiPriority="62"/>
+    <w:lsdException w:name="Medium Shading 1 Accent 4" w:uiPriority="63"/>
+    <w:lsdException w:name="Medium Shading 2 Accent 4" w:uiPriority="64"/>
+    <w:lsdException w:name="Medium List 1 Accent 4" w:uiPriority="65"/>
+    <w:lsdException w:name="Medium List 2 Accent 4" w:uiPriority="66"/>
+    <w:lsdException w:name="Medium Grid 1 Accent 4" w:uiPriority="67"/>
+    <w:lsdException w:name="Medium Grid 2 Accent 4" w:uiPriority="68"/>
+    <w:lsdException w:name="Medium Grid 3 Accent 4" w:uiPriority="69"/>
+    <w:lsdException w:name="Dark List Accent 4" w:uiPriority="70"/>
+    <w:lsdException w:name="Colorful Shading Accent 4" w:uiPriority="71"/>
+    <w:lsdException w:name="Colorful List Accent 4" w:uiPriority="72"/>
+    <w:lsdException w:name="Colorful Grid Accent 4" w:uiPriority="73"/>
+    <w:lsdException w:name="Light Shading Accent 5" w:uiPriority="60"/>
+    <w:lsdException w:name="Light List Accent 5" w:uiPriority="61"/>
+    <w:lsdException w:name="Light Grid Accent 5" w:uiPriority="62"/>
+    <w:lsdException w:name="Medium Shading 1 Accent 5" w:uiPriority="63"/>
+    <w:lsdException w:name="Medium Shading 2 Accent 5" w:uiPriority="64"/>
+    <w:lsdException w:name="Medium List 1 Accent 5" w:uiPriority="65"/>
+    <w:lsdException w:name="Medium List 2 Accent 5" w:uiPriority="66"/>
+    <w:lsdException w:name="Medium Grid 1 Accent 5" w:uiPriority="67"/>
+    <w:lsdException w:name="Medium Grid 2 Accent 5" w:uiPriority="68"/>
+    <w:lsdException w:name="Medium Grid 3 Accent 5" w:uiPriority="69"/>
+    <w:lsdException w:name="Dark List Accent 5" w:uiPriority="70"/>
+    <w:lsdException w:name="Colorful Shading Accent 5" w:uiPriority="71"/>
+    <w:lsdException w:name="Colorful List Accent 5" w:uiPriority="72"/>
+    <w:lsdException w:name="Colorful Grid Accent 5" w:uiPriority="73"/>
+    <w:lsdException w:name="Light Shading Accent 6" w:uiPriority="60"/>
+    <w:lsdException w:name="Light List Accent 6" w:uiPriority="61"/>
+    <w:lsdException w:name="Light Grid Accent 6" w:uiPriority="62"/>
+    <w:lsdException w:name="Medium Shading 1 Accent 6" w:uiPriority="63"/>
+    <w:lsdException w:name="Medium Shading 2 Accent 6" w:uiPriority="64"/>
+    <w:lsdException w:name="Medium List 1 Accent 6" w:uiPriority="65"/>
+    <w:lsdException w:name="Medium List 2 Accent 6" w:uiPriority="66"/>
+    <w:lsdException w:name="Medium Grid 1 Accent 6" w:uiPriority="67"/>
+    <w:lsdException w:name="Medium Grid 2 Accent 6" w:uiPriority="68"/>
+    <w:lsdException w:name="Medium Grid 3 Accent 6" w:uiPriority="69"/>
+    <w:lsdException w:name="Dark List Accent 6" w:uiPriority="70"/>
+    <w:lsdException w:name="Colorful Shading Accent 6" w:uiPriority="71"/>
+    <w:lsdException w:name="Colorful List Accent 6" w:uiPriority="72"/>
+    <w:lsdException w:name="Colorful Grid Accent 6" w:uiPriority="73"/>
+    <w:lsdException w:name="Subtle Emphasis" w:uiPriority="19" w:qFormat="1"/>
+    <w:lsdException w:name="Intense Emphasis" w:uiPriority="21" w:qFormat="1"/>
+    <w:lsdException w:name="Subtle Reference" w:uiPriority="31" w:qFormat="1"/>
+    <w:lsdException w:name="Intense Reference" w:uiPriority="32" w:qFormat="1"/>
+    <w:lsdException w:name="Book Title" w:uiPriority="33" w:qFormat="1"/>
+    <w:lsdException w:name="Bibliography" w:semiHidden="1" w:uiPriority="37" w:unhideWhenUsed="1"/>
+    <w:lsdException w:name="TOC Heading" w:semiHidden="1" w:uiPriority="39" w:unhideWhenUsed="1" w:qFormat="1"/>
+    <w:lsdException w:name="Plain Table 1" w:uiPriority="41"/>
+    <w:lsdException w:name="Plain Table 2" w:uiPriority="42"/>
+    <w:lsdException w:name="Plain Table 3" w:uiPriority="43"/>
+    <w:lsdException w:name="Plain Table 4" w:uiPriority="44"/>
+    <w:lsdException w:name="Plain Table 5" w:uiPriority="45"/>
+    <w:lsdException w:name="Grid Table Light" w:uiPriority="40"/>
+    <w:lsdException w:name="Grid Table 1 Light" w:uiPriority="46"/>
+    <w:lsdException w:name="Grid Table 2" w:uiPriority="47"/>
+    <w:lsdException w:name="Grid Table 3" w:uiPriority="48"/>
+    <w:lsdException w:name="Grid Table 4" w:uiPriority="49"/>
+    <w:lsdException w:name="Grid Table 5 Dark" w:uiPriority="50"/>
+    <w:lsdException w:name="Grid Table 6 Colorful" w:uiPriority="51"/>
+    <w:lsdException w:name="Grid Table 7 Colorful" w:uiPriority="52"/>
+    <w:lsdException w:name="Grid Table 1 Light Accent 1" w:uiPriority="46"/>
+    <w:lsdException w:name="Grid Table 2 Accent 1" w:uiPriority="47"/>
+    <w:lsdException w:name="Grid Table 3 Accent 1" w:uiPriority="48"/>
+    <w:lsdException w:name="Grid Table 4 Accent 1" w:uiPriority="49"/>
+    <w:lsdException w:name="Grid Table 5 Dark Accent 1" w:uiPriority="50"/>
+    <w:lsdException w:name="Grid Table 6 Colorful Accent 1" w:uiPriority="51"/>
+    <w:lsdException w:name="Grid Table 7 Colorful Accent 1" w:uiPriority="52"/>
+    <w:lsdException w:name="Grid Table 1 Light Accent 2" w:uiPriority="46"/>
+    <w:lsdException w:name="Grid Table 2 Accent 2" w:uiPriority="47"/>
+    <w:lsdException w:name="Grid Table 3 Accent 2" w:uiPriority="48"/>
+    <w:lsdException w:name="Grid Table 4 Accent 2" w:uiPriority="49"/>
+    <w:lsdException w:name="Grid Table 5 Dark Accent 2" w:uiPriority="50"/>
+    <w:lsdException w:name="Grid Table 6 Colorful Accent 2" w:uiPriority="51"/>
+    <w:lsdException w:name="Grid Table 7 Colorful Accent 2" w:uiPriority="52"/>
+    <w:lsdException w:name="Grid Table 1 Light Accent 3" w:uiPriority="46"/>
+    <w:lsdException w:name="Grid Table 2 Accent 3" w:uiPriority="47"/>
+    <w:lsdException w:name="Grid Table 3 Accent 3" w:uiPriority="48"/>
+    <w:lsdException w:name="Grid Table 4 Accent 3" w:uiPriority="49"/>
+    <w:lsdException w:name="Grid Table 5 Dark Accent 3" w:uiPriority="50"/>
+    <w:lsdException w:name="Grid Table 6 Colorful Accent 3" w:uiPriority="51"/>
+    <w:lsdException w:name="Grid Table 7 Colorful Accent 3" w:uiPriority="52"/>
+    <w:lsdException w:name="Grid Table 1 Light Accent 4" w:uiPriority="46"/>
+    <w:lsdException w:name="Grid Table 2 Accent 4" w:uiPriority="47"/>
+    <w:lsdException w:name="Grid Table 3 Accent 4" w:uiPriority="48"/>
+    <w:lsdException w:name="Grid Table 4 Accent 4" w:uiPriority="49"/>
+    <w:lsdException w:name="Grid Table 5 Dark Accent 4" w:uiPriority="50"/>
+    <w:lsdException w:name="Grid Table 6 Colorful Accent 4" w:uiPriority="51"/>
+    <w:lsdException w:name="Grid Table 7 Colorful Accent 4" w:uiPriority="52"/>
+    <w:lsdException w:name="Grid Table 1 Light Accent 5" w:uiPriority="46"/>
+    <w:lsdException w:name="Grid Table 2 Accent 5" w:uiPriority="47"/>
+    <w:lsdException w:name="Grid Table 3 Accent 5" w:uiPriority="48"/>
+    <w:lsdException w:name="Grid Table 4 Accent 5" w:uiPriority="49"/>
+    <w:lsdException w:name="Grid Table 5 Dark Accent 5" w:uiPriority="50"/>
+    <w:lsdException w:name="Grid Table 6 Colorful Accent 5" w:uiPriority="51"/>
+    <w:lsdException w:name="Grid Table 7 Colorful Accent 5" w:uiPriority="52"/>
+    <w:lsdException w:name="Grid Table 1 Light Accent 6" w:uiPriority="46"/>
+    <w:lsdException w:name="Grid Table 2 Accent 6" w:uiPriority="47"/>
+    <w:lsdException w:name="Grid Table 3 Accent 6" w:uiPriority="48"/>
+    <w:lsdException w:name="Grid Table 4 Accent 6" w:uiPriority="49"/>
+    <w:lsdException w:name="Grid Table 5 Dark Accent 6" w:uiPriority="50"/>
+    <w:lsdException w:name="Grid Table 6 Colorful Accent 6" w:uiPriority="51"/>
+    <w:lsdException w:name="Grid Table 7 Colorful Accent 6" w:uiPriority="52"/>
+    <w:lsdException w:name="List Table 1 Light" w:uiPriority="46"/>
+    <w:lsdException w:name="List Table 2" w:uiPriority="47"/>
+    <w:lsdException w:name="List Table 3" w:uiPriority="48"/>
+    <w:lsdException w:name="List Table 4" w:uiPriority="49"/>
+    <w:lsdException w:name="List Table 5 Dark" w:uiPriority="50"/>
+    <w:lsdException w:name="List Table 6 Colorful" w:uiPriority="51"/>
+    <w:lsdException w:name="List Table 7 Colorful" w:uiPriority="52"/>
+    <w:lsdException w:name="List Table 1 Light Accent 1" w:uiPriority="46"/>
+    <w:lsdException w:name="List Table 2 Accent 1" w:uiPriority="47"/>
+    <w:lsdException w:name="List Table 3 Accent 1" w:uiPriority="48"/>
+    <w:lsdException w:name="List Table 4 Accent 1" w:uiPriority="49"/>
+    <w:lsdException w:name="List Table 5 Dark Accent 1" w:uiPriority="50"/>
+    <w:lsdException w:name="List Table 6 Colorful Accent 1" w:uiPriority="51"/>
+    <w:lsdException w:name="List Table 7 Colorful Accent 1" w:uiPriority="52"/>
+    <w:lsdException w:name="List Table 1 Light Accent 2" w:uiPriority="46"/>
+    <w:lsdException w:name="List Table 2 Accent 2" w:uiPriority="47"/>
+    <w:lsdException w:name="List Table 3 Accent 2" w:uiPriority="48"/>
+    <w:lsdException w:name="List Table 4 Accent 2" w:uiPriority="49"/>
+    <w:lsdException w:name="List Table 5 Dark Accent 2" w:uiPriority="50"/>
+    <w:lsdException w:name="List Table 6 Colorful Accent 2" w:uiPriority="51"/>
+    <w:lsdException w:name="List Table 7 Colorful Accent 2" w:uiPriority="52"/>
+    <w:lsdException w:name="List Table 1 Light Accent 3" w:uiPriority="46"/>
+    <w:lsdException w:name="List Table 2 Accent 3" w:uiPriority="47"/>
+    <w:lsdException w:name="List Table 3 Accent 3" w:uiPriority="48"/>
+    <w:lsdException w:name="List Table 4 Accent 3" w:uiPriority="49"/>
+    <w:lsdException w:name="List Table 5 Dark Accent 3" w:uiPriority="50"/>
+    <w:lsdException w:name="List Table 6 Colorful Accent 3" w:uiPriority="51"/>
+    <w:lsdException w:name="List Table 7 Colorful Accent 3" w:uiPriority="52"/>
+    <w:lsdException w:name="List Table 1 Light Accent 4" w:uiPriority="46"/>
+    <w:lsdException w:name="List Table 2 Accent 4" w:uiPriority="47"/>
+    <w:lsdException w:name="List Table 3 Accent 4" w:uiPriority="48"/>
+    <w:lsdException w:name="List Table 4 Accent 4" w:uiPriority="49"/>
+    <w:lsdException w:name="List Table 5 Dark Accent 4" w:uiPriority="50"/>
+    <w:lsdException w:name="List Table 6 Colorful Accent 4" w:uiPriority="51"/>
+    <w:lsdException w:name="List Table 7 Colorful Accent 4" w:uiPriority="52"/>
+    <w:lsdException w:name="List Table 1 Light Accent 5" w:uiPriority="46"/>
+    <w:lsdException w:name="List Table 2 Accent 5" w:uiPriority="47"/>
+    <w:lsdException w:name="List Table 3 Accent 5" w:uiPriority="48"/>
+    <w:lsdException w:name="List Table 4 Accent 5" w:uiPriority="49"/>
+    <w:lsdException w:name="List Table 5 Dark Accent 5" w:uiPriority="50"/>
+    <w:lsdException w:name="List Table 6 Colorful Accent 5" w:uiPriority="51"/>
+    <w:lsdException w:name="List Table 7 Colorful Accent 5" w:uiPriority="52"/>
+    <w:lsdException w:name="List Table 1 Light Accent 6" w:uiPriority="46"/>
+    <w:lsdException w:name="List Table 2 Accent 6" w:uiPriority="47"/>
+    <w:lsdException w:name="List Table 3 Accent 6" w:uiPriority="48"/>
+    <w:lsdException w:name="List Table 4 Accent 6" w:uiPriority="49"/>
+    <w:lsdException w:name="List Table 5 Dark Accent 6" w:uiPriority="50"/>
+    <w:lsdException w:name="List Table 6 Colorful Accent 6" w:uiPriority="51"/>
+    <w:lsdException w:name="List Table 7 Colorful Accent 6" w:uiPriority="52"/>
+    <w:lsdException w:name="Mention" w:semiHidden="1" w:unhideWhenUsed="1"/>
+    <w:lsdException w:name="Smart Hyperlink" w:semiHidden="1" w:unhideWhenUsed="1"/>
+    <w:lsdException w:name="Hashtag" w:semiHidden="1" w:unhideWhenUsed="1"/>
+    <w:lsdException w:name="Unresolved Mention" w:semiHidden="1" w:unhideWhenUsed="1"/>
+    <w:lsdException w:name="Smart Link" w:semiHidden="1" w:unhideWhenUsed="1"/>
+  </w:latentStyles>
   <w:style w:type="paragraph" w:default="1" w:styleId="Normal">
     <w:name w:val="Normal"/>
-    <w:next w:val="Normal"/>
-    <w:pPr/>
+    <w:qFormat/>
     <w:rPr>
       <w:sz w:val="24"/>
       <w:szCs w:val="24"/>
-      <w:lang w:val="en-US" w:eastAsia="en-US" w:bidi="ar-SA"/>
+      <w:lang w:val="en-US" w:eastAsia="en-US"/>
     </w:rPr>
   </w:style>
-  <w:style w:type="character" w:default="1" w:styleId="Default Paragraph Font">
+  <w:style w:type="character" w:default="1" w:styleId="DefaultParagraphFont">
     <w:name w:val="Default Paragraph Font"/>
-    <w:next w:val="Default Paragraph Font"/>
+    <w:uiPriority w:val="1"/>
+    <w:unhideWhenUsed/>
+  </w:style>
+  <w:style w:type="table" w:default="1" w:styleId="TableNormal">
+    <w:name w:val="Normal Table"/>
+    <w:uiPriority w:val="99"/>
+    <w:semiHidden/>
+    <w:unhideWhenUsed/>
+    <w:tblPr>
+      <w:tblInd w:w="0" w:type="dxa"/>
+      <w:tblCellMar>
+        <w:top w:w="0" w:type="dxa"/>
+        <w:left w:w="108" w:type="dxa"/>
+        <w:bottom w:w="0" w:type="dxa"/>
+        <w:right w:w="108" w:type="dxa"/>
+      </w:tblCellMar>
+    </w:tblPr>
+  </w:style>
+  <w:style w:type="numbering" w:default="1" w:styleId="NoList">
+    <w:name w:val="No List"/>
+    <w:uiPriority w:val="99"/>
+    <w:semiHidden/>
+    <w:unhideWhenUsed/>
   </w:style>
   <w:style w:type="character" w:styleId="Hyperlink">
     <w:name w:val="Hyperlink"/>
@@ -3867,130 +4442,46 @@
       <w:u w:val="single"/>
     </w:rPr>
   </w:style>
-  <w:style w:type="table" w:default="1" w:styleId="Table Normal">
-    <w:name w:val="Table Normal"/>
-    <w:next w:val="Table Normal"/>
-    <w:pPr/>
-    <w:tblPr>
-      <w:tblInd w:w="0" w:type="dxa"/>
-    </w:tblPr>
-    <w:trPr/>
-    <w:tcPr/>
-    <w:tblStylePr w:type="firstRow"/>
-    <w:tblStylePr w:type="lastRow"/>
-    <w:tblStylePr w:type="firstCol"/>
-    <w:tblStylePr w:type="lastCol"/>
-    <w:tblStylePr w:type="band1Vert"/>
-    <w:tblStylePr w:type="band2Vert"/>
-    <w:tblStylePr w:type="band1Horz"/>
-    <w:tblStylePr w:type="band2Horz"/>
-    <w:tblStylePr w:type="neCell"/>
-    <w:tblStylePr w:type="nwCell"/>
-    <w:tblStylePr w:type="seCell"/>
-    <w:tblStylePr w:type="swCell"/>
-  </w:style>
-  <w:style w:type="numbering" w:default="1" w:styleId="No List">
-    <w:name w:val="No List"/>
-    <w:next w:val="No List"/>
-    <w:pPr/>
-  </w:style>
-  <w:style w:type="paragraph" w:styleId="Header &amp; Footer">
+  <w:style w:type="paragraph" w:customStyle="1" w:styleId="HeaderFooter">
     <w:name w:val="Header &amp; Footer"/>
-    <w:next w:val="Header &amp; Footer"/>
     <w:pPr>
-      <w:keepNext w:val="0"/>
-      <w:keepLines w:val="0"/>
-      <w:pageBreakBefore w:val="0"/>
-      <w:widowControl w:val="1"/>
-      <w:shd w:val="clear" w:color="auto" w:fill="auto"/>
       <w:tabs>
         <w:tab w:val="right" w:pos="9020"/>
       </w:tabs>
-      <w:suppressAutoHyphens w:val="0"/>
-      <w:bidi w:val="0"/>
-      <w:spacing w:before="0" w:after="0" w:line="240" w:lineRule="auto"/>
-      <w:ind w:left="0" w:right="0" w:firstLine="0"/>
-      <w:jc w:val="left"/>
-      <w:outlineLvl w:val="9"/>
     </w:pPr>
     <w:rPr>
-      <w:rFonts w:ascii="Helvetica Neue" w:cs="Arial Unicode MS" w:hAnsi="Helvetica Neue" w:eastAsia="Arial Unicode MS"/>
-      <w:b w:val="0"/>
-      <w:bCs w:val="0"/>
-      <w:i w:val="0"/>
-      <w:iCs w:val="0"/>
-      <w:caps w:val="0"/>
-      <w:smallCaps w:val="0"/>
-      <w:strike w:val="0"/>
-      <w:dstrike w:val="0"/>
-      <w:outline w:val="0"/>
+      <w:rFonts w:ascii="Helvetica Neue" w:hAnsi="Helvetica Neue" w:cs="Arial Unicode MS"/>
       <w:color w:val="000000"/>
-      <w:spacing w:val="0"/>
-      <w:kern w:val="0"/>
-      <w:position w:val="0"/>
       <w:sz w:val="24"/>
       <w:szCs w:val="24"/>
-      <w:u w:val="none"/>
-      <w:shd w:val="nil" w:color="auto" w:fill="auto"/>
-      <w:vertAlign w:val="baseline"/>
-      <w14:textOutline>
+      <w14:textOutline w14:w="0" w14:cap="flat" w14:cmpd="sng" w14:algn="ctr">
         <w14:noFill/>
+        <w14:prstDash w14:val="solid"/>
+        <w14:bevel/>
       </w14:textOutline>
-      <w14:textFill>
-        <w14:solidFill>
-          <w14:srgbClr w14:val="000000"/>
-        </w14:solidFill>
-      </w14:textFill>
     </w:rPr>
   </w:style>
-  <w:style w:type="paragraph" w:styleId="Body A">
+  <w:style w:type="paragraph" w:customStyle="1" w:styleId="BodyA">
     <w:name w:val="Body A"/>
-    <w:next w:val="Body A"/>
     <w:pPr>
-      <w:keepNext w:val="0"/>
-      <w:keepLines w:val="0"/>
-      <w:pageBreakBefore w:val="0"/>
-      <w:widowControl w:val="1"/>
-      <w:shd w:val="clear" w:color="auto" w:fill="auto"/>
-      <w:suppressAutoHyphens w:val="0"/>
-      <w:bidi w:val="0"/>
-      <w:spacing w:before="0" w:after="1" w:line="259" w:lineRule="auto"/>
-      <w:ind w:left="10" w:right="0" w:hanging="10"/>
-      <w:jc w:val="left"/>
-      <w:outlineLvl w:val="9"/>
+      <w:spacing w:after="1" w:line="259" w:lineRule="auto"/>
+      <w:ind w:left="10" w:hanging="10"/>
     </w:pPr>
     <w:rPr>
-      <w:rFonts w:ascii="Calibri" w:cs="Arial Unicode MS" w:hAnsi="Calibri" w:eastAsia="Arial Unicode MS"/>
-      <w:b w:val="0"/>
-      <w:bCs w:val="0"/>
-      <w:i w:val="0"/>
-      <w:iCs w:val="0"/>
-      <w:caps w:val="0"/>
-      <w:smallCaps w:val="0"/>
-      <w:strike w:val="0"/>
-      <w:dstrike w:val="0"/>
-      <w:outline w:val="0"/>
+      <w:rFonts w:ascii="Calibri" w:hAnsi="Calibri" w:cs="Arial Unicode MS"/>
       <w:color w:val="000000"/>
-      <w:spacing w:val="0"/>
       <w:kern w:val="2"/>
-      <w:position w:val="0"/>
       <w:sz w:val="22"/>
       <w:szCs w:val="22"/>
-      <w:u w:val="none" w:color="000000"/>
-      <w:shd w:val="nil" w:color="auto" w:fill="auto"/>
-      <w:vertAlign w:val="baseline"/>
-      <w14:textOutline w14:w="12700" w14:cap="flat">
+      <w:u w:color="000000"/>
+      <w14:textOutline w14:w="12700" w14:cap="flat" w14:cmpd="sng" w14:algn="ctr">
         <w14:noFill/>
+        <w14:prstDash w14:val="solid"/>
         <w14:miter w14:lim="400000"/>
       </w14:textOutline>
-      <w14:textFill>
-        <w14:solidFill>
-          <w14:srgbClr w14:val="000000"/>
-        </w14:solidFill>
-      </w14:textFill>
     </w:rPr>
   </w:style>
-  <w:style w:type="numbering" w:styleId="Imported Style 1">
+  <w:style w:type="numbering" w:customStyle="1" w:styleId="ImportedStyle1">
     <w:name w:val="Imported Style 1"/>
     <w:pPr>
       <w:numPr>
@@ -3998,58 +4489,29 @@
       </w:numPr>
     </w:pPr>
   </w:style>
-  <w:style w:type="paragraph" w:styleId="Default">
+  <w:style w:type="paragraph" w:customStyle="1" w:styleId="Default">
     <w:name w:val="Default"/>
-    <w:next w:val="Default"/>
     <w:pPr>
-      <w:keepNext w:val="0"/>
-      <w:keepLines w:val="0"/>
-      <w:pageBreakBefore w:val="0"/>
-      <w:widowControl w:val="1"/>
-      <w:shd w:val="clear" w:color="auto" w:fill="auto"/>
-      <w:suppressAutoHyphens w:val="0"/>
-      <w:bidi w:val="0"/>
-      <w:spacing w:before="160" w:after="0" w:line="288" w:lineRule="auto"/>
-      <w:ind w:left="0" w:right="0" w:firstLine="0"/>
-      <w:jc w:val="left"/>
-      <w:outlineLvl w:val="9"/>
+      <w:spacing w:before="160" w:line="288" w:lineRule="auto"/>
     </w:pPr>
     <w:rPr>
-      <w:rFonts w:ascii="Helvetica Neue" w:cs="Arial Unicode MS" w:hAnsi="Helvetica Neue" w:eastAsia="Arial Unicode MS"/>
-      <w:b w:val="0"/>
-      <w:bCs w:val="0"/>
-      <w:i w:val="0"/>
-      <w:iCs w:val="0"/>
-      <w:caps w:val="0"/>
-      <w:smallCaps w:val="0"/>
-      <w:strike w:val="0"/>
-      <w:dstrike w:val="0"/>
-      <w:outline w:val="0"/>
+      <w:rFonts w:ascii="Helvetica Neue" w:hAnsi="Helvetica Neue" w:cs="Arial Unicode MS"/>
       <w:color w:val="000000"/>
-      <w:spacing w:val="0"/>
-      <w:kern w:val="0"/>
-      <w:position w:val="0"/>
       <w:sz w:val="24"/>
       <w:szCs w:val="24"/>
-      <w:u w:val="none"/>
-      <w:shd w:val="nil" w:color="auto" w:fill="auto"/>
-      <w:vertAlign w:val="baseline"/>
       <w:lang w:val="en-US"/>
-      <w14:textOutline>
+      <w14:textOutline w14:w="0" w14:cap="flat" w14:cmpd="sng" w14:algn="ctr">
         <w14:noFill/>
+        <w14:prstDash w14:val="solid"/>
+        <w14:bevel/>
       </w14:textOutline>
-      <w14:textFill>
-        <w14:solidFill>
-          <w14:srgbClr w14:val="000000"/>
-        </w14:solidFill>
-      </w14:textFill>
     </w:rPr>
   </w:style>
 </w:styles>
 </file>
 
 <file path=word/theme/theme1.xml><?xml version="1.0" encoding="utf-8"?>
-<a:theme xmlns:a="http://schemas.openxmlformats.org/drawingml/2006/main" xmlns:r="http://schemas.openxmlformats.org/officeDocument/2006/relationships" name="Office Theme">
+<a:theme xmlns:a="http://schemas.openxmlformats.org/drawingml/2006/main" name="Office Theme">
   <a:themeElements>
     <a:clrScheme name="Office Theme">
       <a:dk1>
@@ -4251,7 +4713,7 @@
         <a:effectLst/>
         <a:sp3d/>
       </a:spPr>
-      <a:bodyPr rot="0" spcFirstLastPara="1" vertOverflow="overflow" horzOverflow="overflow" vert="horz" wrap="square" lIns="45718" tIns="45718" rIns="45718" bIns="45718" numCol="1" spcCol="38100" rtlCol="0" anchor="ctr" upright="0">
+      <a:bodyPr rot="0" spcFirstLastPara="1" vertOverflow="overflow" horzOverflow="overflow" vert="horz" wrap="square" lIns="45718" tIns="45718" rIns="45718" bIns="45718" numCol="1" spcCol="38100" rtlCol="0" anchor="ctr">
         <a:spAutoFit/>
       </a:bodyPr>
       <a:lstStyle>
@@ -4270,7 +4732,7 @@
           <a:buFontTx/>
           <a:buNone/>
           <a:tabLst/>
-          <a:defRPr b="0" baseline="0" cap="none" i="0" spc="0" strike="noStrike" sz="1800" u="none" kumimoji="0" normalizeH="0">
+          <a:defRPr kumimoji="0" sz="1800" b="0" i="0" u="none" strike="noStrike" cap="none" spc="0" normalizeH="0" baseline="0">
             <a:ln>
               <a:noFill/>
             </a:ln>
@@ -4300,7 +4762,7 @@
           <a:buFontTx/>
           <a:buNone/>
           <a:tabLst/>
-          <a:defRPr b="0" baseline="0" cap="none" i="0" spc="0" strike="noStrike" sz="1800" u="none" kumimoji="0" normalizeH="0">
+          <a:defRPr kumimoji="0" sz="1800" b="0" i="0" u="none" strike="noStrike" cap="none" spc="0" normalizeH="0" baseline="0">
             <a:ln>
               <a:noFill/>
             </a:ln>
@@ -4326,7 +4788,7 @@
           <a:buFontTx/>
           <a:buNone/>
           <a:tabLst/>
-          <a:defRPr b="0" baseline="0" cap="none" i="0" spc="0" strike="noStrike" sz="1800" u="none" kumimoji="0" normalizeH="0">
+          <a:defRPr kumimoji="0" sz="1800" b="0" i="0" u="none" strike="noStrike" cap="none" spc="0" normalizeH="0" baseline="0">
             <a:ln>
               <a:noFill/>
             </a:ln>
@@ -4352,7 +4814,7 @@
           <a:buFontTx/>
           <a:buNone/>
           <a:tabLst/>
-          <a:defRPr b="0" baseline="0" cap="none" i="0" spc="0" strike="noStrike" sz="1800" u="none" kumimoji="0" normalizeH="0">
+          <a:defRPr kumimoji="0" sz="1800" b="0" i="0" u="none" strike="noStrike" cap="none" spc="0" normalizeH="0" baseline="0">
             <a:ln>
               <a:noFill/>
             </a:ln>
@@ -4378,7 +4840,7 @@
           <a:buFontTx/>
           <a:buNone/>
           <a:tabLst/>
-          <a:defRPr b="0" baseline="0" cap="none" i="0" spc="0" strike="noStrike" sz="1800" u="none" kumimoji="0" normalizeH="0">
+          <a:defRPr kumimoji="0" sz="1800" b="0" i="0" u="none" strike="noStrike" cap="none" spc="0" normalizeH="0" baseline="0">
             <a:ln>
               <a:noFill/>
             </a:ln>
@@ -4404,7 +4866,7 @@
           <a:buFontTx/>
           <a:buNone/>
           <a:tabLst/>
-          <a:defRPr b="0" baseline="0" cap="none" i="0" spc="0" strike="noStrike" sz="1800" u="none" kumimoji="0" normalizeH="0">
+          <a:defRPr kumimoji="0" sz="1800" b="0" i="0" u="none" strike="noStrike" cap="none" spc="0" normalizeH="0" baseline="0">
             <a:ln>
               <a:noFill/>
             </a:ln>
@@ -4430,7 +4892,7 @@
           <a:buFontTx/>
           <a:buNone/>
           <a:tabLst/>
-          <a:defRPr b="0" baseline="0" cap="none" i="0" spc="0" strike="noStrike" sz="1800" u="none" kumimoji="0" normalizeH="0">
+          <a:defRPr kumimoji="0" sz="1800" b="0" i="0" u="none" strike="noStrike" cap="none" spc="0" normalizeH="0" baseline="0">
             <a:ln>
               <a:noFill/>
             </a:ln>
@@ -4456,7 +4918,7 @@
           <a:buFontTx/>
           <a:buNone/>
           <a:tabLst/>
-          <a:defRPr b="0" baseline="0" cap="none" i="0" spc="0" strike="noStrike" sz="1800" u="none" kumimoji="0" normalizeH="0">
+          <a:defRPr kumimoji="0" sz="1800" b="0" i="0" u="none" strike="noStrike" cap="none" spc="0" normalizeH="0" baseline="0">
             <a:ln>
               <a:noFill/>
             </a:ln>
@@ -4482,7 +4944,7 @@
           <a:buFontTx/>
           <a:buNone/>
           <a:tabLst/>
-          <a:defRPr b="0" baseline="0" cap="none" i="0" spc="0" strike="noStrike" sz="1800" u="none" kumimoji="0" normalizeH="0">
+          <a:defRPr kumimoji="0" sz="1800" b="0" i="0" u="none" strike="noStrike" cap="none" spc="0" normalizeH="0" baseline="0">
             <a:ln>
               <a:noFill/>
             </a:ln>
@@ -4508,7 +4970,7 @@
           <a:buFontTx/>
           <a:buNone/>
           <a:tabLst/>
-          <a:defRPr b="0" baseline="0" cap="none" i="0" spc="0" strike="noStrike" sz="1800" u="none" kumimoji="0" normalizeH="0">
+          <a:defRPr kumimoji="0" sz="1800" b="0" i="0" u="none" strike="noStrike" cap="none" spc="0" normalizeH="0" baseline="0">
             <a:ln>
               <a:noFill/>
             </a:ln>
@@ -4521,9 +4983,15 @@
         </a:lvl9pPr>
       </a:lstStyle>
       <a:style>
-        <a:lnRef idx="0"/>
-        <a:fillRef idx="0"/>
-        <a:effectRef idx="0"/>
+        <a:lnRef idx="0">
+          <a:scrgbClr r="0" g="0" b="0"/>
+        </a:lnRef>
+        <a:fillRef idx="0">
+          <a:scrgbClr r="0" g="0" b="0"/>
+        </a:fillRef>
+        <a:effectRef idx="0">
+          <a:scrgbClr r="0" g="0" b="0"/>
+        </a:effectRef>
         <a:fontRef idx="none"/>
       </a:style>
     </a:spDef>
@@ -4540,7 +5008,7 @@
         <a:effectLst/>
         <a:sp3d/>
       </a:spPr>
-      <a:bodyPr rot="0" spcFirstLastPara="1" vertOverflow="overflow" horzOverflow="overflow" vert="horz" wrap="square" lIns="91439" tIns="45719" rIns="91439" bIns="45719" numCol="1" spcCol="38100" rtlCol="0" anchor="t" upright="0">
+      <a:bodyPr rot="0" spcFirstLastPara="1" vertOverflow="overflow" horzOverflow="overflow" vert="horz" wrap="square" lIns="91439" tIns="45719" rIns="91439" bIns="45719" numCol="1" spcCol="38100" rtlCol="0" anchor="t">
         <a:noAutofit/>
       </a:bodyPr>
       <a:lstStyle>
@@ -4559,7 +5027,7 @@
           <a:buFontTx/>
           <a:buNone/>
           <a:tabLst/>
-          <a:defRPr b="0" baseline="0" cap="none" i="0" spc="0" strike="noStrike" sz="1800" u="none" kumimoji="0" normalizeH="0">
+          <a:defRPr kumimoji="0" sz="1800" b="0" i="0" u="none" strike="noStrike" cap="none" spc="0" normalizeH="0" baseline="0">
             <a:ln>
               <a:noFill/>
             </a:ln>
@@ -4585,7 +5053,7 @@
           <a:buFontTx/>
           <a:buNone/>
           <a:tabLst/>
-          <a:defRPr b="0" baseline="0" cap="none" i="0" spc="0" strike="noStrike" sz="1800" u="none" kumimoji="0" normalizeH="0">
+          <a:defRPr kumimoji="0" sz="1800" b="0" i="0" u="none" strike="noStrike" cap="none" spc="0" normalizeH="0" baseline="0">
             <a:ln>
               <a:noFill/>
             </a:ln>
@@ -4611,7 +5079,7 @@
           <a:buFontTx/>
           <a:buNone/>
           <a:tabLst/>
-          <a:defRPr b="0" baseline="0" cap="none" i="0" spc="0" strike="noStrike" sz="1800" u="none" kumimoji="0" normalizeH="0">
+          <a:defRPr kumimoji="0" sz="1800" b="0" i="0" u="none" strike="noStrike" cap="none" spc="0" normalizeH="0" baseline="0">
             <a:ln>
               <a:noFill/>
             </a:ln>
@@ -4637,7 +5105,7 @@
           <a:buFontTx/>
           <a:buNone/>
           <a:tabLst/>
-          <a:defRPr b="0" baseline="0" cap="none" i="0" spc="0" strike="noStrike" sz="1800" u="none" kumimoji="0" normalizeH="0">
+          <a:defRPr kumimoji="0" sz="1800" b="0" i="0" u="none" strike="noStrike" cap="none" spc="0" normalizeH="0" baseline="0">
             <a:ln>
               <a:noFill/>
             </a:ln>
@@ -4663,7 +5131,7 @@
           <a:buFontTx/>
           <a:buNone/>
           <a:tabLst/>
-          <a:defRPr b="0" baseline="0" cap="none" i="0" spc="0" strike="noStrike" sz="1800" u="none" kumimoji="0" normalizeH="0">
+          <a:defRPr kumimoji="0" sz="1800" b="0" i="0" u="none" strike="noStrike" cap="none" spc="0" normalizeH="0" baseline="0">
             <a:ln>
               <a:noFill/>
             </a:ln>
@@ -4689,7 +5157,7 @@
           <a:buFontTx/>
           <a:buNone/>
           <a:tabLst/>
-          <a:defRPr b="0" baseline="0" cap="none" i="0" spc="0" strike="noStrike" sz="1800" u="none" kumimoji="0" normalizeH="0">
+          <a:defRPr kumimoji="0" sz="1800" b="0" i="0" u="none" strike="noStrike" cap="none" spc="0" normalizeH="0" baseline="0">
             <a:ln>
               <a:noFill/>
             </a:ln>
@@ -4715,7 +5183,7 @@
           <a:buFontTx/>
           <a:buNone/>
           <a:tabLst/>
-          <a:defRPr b="0" baseline="0" cap="none" i="0" spc="0" strike="noStrike" sz="1800" u="none" kumimoji="0" normalizeH="0">
+          <a:defRPr kumimoji="0" sz="1800" b="0" i="0" u="none" strike="noStrike" cap="none" spc="0" normalizeH="0" baseline="0">
             <a:ln>
               <a:noFill/>
             </a:ln>
@@ -4741,7 +5209,7 @@
           <a:buFontTx/>
           <a:buNone/>
           <a:tabLst/>
-          <a:defRPr b="0" baseline="0" cap="none" i="0" spc="0" strike="noStrike" sz="1800" u="none" kumimoji="0" normalizeH="0">
+          <a:defRPr kumimoji="0" sz="1800" b="0" i="0" u="none" strike="noStrike" cap="none" spc="0" normalizeH="0" baseline="0">
             <a:ln>
               <a:noFill/>
             </a:ln>
@@ -4767,7 +5235,7 @@
           <a:buFontTx/>
           <a:buNone/>
           <a:tabLst/>
-          <a:defRPr b="0" baseline="0" cap="none" i="0" spc="0" strike="noStrike" sz="1800" u="none" kumimoji="0" normalizeH="0">
+          <a:defRPr kumimoji="0" sz="1800" b="0" i="0" u="none" strike="noStrike" cap="none" spc="0" normalizeH="0" baseline="0">
             <a:ln>
               <a:noFill/>
             </a:ln>
@@ -4793,7 +5261,7 @@
           <a:buFontTx/>
           <a:buNone/>
           <a:tabLst/>
-          <a:defRPr b="0" baseline="0" cap="none" i="0" spc="0" strike="noStrike" sz="1800" u="none" kumimoji="0" normalizeH="0">
+          <a:defRPr kumimoji="0" sz="1800" b="0" i="0" u="none" strike="noStrike" cap="none" spc="0" normalizeH="0" baseline="0">
             <a:ln>
               <a:noFill/>
             </a:ln>
@@ -4806,9 +5274,15 @@
         </a:lvl9pPr>
       </a:lstStyle>
       <a:style>
-        <a:lnRef idx="0"/>
-        <a:fillRef idx="0"/>
-        <a:effectRef idx="0"/>
+        <a:lnRef idx="0">
+          <a:scrgbClr r="0" g="0" b="0"/>
+        </a:lnRef>
+        <a:fillRef idx="0">
+          <a:scrgbClr r="0" g="0" b="0"/>
+        </a:fillRef>
+        <a:effectRef idx="0">
+          <a:scrgbClr r="0" g="0" b="0"/>
+        </a:effectRef>
         <a:fontRef idx="none"/>
       </a:style>
     </a:lnDef>
@@ -4822,7 +5296,7 @@
         <a:effectLst/>
         <a:sp3d/>
       </a:spPr>
-      <a:bodyPr rot="0" spcFirstLastPara="1" vertOverflow="overflow" horzOverflow="overflow" vert="horz" wrap="square" lIns="45718" tIns="45718" rIns="45718" bIns="45718" numCol="1" spcCol="38100" rtlCol="0" anchor="t" upright="0">
+      <a:bodyPr rot="0" spcFirstLastPara="1" vertOverflow="overflow" horzOverflow="overflow" vert="horz" wrap="square" lIns="45718" tIns="45718" rIns="45718" bIns="45718" numCol="1" spcCol="38100" rtlCol="0" anchor="t">
         <a:spAutoFit/>
       </a:bodyPr>
       <a:lstStyle>
@@ -4841,7 +5315,7 @@
           <a:buFontTx/>
           <a:buNone/>
           <a:tabLst/>
-          <a:defRPr b="0" baseline="0" cap="none" i="0" spc="0" strike="noStrike" sz="1800" u="none" kumimoji="0" normalizeH="0">
+          <a:defRPr kumimoji="0" sz="1800" b="0" i="0" u="none" strike="noStrike" cap="none" spc="0" normalizeH="0" baseline="0">
             <a:ln>
               <a:noFill/>
             </a:ln>
@@ -4871,7 +5345,7 @@
           <a:buFontTx/>
           <a:buNone/>
           <a:tabLst/>
-          <a:defRPr b="0" baseline="0" cap="none" i="0" spc="0" strike="noStrike" sz="1800" u="none" kumimoji="0" normalizeH="0">
+          <a:defRPr kumimoji="0" sz="1800" b="0" i="0" u="none" strike="noStrike" cap="none" spc="0" normalizeH="0" baseline="0">
             <a:ln>
               <a:noFill/>
             </a:ln>
@@ -4897,7 +5371,7 @@
           <a:buFontTx/>
           <a:buNone/>
           <a:tabLst/>
-          <a:defRPr b="0" baseline="0" cap="none" i="0" spc="0" strike="noStrike" sz="1800" u="none" kumimoji="0" normalizeH="0">
+          <a:defRPr kumimoji="0" sz="1800" b="0" i="0" u="none" strike="noStrike" cap="none" spc="0" normalizeH="0" baseline="0">
             <a:ln>
               <a:noFill/>
             </a:ln>
@@ -4923,7 +5397,7 @@
           <a:buFontTx/>
           <a:buNone/>
           <a:tabLst/>
-          <a:defRPr b="0" baseline="0" cap="none" i="0" spc="0" strike="noStrike" sz="1800" u="none" kumimoji="0" normalizeH="0">
+          <a:defRPr kumimoji="0" sz="1800" b="0" i="0" u="none" strike="noStrike" cap="none" spc="0" normalizeH="0" baseline="0">
             <a:ln>
               <a:noFill/>
             </a:ln>
@@ -4949,7 +5423,7 @@
           <a:buFontTx/>
           <a:buNone/>
           <a:tabLst/>
-          <a:defRPr b="0" baseline="0" cap="none" i="0" spc="0" strike="noStrike" sz="1800" u="none" kumimoji="0" normalizeH="0">
+          <a:defRPr kumimoji="0" sz="1800" b="0" i="0" u="none" strike="noStrike" cap="none" spc="0" normalizeH="0" baseline="0">
             <a:ln>
               <a:noFill/>
             </a:ln>
@@ -4975,7 +5449,7 @@
           <a:buFontTx/>
           <a:buNone/>
           <a:tabLst/>
-          <a:defRPr b="0" baseline="0" cap="none" i="0" spc="0" strike="noStrike" sz="1800" u="none" kumimoji="0" normalizeH="0">
+          <a:defRPr kumimoji="0" sz="1800" b="0" i="0" u="none" strike="noStrike" cap="none" spc="0" normalizeH="0" baseline="0">
             <a:ln>
               <a:noFill/>
             </a:ln>
@@ -5001,7 +5475,7 @@
           <a:buFontTx/>
           <a:buNone/>
           <a:tabLst/>
-          <a:defRPr b="0" baseline="0" cap="none" i="0" spc="0" strike="noStrike" sz="1800" u="none" kumimoji="0" normalizeH="0">
+          <a:defRPr kumimoji="0" sz="1800" b="0" i="0" u="none" strike="noStrike" cap="none" spc="0" normalizeH="0" baseline="0">
             <a:ln>
               <a:noFill/>
             </a:ln>
@@ -5027,7 +5501,7 @@
           <a:buFontTx/>
           <a:buNone/>
           <a:tabLst/>
-          <a:defRPr b="0" baseline="0" cap="none" i="0" spc="0" strike="noStrike" sz="1800" u="none" kumimoji="0" normalizeH="0">
+          <a:defRPr kumimoji="0" sz="1800" b="0" i="0" u="none" strike="noStrike" cap="none" spc="0" normalizeH="0" baseline="0">
             <a:ln>
               <a:noFill/>
             </a:ln>
@@ -5053,7 +5527,7 @@
           <a:buFontTx/>
           <a:buNone/>
           <a:tabLst/>
-          <a:defRPr b="0" baseline="0" cap="none" i="0" spc="0" strike="noStrike" sz="1800" u="none" kumimoji="0" normalizeH="0">
+          <a:defRPr kumimoji="0" sz="1800" b="0" i="0" u="none" strike="noStrike" cap="none" spc="0" normalizeH="0" baseline="0">
             <a:ln>
               <a:noFill/>
             </a:ln>
@@ -5079,7 +5553,7 @@
           <a:buFontTx/>
           <a:buNone/>
           <a:tabLst/>
-          <a:defRPr b="0" baseline="0" cap="none" i="0" spc="0" strike="noStrike" sz="1800" u="none" kumimoji="0" normalizeH="0">
+          <a:defRPr kumimoji="0" sz="1800" b="0" i="0" u="none" strike="noStrike" cap="none" spc="0" normalizeH="0" baseline="0">
             <a:ln>
               <a:noFill/>
             </a:ln>
@@ -5092,12 +5566,19 @@
         </a:lvl9pPr>
       </a:lstStyle>
       <a:style>
-        <a:lnRef idx="0"/>
-        <a:fillRef idx="0"/>
-        <a:effectRef idx="0"/>
+        <a:lnRef idx="0">
+          <a:scrgbClr r="0" g="0" b="0"/>
+        </a:lnRef>
+        <a:fillRef idx="0">
+          <a:scrgbClr r="0" g="0" b="0"/>
+        </a:fillRef>
+        <a:effectRef idx="0">
+          <a:scrgbClr r="0" g="0" b="0"/>
+        </a:effectRef>
         <a:fontRef idx="none"/>
       </a:style>
     </a:txDef>
   </a:objectDefaults>
+  <a:extraClrSchemeLst/>
 </a:theme>
 </file>